--- a/Deliverables/OFDM_JCAS_Technical_Documentation.docx
+++ b/Deliverables/OFDM_JCAS_Technical_Documentation.docx
@@ -43,56 +43,20 @@
           <w:sz w:val="20"/>
           <w:szCs w:val="20"/>
         </w:rPr>
-        <w:t xml:space="preserve">Repository: </w:t>
-      </w:r>
-      <w:proofErr w:type="spellStart"/>
+        <w:t>Repository: smanthat/OFDM  |  June 2026</w:t>
+      </w:r>
+    </w:p>
+    <w:p>
+      <w:pPr>
+        <w:spacing w:after="240"/>
+        <w:jc w:val="center"/>
+      </w:pPr>
       <w:r>
         <w:rPr>
           <w:color w:val="666666"/>
           <w:sz w:val="20"/>
           <w:szCs w:val="20"/>
         </w:rPr>
-        <w:t>smanthat</w:t>
-      </w:r>
-      <w:proofErr w:type="spellEnd"/>
-      <w:r>
-        <w:rPr>
-          <w:color w:val="666666"/>
-          <w:sz w:val="20"/>
-          <w:szCs w:val="20"/>
-        </w:rPr>
-        <w:t>/</w:t>
-      </w:r>
-      <w:proofErr w:type="gramStart"/>
-      <w:r>
-        <w:rPr>
-          <w:color w:val="666666"/>
-          <w:sz w:val="20"/>
-          <w:szCs w:val="20"/>
-        </w:rPr>
-        <w:t>OFDM  |</w:t>
-      </w:r>
-      <w:proofErr w:type="gramEnd"/>
-      <w:r>
-        <w:rPr>
-          <w:color w:val="666666"/>
-          <w:sz w:val="20"/>
-          <w:szCs w:val="20"/>
-        </w:rPr>
-        <w:t xml:space="preserve">  June 2026</w:t>
-      </w:r>
-    </w:p>
-    <w:p>
-      <w:pPr>
-        <w:spacing w:after="240"/>
-        <w:jc w:val="center"/>
-      </w:pPr>
-      <w:r>
-        <w:rPr>
-          <w:color w:val="666666"/>
-          <w:sz w:val="20"/>
-          <w:szCs w:val="20"/>
-        </w:rPr>
         <w:t>Status: Communications path validated on hardware (BER ~0.02 on AD2 loopback).</w:t>
       </w:r>
     </w:p>
@@ -101,15 +65,7 @@
         <w:spacing w:after="120"/>
       </w:pPr>
       <w:r>
-        <w:t xml:space="preserve">This document is </w:t>
-      </w:r>
-      <w:proofErr w:type="gramStart"/>
-      <w:r>
-        <w:t>the developer</w:t>
-      </w:r>
-      <w:proofErr w:type="gramEnd"/>
-      <w:r>
-        <w:t xml:space="preserve"> reference for the system as implemented. It is written so that any future work (radar path, CFO correction, FPGA port) can build directly on it without re-deriving decisions. Read alongside the code; the code is canonical where they disagree.</w:t>
+        <w:t>This document is the developer reference for the system as implemented. It is written so that any future work (radar path, CFO correction, FPGA port) can build directly on it without re-deriving decisions. Read alongside the code; the code is canonical where they disagree.</w:t>
       </w:r>
     </w:p>
     <w:p>
@@ -137,15 +93,7 @@
         </w:numPr>
       </w:pPr>
       <w:r>
-        <w:t xml:space="preserve">Communications: QPSK data over 64 subcarriers, blind frame synchronization, channel estimation, and equalization. Implemented and </w:t>
-      </w:r>
-      <w:proofErr w:type="gramStart"/>
-      <w:r>
-        <w:t>hardware-validated</w:t>
-      </w:r>
-      <w:proofErr w:type="gramEnd"/>
-      <w:r>
-        <w:t>.</w:t>
+        <w:t>Communications: QPSK data over 64 subcarriers, blind frame synchronization, channel estimation, and equalization. Implemented and hardware-validated.</w:t>
       </w:r>
     </w:p>
     <w:p>
@@ -165,23 +113,7 @@
         <w:spacing w:after="120"/>
       </w:pPr>
       <w:r>
-        <w:t xml:space="preserve">End goal: real-time implementation in hand-written </w:t>
-      </w:r>
-      <w:proofErr w:type="spellStart"/>
-      <w:r>
-        <w:t>SystemVerilog</w:t>
-      </w:r>
-      <w:proofErr w:type="spellEnd"/>
-      <w:r>
-        <w:t xml:space="preserve"> on a </w:t>
-      </w:r>
-      <w:proofErr w:type="spellStart"/>
-      <w:r>
-        <w:t>Nexys</w:t>
-      </w:r>
-      <w:proofErr w:type="spellEnd"/>
-      <w:r>
-        <w:t xml:space="preserve"> A7-100T (Artix-7 xc7a100tcsg324-1), with the FFT shared between the comms and radar paths.</w:t>
+        <w:t>End goal: real-time implementation in hand-written SystemVerilog on a Nexys A7-100T (Artix-7 xc7a100tcsg324-1), with the FFT shared between the comms and radar paths.</w:t>
       </w:r>
     </w:p>
     <w:p>
@@ -217,43 +149,63 @@
           <w:sz w:val="17"/>
           <w:szCs w:val="17"/>
         </w:rPr>
-        <w:t xml:space="preserve">  -&gt; </w:t>
-      </w:r>
-      <w:proofErr w:type="spellStart"/>
+        <w:t xml:space="preserve">  -&gt; QPSK_Mapper -&gt; Symbol_Mapper -&gt; [prepend 2 preambles]</w:t>
+      </w:r>
+    </w:p>
+    <w:p>
+      <w:pPr>
+        <w:shd w:val="clear" w:color="auto" w:fill="F2F2F2"/>
+        <w:spacing w:after="20"/>
+      </w:pPr>
       <w:r>
         <w:rPr>
           <w:rFonts w:ascii="Consolas" w:eastAsia="Consolas" w:hAnsi="Consolas" w:cs="Consolas"/>
           <w:sz w:val="17"/>
           <w:szCs w:val="17"/>
         </w:rPr>
-        <w:t>QPSK_Mapper</w:t>
-      </w:r>
-      <w:proofErr w:type="spellEnd"/>
+        <w:t xml:space="preserve">  -&gt; IFFT per block -&gt; add CP (16 samples) -&gt; flatten -&gt; normalize -&gt; (quantize)</w:t>
+      </w:r>
+    </w:p>
+    <w:p>
+      <w:pPr>
+        <w:shd w:val="clear" w:color="auto" w:fill="F2F2F2"/>
+        <w:spacing w:after="20"/>
+      </w:pPr>
       <w:r>
         <w:rPr>
           <w:rFonts w:ascii="Consolas" w:eastAsia="Consolas" w:hAnsi="Consolas" w:cs="Consolas"/>
           <w:sz w:val="17"/>
           <w:szCs w:val="17"/>
         </w:rPr>
-        <w:t xml:space="preserve"> -&gt; </w:t>
-      </w:r>
-      <w:proofErr w:type="spellStart"/>
+        <w:t xml:space="preserve">  -&gt; ad2_i_waveform.csv / ad2_q_waveform.csv</w:t>
+      </w:r>
+    </w:p>
+    <w:p>
+      <w:pPr>
+        <w:shd w:val="clear" w:color="auto" w:fill="F2F2F2"/>
+        <w:spacing w:after="20"/>
+      </w:pPr>
       <w:r>
         <w:rPr>
           <w:rFonts w:ascii="Consolas" w:eastAsia="Consolas" w:hAnsi="Consolas" w:cs="Consolas"/>
           <w:sz w:val="17"/>
           <w:szCs w:val="17"/>
         </w:rPr>
-        <w:t>Symbol_Mapper</w:t>
-      </w:r>
-      <w:proofErr w:type="spellEnd"/>
+        <w:t xml:space="preserve">  -&gt; [AD2 AWG W1/W2, SYNCHRONIZED, Run All]</w:t>
+      </w:r>
+    </w:p>
+    <w:p>
+      <w:pPr>
+        <w:shd w:val="clear" w:color="auto" w:fill="F2F2F2"/>
+        <w:spacing w:after="20"/>
+      </w:pPr>
       <w:r>
         <w:rPr>
           <w:rFonts w:ascii="Consolas" w:eastAsia="Consolas" w:hAnsi="Consolas" w:cs="Consolas"/>
           <w:sz w:val="17"/>
           <w:szCs w:val="17"/>
         </w:rPr>
-        <w:t xml:space="preserve"> -&gt; [prepend 2 preambles]</w:t>
+        <w:t xml:space="preserve">  -&gt; [physical loopback / channel]</w:t>
       </w:r>
     </w:p>
     <w:p>
@@ -267,7 +219,7 @@
           <w:sz w:val="17"/>
           <w:szCs w:val="17"/>
         </w:rPr>
-        <w:t xml:space="preserve">  -&gt; IFFT per block -&gt; add CP (16 samples) -&gt; flatten -&gt; normalize -&gt; (quantize)</w:t>
+        <w:t xml:space="preserve">  -&gt; [AD2 scope Ch1=I, Ch2=Q capture] -&gt; Recieved_waveform.csv</w:t>
       </w:r>
     </w:p>
     <w:p>
@@ -281,7 +233,7 @@
           <w:sz w:val="17"/>
           <w:szCs w:val="17"/>
         </w:rPr>
-        <w:t xml:space="preserve">  -&gt; ad2_i_waveform.csv / ad2_q_waveform.csv</w:t>
+        <w:t xml:space="preserve">  -&gt; Schmidl-Cox sync on RAW 1-D stream -&gt; d_peak</w:t>
       </w:r>
     </w:p>
     <w:p>
@@ -295,7 +247,7 @@
           <w:sz w:val="17"/>
           <w:szCs w:val="17"/>
         </w:rPr>
-        <w:t xml:space="preserve">  -&gt; [AD2 AWG W1/W2, SYNCHRONIZED, Run All]</w:t>
+        <w:t xml:space="preserve">  -&gt; slice 18 blocks from d_peak -&gt; strip CP -&gt; FFT per block</w:t>
       </w:r>
     </w:p>
     <w:p>
@@ -309,7 +261,7 @@
           <w:sz w:val="17"/>
           <w:szCs w:val="17"/>
         </w:rPr>
-        <w:t xml:space="preserve">  -&gt; [physical loopback / channel]</w:t>
+        <w:t xml:space="preserve">  -&gt; H_est = freq[1] / channel_preamble   (full-spectrum preamble)</w:t>
       </w:r>
     </w:p>
     <w:p>
@@ -323,7 +275,7 @@
           <w:sz w:val="17"/>
           <w:szCs w:val="17"/>
         </w:rPr>
-        <w:t xml:space="preserve">  -&gt; [AD2 scope Ch1=I, Ch2=Q capture] -&gt; Recieved_waveform.csv</w:t>
+        <w:t xml:space="preserve">  -&gt; data_eq = freq[2:] / H_est           (zero-forcing equalize)</w:t>
       </w:r>
     </w:p>
     <w:p>
@@ -337,265 +289,7 @@
           <w:sz w:val="17"/>
           <w:szCs w:val="17"/>
         </w:rPr>
-        <w:t xml:space="preserve">  -&gt; Schmidl-Cox sync on RAW 1-D stream -&gt; </w:t>
-      </w:r>
-      <w:proofErr w:type="spellStart"/>
-      <w:r>
-        <w:rPr>
-          <w:rFonts w:ascii="Consolas" w:eastAsia="Consolas" w:hAnsi="Consolas" w:cs="Consolas"/>
-          <w:sz w:val="17"/>
-          <w:szCs w:val="17"/>
-        </w:rPr>
-        <w:t>d_peak</w:t>
-      </w:r>
-      <w:proofErr w:type="spellEnd"/>
-    </w:p>
-    <w:p>
-      <w:pPr>
-        <w:shd w:val="clear" w:color="auto" w:fill="F2F2F2"/>
-        <w:spacing w:after="20"/>
-      </w:pPr>
-      <w:r>
-        <w:rPr>
-          <w:rFonts w:ascii="Consolas" w:eastAsia="Consolas" w:hAnsi="Consolas" w:cs="Consolas"/>
-          <w:sz w:val="17"/>
-          <w:szCs w:val="17"/>
-        </w:rPr>
-        <w:t xml:space="preserve">  -&gt; slice 18 blocks from </w:t>
-      </w:r>
-      <w:proofErr w:type="spellStart"/>
-      <w:r>
-        <w:rPr>
-          <w:rFonts w:ascii="Consolas" w:eastAsia="Consolas" w:hAnsi="Consolas" w:cs="Consolas"/>
-          <w:sz w:val="17"/>
-          <w:szCs w:val="17"/>
-        </w:rPr>
-        <w:t>d_peak</w:t>
-      </w:r>
-      <w:proofErr w:type="spellEnd"/>
-      <w:r>
-        <w:rPr>
-          <w:rFonts w:ascii="Consolas" w:eastAsia="Consolas" w:hAnsi="Consolas" w:cs="Consolas"/>
-          <w:sz w:val="17"/>
-          <w:szCs w:val="17"/>
-        </w:rPr>
-        <w:t xml:space="preserve"> -&gt; strip CP -&gt; FFT per block</w:t>
-      </w:r>
-    </w:p>
-    <w:p>
-      <w:pPr>
-        <w:shd w:val="clear" w:color="auto" w:fill="F2F2F2"/>
-        <w:spacing w:after="20"/>
-      </w:pPr>
-      <w:r>
-        <w:rPr>
-          <w:rFonts w:ascii="Consolas" w:eastAsia="Consolas" w:hAnsi="Consolas" w:cs="Consolas"/>
-          <w:sz w:val="17"/>
-          <w:szCs w:val="17"/>
-        </w:rPr>
-        <w:t xml:space="preserve">  -&gt; </w:t>
-      </w:r>
-      <w:proofErr w:type="spellStart"/>
-      <w:r>
-        <w:rPr>
-          <w:rFonts w:ascii="Consolas" w:eastAsia="Consolas" w:hAnsi="Consolas" w:cs="Consolas"/>
-          <w:sz w:val="17"/>
-          <w:szCs w:val="17"/>
-        </w:rPr>
-        <w:t>H_est</w:t>
-      </w:r>
-      <w:proofErr w:type="spellEnd"/>
-      <w:r>
-        <w:rPr>
-          <w:rFonts w:ascii="Consolas" w:eastAsia="Consolas" w:hAnsi="Consolas" w:cs="Consolas"/>
-          <w:sz w:val="17"/>
-          <w:szCs w:val="17"/>
-        </w:rPr>
-        <w:t xml:space="preserve"> = </w:t>
-      </w:r>
-      <w:proofErr w:type="spellStart"/>
-      <w:proofErr w:type="gramStart"/>
-      <w:r>
-        <w:rPr>
-          <w:rFonts w:ascii="Consolas" w:eastAsia="Consolas" w:hAnsi="Consolas" w:cs="Consolas"/>
-          <w:sz w:val="17"/>
-          <w:szCs w:val="17"/>
-        </w:rPr>
-        <w:t>freq</w:t>
-      </w:r>
-      <w:proofErr w:type="spellEnd"/>
-      <w:r>
-        <w:rPr>
-          <w:rFonts w:ascii="Consolas" w:eastAsia="Consolas" w:hAnsi="Consolas" w:cs="Consolas"/>
-          <w:sz w:val="17"/>
-          <w:szCs w:val="17"/>
-        </w:rPr>
-        <w:t>[</w:t>
-      </w:r>
-      <w:proofErr w:type="gramEnd"/>
-      <w:r>
-        <w:rPr>
-          <w:rFonts w:ascii="Consolas" w:eastAsia="Consolas" w:hAnsi="Consolas" w:cs="Consolas"/>
-          <w:sz w:val="17"/>
-          <w:szCs w:val="17"/>
-        </w:rPr>
-        <w:t xml:space="preserve">1] / </w:t>
-      </w:r>
-      <w:proofErr w:type="spellStart"/>
-      <w:r>
-        <w:rPr>
-          <w:rFonts w:ascii="Consolas" w:eastAsia="Consolas" w:hAnsi="Consolas" w:cs="Consolas"/>
-          <w:sz w:val="17"/>
-          <w:szCs w:val="17"/>
-        </w:rPr>
-        <w:t>channel_preamble</w:t>
-      </w:r>
-      <w:proofErr w:type="spellEnd"/>
-      <w:proofErr w:type="gramStart"/>
-      <w:r>
-        <w:rPr>
-          <w:rFonts w:ascii="Consolas" w:eastAsia="Consolas" w:hAnsi="Consolas" w:cs="Consolas"/>
-          <w:sz w:val="17"/>
-          <w:szCs w:val="17"/>
-        </w:rPr>
-        <w:t xml:space="preserve">   (</w:t>
-      </w:r>
-      <w:proofErr w:type="gramEnd"/>
-      <w:r>
-        <w:rPr>
-          <w:rFonts w:ascii="Consolas" w:eastAsia="Consolas" w:hAnsi="Consolas" w:cs="Consolas"/>
-          <w:sz w:val="17"/>
-          <w:szCs w:val="17"/>
-        </w:rPr>
-        <w:t>full-spectrum preamble)</w:t>
-      </w:r>
-    </w:p>
-    <w:p>
-      <w:pPr>
-        <w:shd w:val="clear" w:color="auto" w:fill="F2F2F2"/>
-        <w:spacing w:after="20"/>
-      </w:pPr>
-      <w:r>
-        <w:rPr>
-          <w:rFonts w:ascii="Consolas" w:eastAsia="Consolas" w:hAnsi="Consolas" w:cs="Consolas"/>
-          <w:sz w:val="17"/>
-          <w:szCs w:val="17"/>
-        </w:rPr>
-        <w:t xml:space="preserve">  -&gt; </w:t>
-      </w:r>
-      <w:proofErr w:type="spellStart"/>
-      <w:r>
-        <w:rPr>
-          <w:rFonts w:ascii="Consolas" w:eastAsia="Consolas" w:hAnsi="Consolas" w:cs="Consolas"/>
-          <w:sz w:val="17"/>
-          <w:szCs w:val="17"/>
-        </w:rPr>
-        <w:t>data_eq</w:t>
-      </w:r>
-      <w:proofErr w:type="spellEnd"/>
-      <w:r>
-        <w:rPr>
-          <w:rFonts w:ascii="Consolas" w:eastAsia="Consolas" w:hAnsi="Consolas" w:cs="Consolas"/>
-          <w:sz w:val="17"/>
-          <w:szCs w:val="17"/>
-        </w:rPr>
-        <w:t xml:space="preserve"> = </w:t>
-      </w:r>
-      <w:proofErr w:type="spellStart"/>
-      <w:proofErr w:type="gramStart"/>
-      <w:r>
-        <w:rPr>
-          <w:rFonts w:ascii="Consolas" w:eastAsia="Consolas" w:hAnsi="Consolas" w:cs="Consolas"/>
-          <w:sz w:val="17"/>
-          <w:szCs w:val="17"/>
-        </w:rPr>
-        <w:t>freq</w:t>
-      </w:r>
-      <w:proofErr w:type="spellEnd"/>
-      <w:r>
-        <w:rPr>
-          <w:rFonts w:ascii="Consolas" w:eastAsia="Consolas" w:hAnsi="Consolas" w:cs="Consolas"/>
-          <w:sz w:val="17"/>
-          <w:szCs w:val="17"/>
-        </w:rPr>
-        <w:t>[</w:t>
-      </w:r>
-      <w:proofErr w:type="gramEnd"/>
-      <w:r>
-        <w:rPr>
-          <w:rFonts w:ascii="Consolas" w:eastAsia="Consolas" w:hAnsi="Consolas" w:cs="Consolas"/>
-          <w:sz w:val="17"/>
-          <w:szCs w:val="17"/>
-        </w:rPr>
-        <w:t xml:space="preserve">2:] / </w:t>
-      </w:r>
-      <w:proofErr w:type="spellStart"/>
-      <w:r>
-        <w:rPr>
-          <w:rFonts w:ascii="Consolas" w:eastAsia="Consolas" w:hAnsi="Consolas" w:cs="Consolas"/>
-          <w:sz w:val="17"/>
-          <w:szCs w:val="17"/>
-        </w:rPr>
-        <w:t>H_est</w:t>
-      </w:r>
-      <w:proofErr w:type="spellEnd"/>
-      <w:r>
-        <w:rPr>
-          <w:rFonts w:ascii="Consolas" w:eastAsia="Consolas" w:hAnsi="Consolas" w:cs="Consolas"/>
-          <w:sz w:val="17"/>
-          <w:szCs w:val="17"/>
-        </w:rPr>
-        <w:t xml:space="preserve">        </w:t>
-      </w:r>
-      <w:proofErr w:type="gramStart"/>
-      <w:r>
-        <w:rPr>
-          <w:rFonts w:ascii="Consolas" w:eastAsia="Consolas" w:hAnsi="Consolas" w:cs="Consolas"/>
-          <w:sz w:val="17"/>
-          <w:szCs w:val="17"/>
-        </w:rPr>
-        <w:t xml:space="preserve">   (</w:t>
-      </w:r>
-      <w:proofErr w:type="gramEnd"/>
-      <w:r>
-        <w:rPr>
-          <w:rFonts w:ascii="Consolas" w:eastAsia="Consolas" w:hAnsi="Consolas" w:cs="Consolas"/>
-          <w:sz w:val="17"/>
-          <w:szCs w:val="17"/>
-        </w:rPr>
-        <w:t>zero-forcing equalize)</w:t>
-      </w:r>
-    </w:p>
-    <w:p>
-      <w:pPr>
-        <w:shd w:val="clear" w:color="auto" w:fill="F2F2F2"/>
-        <w:spacing w:after="20"/>
-      </w:pPr>
-      <w:r>
-        <w:rPr>
-          <w:rFonts w:ascii="Consolas" w:eastAsia="Consolas" w:hAnsi="Consolas" w:cs="Consolas"/>
-          <w:sz w:val="17"/>
-          <w:szCs w:val="17"/>
-        </w:rPr>
-        <w:t xml:space="preserve">  -&gt; </w:t>
-      </w:r>
-      <w:proofErr w:type="spellStart"/>
-      <w:r>
-        <w:rPr>
-          <w:rFonts w:ascii="Consolas" w:eastAsia="Consolas" w:hAnsi="Consolas" w:cs="Consolas"/>
-          <w:sz w:val="17"/>
-          <w:szCs w:val="17"/>
-        </w:rPr>
-        <w:t>Demapper</w:t>
-      </w:r>
-      <w:proofErr w:type="spellEnd"/>
-      <w:r>
-        <w:rPr>
-          <w:rFonts w:ascii="Consolas" w:eastAsia="Consolas" w:hAnsi="Consolas" w:cs="Consolas"/>
-          <w:sz w:val="17"/>
-          <w:szCs w:val="17"/>
-        </w:rPr>
-        <w:t xml:space="preserve"> -&gt; BER vs bits.txt</w:t>
+        <w:t xml:space="preserve">  -&gt; Demapper -&gt; BER vs bits.txt</w:t>
       </w:r>
     </w:p>
     <w:p>
@@ -629,12 +323,6 @@
         <w:gridCol w:w="3960"/>
       </w:tblGrid>
       <w:tr>
-        <w:tblPrEx>
-          <w:tblCellMar>
-            <w:top w:w="0" w:type="dxa"/>
-            <w:bottom w:w="0" w:type="dxa"/>
-          </w:tblCellMar>
-        </w:tblPrEx>
         <w:tc>
           <w:tcPr>
             <w:tcW w:w="2800" w:type="dxa"/>
@@ -724,12 +412,6 @@
         </w:tc>
       </w:tr>
       <w:tr>
-        <w:tblPrEx>
-          <w:tblCellMar>
-            <w:top w:w="0" w:type="dxa"/>
-            <w:bottom w:w="0" w:type="dxa"/>
-          </w:tblCellMar>
-        </w:tblPrEx>
         <w:tc>
           <w:tcPr>
             <w:tcW w:w="2800" w:type="dxa"/>
@@ -810,12 +492,6 @@
         </w:tc>
       </w:tr>
       <w:tr>
-        <w:tblPrEx>
-          <w:tblCellMar>
-            <w:top w:w="0" w:type="dxa"/>
-            <w:bottom w:w="0" w:type="dxa"/>
-          </w:tblCellMar>
-        </w:tblPrEx>
         <w:tc>
           <w:tcPr>
             <w:tcW w:w="2800" w:type="dxa"/>
@@ -896,12 +572,6 @@
         </w:tc>
       </w:tr>
       <w:tr>
-        <w:tblPrEx>
-          <w:tblCellMar>
-            <w:top w:w="0" w:type="dxa"/>
-            <w:bottom w:w="0" w:type="dxa"/>
-          </w:tblCellMar>
-        </w:tblPrEx>
         <w:tc>
           <w:tcPr>
             <w:tcW w:w="2800" w:type="dxa"/>
@@ -950,23 +620,7 @@
                 <w:sz w:val="18"/>
                 <w:szCs w:val="18"/>
               </w:rPr>
-              <w:t xml:space="preserve">500 </w:t>
-            </w:r>
-            <w:proofErr w:type="spellStart"/>
-            <w:r>
-              <w:rPr>
-                <w:sz w:val="18"/>
-                <w:szCs w:val="18"/>
-              </w:rPr>
-              <w:t>kS</w:t>
-            </w:r>
-            <w:proofErr w:type="spellEnd"/>
-            <w:r>
-              <w:rPr>
-                <w:sz w:val="18"/>
-                <w:szCs w:val="18"/>
-              </w:rPr>
-              <w:t>/s</w:t>
+              <w:t>500 kS/s</w:t>
             </w:r>
           </w:p>
         </w:tc>
@@ -998,12 +652,6 @@
         </w:tc>
       </w:tr>
       <w:tr>
-        <w:tblPrEx>
-          <w:tblCellMar>
-            <w:top w:w="0" w:type="dxa"/>
-            <w:bottom w:w="0" w:type="dxa"/>
-          </w:tblCellMar>
-        </w:tblPrEx>
         <w:tc>
           <w:tcPr>
             <w:tcW w:w="2800" w:type="dxa"/>
@@ -1084,12 +732,6 @@
         </w:tc>
       </w:tr>
       <w:tr>
-        <w:tblPrEx>
-          <w:tblCellMar>
-            <w:top w:w="0" w:type="dxa"/>
-            <w:bottom w:w="0" w:type="dxa"/>
-          </w:tblCellMar>
-        </w:tblPrEx>
         <w:tc>
           <w:tcPr>
             <w:tcW w:w="2800" w:type="dxa"/>
@@ -1170,12 +812,6 @@
         </w:tc>
       </w:tr>
       <w:tr>
-        <w:tblPrEx>
-          <w:tblCellMar>
-            <w:top w:w="0" w:type="dxa"/>
-            <w:bottom w:w="0" w:type="dxa"/>
-          </w:tblCellMar>
-        </w:tblPrEx>
         <w:tc>
           <w:tcPr>
             <w:tcW w:w="2800" w:type="dxa"/>
@@ -1258,55 +894,24 @@
               </w:rPr>
               <w:t xml:space="preserve">Hardcoded, Formula: </w:t>
             </w:r>
-            <w:proofErr w:type="gramStart"/>
-            <w:r>
-              <w:rPr>
-                <w:sz w:val="18"/>
-                <w:szCs w:val="18"/>
-              </w:rPr>
-              <w:t>int(</w:t>
-            </w:r>
-            <w:proofErr w:type="spellStart"/>
-            <w:r>
-              <w:rPr>
-                <w:sz w:val="18"/>
-                <w:szCs w:val="18"/>
-              </w:rPr>
-              <w:t>np.ceil</w:t>
-            </w:r>
-            <w:proofErr w:type="spellEnd"/>
-            <w:proofErr w:type="gramEnd"/>
-            <w:r>
-              <w:rPr>
-                <w:sz w:val="18"/>
-                <w:szCs w:val="18"/>
-              </w:rPr>
-              <w:t>(T_GI * BANDWIDTH))</w:t>
-            </w:r>
-            <w:r>
-              <w:rPr>
-                <w:sz w:val="18"/>
-                <w:szCs w:val="18"/>
-              </w:rPr>
-              <w:t xml:space="preserve"> </w:t>
-            </w:r>
-            <w:r>
-              <w:rPr>
-                <w:sz w:val="18"/>
-                <w:szCs w:val="18"/>
-              </w:rPr>
-              <w:t>Must exceed channel delay spread; sim channel max tap = 7</w:t>
+            <w:r>
+              <w:rPr>
+                <w:sz w:val="18"/>
+                <w:szCs w:val="18"/>
+              </w:rPr>
+              <w:t>int(np.ceil(T_GI * BANDWIDTH))</w:t>
+            </w:r>
+            <w:r>
+              <w:rPr>
+                <w:sz w:val="18"/>
+                <w:szCs w:val="18"/>
+              </w:rPr>
+              <w:t xml:space="preserve"> Must exceed channel delay spread; sim channel max tap = 7</w:t>
             </w:r>
           </w:p>
         </w:tc>
       </w:tr>
       <w:tr>
-        <w:tblPrEx>
-          <w:tblCellMar>
-            <w:top w:w="0" w:type="dxa"/>
-            <w:bottom w:w="0" w:type="dxa"/>
-          </w:tblCellMar>
-        </w:tblPrEx>
         <w:tc>
           <w:tcPr>
             <w:tcW w:w="2800" w:type="dxa"/>
@@ -1388,12 +993,6 @@
         </w:tc>
       </w:tr>
       <w:tr>
-        <w:tblPrEx>
-          <w:tblCellMar>
-            <w:top w:w="0" w:type="dxa"/>
-            <w:bottom w:w="0" w:type="dxa"/>
-          </w:tblCellMar>
-        </w:tblPrEx>
         <w:tc>
           <w:tcPr>
             <w:tcW w:w="2800" w:type="dxa"/>
@@ -1474,12 +1073,6 @@
         </w:tc>
       </w:tr>
       <w:tr>
-        <w:tblPrEx>
-          <w:tblCellMar>
-            <w:top w:w="0" w:type="dxa"/>
-            <w:bottom w:w="0" w:type="dxa"/>
-          </w:tblCellMar>
-        </w:tblPrEx>
         <w:tc>
           <w:tcPr>
             <w:tcW w:w="2800" w:type="dxa"/>
@@ -1554,25 +1147,12 @@
                 <w:sz w:val="18"/>
                 <w:szCs w:val="18"/>
               </w:rPr>
-              <w:t xml:space="preserve">Hardcoded, </w:t>
-            </w:r>
-            <w:r>
-              <w:rPr>
-                <w:sz w:val="18"/>
-                <w:szCs w:val="18"/>
-              </w:rPr>
-              <w:t>1 timing preamble + 1 channel preamble + 16 data</w:t>
+              <w:t>Hardcoded, 1 timing preamble + 1 channel preamble + 16 data</w:t>
             </w:r>
           </w:p>
         </w:tc>
       </w:tr>
       <w:tr>
-        <w:tblPrEx>
-          <w:tblCellMar>
-            <w:top w:w="0" w:type="dxa"/>
-            <w:bottom w:w="0" w:type="dxa"/>
-          </w:tblCellMar>
-        </w:tblPrEx>
         <w:tc>
           <w:tcPr>
             <w:tcW w:w="2800" w:type="dxa"/>
@@ -1653,12 +1233,6 @@
         </w:tc>
       </w:tr>
       <w:tr>
-        <w:tblPrEx>
-          <w:tblCellMar>
-            <w:top w:w="0" w:type="dxa"/>
-            <w:bottom w:w="0" w:type="dxa"/>
-          </w:tblCellMar>
-        </w:tblPrEx>
         <w:tc>
           <w:tcPr>
             <w:tcW w:w="2800" w:type="dxa"/>
@@ -1739,12 +1313,6 @@
         </w:tc>
       </w:tr>
       <w:tr>
-        <w:tblPrEx>
-          <w:tblCellMar>
-            <w:top w:w="0" w:type="dxa"/>
-            <w:bottom w:w="0" w:type="dxa"/>
-          </w:tblCellMar>
-        </w:tblPrEx>
         <w:tc>
           <w:tcPr>
             <w:tcW w:w="2800" w:type="dxa"/>
@@ -1852,117 +1420,35 @@
           <w:sz w:val="17"/>
           <w:szCs w:val="17"/>
         </w:rPr>
-        <w:t xml:space="preserve">block </w:t>
-      </w:r>
-      <w:proofErr w:type="gramStart"/>
+        <w:t>block index :    0          1            2 ... 17</w:t>
+      </w:r>
+    </w:p>
+    <w:p>
+      <w:pPr>
+        <w:shd w:val="clear" w:color="auto" w:fill="F2F2F2"/>
+        <w:spacing w:after="20"/>
+      </w:pPr>
       <w:r>
         <w:rPr>
           <w:rFonts w:ascii="Consolas" w:eastAsia="Consolas" w:hAnsi="Consolas" w:cs="Consolas"/>
           <w:sz w:val="17"/>
           <w:szCs w:val="17"/>
         </w:rPr>
-        <w:t>index :</w:t>
-      </w:r>
-      <w:proofErr w:type="gramEnd"/>
+        <w:t>contents    : [TIMING]  [CHANNEL]    [DATA x 16]</w:t>
+      </w:r>
+    </w:p>
+    <w:p>
+      <w:pPr>
+        <w:shd w:val="clear" w:color="auto" w:fill="F2F2F2"/>
+        <w:spacing w:after="20"/>
+      </w:pPr>
       <w:r>
         <w:rPr>
           <w:rFonts w:ascii="Consolas" w:eastAsia="Consolas" w:hAnsi="Consolas" w:cs="Consolas"/>
           <w:sz w:val="17"/>
           <w:szCs w:val="17"/>
         </w:rPr>
-        <w:t xml:space="preserve">    0          1            2 ... 17</w:t>
-      </w:r>
-    </w:p>
-    <w:p>
-      <w:pPr>
-        <w:shd w:val="clear" w:color="auto" w:fill="F2F2F2"/>
-        <w:spacing w:after="20"/>
-      </w:pPr>
-      <w:r>
-        <w:rPr>
-          <w:rFonts w:ascii="Consolas" w:eastAsia="Consolas" w:hAnsi="Consolas" w:cs="Consolas"/>
-          <w:sz w:val="17"/>
-          <w:szCs w:val="17"/>
-        </w:rPr>
-        <w:t xml:space="preserve">contents  </w:t>
-      </w:r>
-      <w:proofErr w:type="gramStart"/>
-      <w:r>
-        <w:rPr>
-          <w:rFonts w:ascii="Consolas" w:eastAsia="Consolas" w:hAnsi="Consolas" w:cs="Consolas"/>
-          <w:sz w:val="17"/>
-          <w:szCs w:val="17"/>
-        </w:rPr>
-        <w:t xml:space="preserve">  :</w:t>
-      </w:r>
-      <w:proofErr w:type="gramEnd"/>
-      <w:r>
-        <w:rPr>
-          <w:rFonts w:ascii="Consolas" w:eastAsia="Consolas" w:hAnsi="Consolas" w:cs="Consolas"/>
-          <w:sz w:val="17"/>
-          <w:szCs w:val="17"/>
-        </w:rPr>
-        <w:t xml:space="preserve"> [</w:t>
-      </w:r>
-      <w:proofErr w:type="gramStart"/>
-      <w:r>
-        <w:rPr>
-          <w:rFonts w:ascii="Consolas" w:eastAsia="Consolas" w:hAnsi="Consolas" w:cs="Consolas"/>
-          <w:sz w:val="17"/>
-          <w:szCs w:val="17"/>
-        </w:rPr>
-        <w:t xml:space="preserve">TIMING]  [CHANNEL]   </w:t>
-      </w:r>
-      <w:proofErr w:type="gramEnd"/>
-      <w:r>
-        <w:rPr>
-          <w:rFonts w:ascii="Consolas" w:eastAsia="Consolas" w:hAnsi="Consolas" w:cs="Consolas"/>
-          <w:sz w:val="17"/>
-          <w:szCs w:val="17"/>
-        </w:rPr>
-        <w:t xml:space="preserve"> [DATA x 16]</w:t>
-      </w:r>
-    </w:p>
-    <w:p>
-      <w:pPr>
-        <w:shd w:val="clear" w:color="auto" w:fill="F2F2F2"/>
-        <w:spacing w:after="20"/>
-      </w:pPr>
-      <w:r>
-        <w:rPr>
-          <w:rFonts w:ascii="Consolas" w:eastAsia="Consolas" w:hAnsi="Consolas" w:cs="Consolas"/>
-          <w:sz w:val="17"/>
-          <w:szCs w:val="17"/>
-        </w:rPr>
-        <w:t xml:space="preserve">              (SC </w:t>
-      </w:r>
-      <w:proofErr w:type="gramStart"/>
-      <w:r>
-        <w:rPr>
-          <w:rFonts w:ascii="Consolas" w:eastAsia="Consolas" w:hAnsi="Consolas" w:cs="Consolas"/>
-          <w:sz w:val="17"/>
-          <w:szCs w:val="17"/>
-        </w:rPr>
-        <w:t>sync)  (</w:t>
-      </w:r>
-      <w:proofErr w:type="spellStart"/>
-      <w:proofErr w:type="gramEnd"/>
-      <w:r>
-        <w:rPr>
-          <w:rFonts w:ascii="Consolas" w:eastAsia="Consolas" w:hAnsi="Consolas" w:cs="Consolas"/>
-          <w:sz w:val="17"/>
-          <w:szCs w:val="17"/>
-        </w:rPr>
-        <w:t>H_est</w:t>
-      </w:r>
-      <w:proofErr w:type="spellEnd"/>
-      <w:r>
-        <w:rPr>
-          <w:rFonts w:ascii="Consolas" w:eastAsia="Consolas" w:hAnsi="Consolas" w:cs="Consolas"/>
-          <w:sz w:val="17"/>
-          <w:szCs w:val="17"/>
-        </w:rPr>
-        <w:t>)</w:t>
+        <w:t xml:space="preserve">              (SC sync)  (H_est)</w:t>
       </w:r>
     </w:p>
     <w:p>
@@ -1970,15 +1456,7 @@
         <w:spacing w:after="120"/>
       </w:pPr>
       <w:r>
-        <w:t xml:space="preserve">Each block on the wire: [CP: last 16 samples of </w:t>
-      </w:r>
-      <w:proofErr w:type="gramStart"/>
-      <w:r>
-        <w:t>symbol][</w:t>
-      </w:r>
-      <w:proofErr w:type="gramEnd"/>
-      <w:r>
-        <w:t>64-sample IFFT output].</w:t>
+        <w:t>Each block on the wire: [CP: last 16 samples of symbol][64-sample IFFT output].</w:t>
       </w:r>
     </w:p>
     <w:p>
@@ -2010,15 +1488,7 @@
         </w:numPr>
       </w:pPr>
       <w:r>
-        <w:t xml:space="preserve">Even-only spectrum produces a time-domain signal with two identical halves: x[n] = </w:t>
-      </w:r>
-      <w:proofErr w:type="gramStart"/>
-      <w:r>
-        <w:t>x[</w:t>
-      </w:r>
-      <w:proofErr w:type="gramEnd"/>
-      <w:r>
-        <w:t>n + N/2]. This is the property Schmidl-Cox detects.</w:t>
+        <w:t>Even-only spectrum produces a time-domain signal with two identical halves: x[n] = x[n + N/2]. This is the property Schmidl-Cox detects.</w:t>
       </w:r>
     </w:p>
     <w:p>
@@ -2042,23 +1512,7 @@
         </w:numPr>
       </w:pPr>
       <w:r>
-        <w:t xml:space="preserve">Even bins scaled by </w:t>
-      </w:r>
-      <w:proofErr w:type="gramStart"/>
-      <w:r>
-        <w:t>sqrt(</w:t>
-      </w:r>
-      <w:proofErr w:type="gramEnd"/>
-      <w:r>
-        <w:t xml:space="preserve">2) to restore full symbol power (half the bins are off; power scales as amplitude squared, so amplitude x </w:t>
-      </w:r>
-      <w:proofErr w:type="gramStart"/>
-      <w:r>
-        <w:t>sqrt(</w:t>
-      </w:r>
-      <w:proofErr w:type="gramEnd"/>
-      <w:r>
-        <w:t>2) doubles the power).</w:t>
+        <w:t>Even bins scaled by sqrt(2) to restore full symbol power (half the bins are off; power scales as amplitude squared, so amplitude x sqrt(2) doubles the power).</w:t>
       </w:r>
     </w:p>
     <w:p>
@@ -2078,36 +1532,7 @@
         </w:numPr>
       </w:pPr>
       <w:r>
-        <w:t xml:space="preserve">Pseudo-random QPSK on all 64 subcarriers - no zero bins, so the receiver division </w:t>
-      </w:r>
-      <w:proofErr w:type="spellStart"/>
-      <w:r>
-        <w:t>H_est</w:t>
-      </w:r>
-      <w:proofErr w:type="spellEnd"/>
-      <w:r>
-        <w:t xml:space="preserve"> = </w:t>
-      </w:r>
-      <w:proofErr w:type="spellStart"/>
-      <w:proofErr w:type="gramStart"/>
-      <w:r>
-        <w:t>freq</w:t>
-      </w:r>
-      <w:proofErr w:type="spellEnd"/>
-      <w:r>
-        <w:t>[</w:t>
-      </w:r>
-      <w:proofErr w:type="gramEnd"/>
-      <w:r>
-        <w:t xml:space="preserve">1] / </w:t>
-      </w:r>
-      <w:proofErr w:type="spellStart"/>
-      <w:r>
-        <w:t>channel_preamble</w:t>
-      </w:r>
-      <w:proofErr w:type="spellEnd"/>
-      <w:r>
-        <w:t xml:space="preserve"> is defined on every subcarrier (bug 7.4).</w:t>
+        <w:t>Pseudo-random QPSK on all 64 subcarriers - no zero bins, so the receiver division H_est = freq[1] / channel_preamble is defined on every subcarrier (bug 7.4).</w:t>
       </w:r>
     </w:p>
     <w:p>
@@ -2203,7 +1628,6 @@
         <w:shd w:val="clear" w:color="auto" w:fill="F2F2F2"/>
         <w:spacing w:after="20"/>
       </w:pPr>
-      <w:proofErr w:type="spellStart"/>
       <w:r>
         <w:rPr>
           <w:rFonts w:ascii="Consolas" w:eastAsia="Consolas" w:hAnsi="Consolas" w:cs="Consolas"/>
@@ -2211,208 +1635,63 @@
           <w:szCs w:val="17"/>
         </w:rPr>
         <w:lastRenderedPageBreak/>
-        <w:t>timing_preamble_gen</w:t>
-      </w:r>
-      <w:proofErr w:type="spellEnd"/>
+        <w:t>timing_preamble_gen(N)  -&gt; complex ndarray (N,)</w:t>
+      </w:r>
+    </w:p>
+    <w:p>
+      <w:pPr>
+        <w:shd w:val="clear" w:color="auto" w:fill="F2F2F2"/>
+        <w:spacing w:after="20"/>
+      </w:pPr>
       <w:r>
         <w:rPr>
           <w:rFonts w:ascii="Consolas" w:eastAsia="Consolas" w:hAnsi="Consolas" w:cs="Consolas"/>
           <w:sz w:val="17"/>
           <w:szCs w:val="17"/>
         </w:rPr>
-        <w:t>(</w:t>
-      </w:r>
-      <w:proofErr w:type="gramStart"/>
+        <w:t xml:space="preserve">    # PN-QPSK on even bins x sqrt(2), zeros on odd bins.</w:t>
+      </w:r>
+    </w:p>
+    <w:p>
+      <w:pPr>
+        <w:shd w:val="clear" w:color="auto" w:fill="F2F2F2"/>
+        <w:spacing w:after="20"/>
+      </w:pPr>
       <w:r>
         <w:rPr>
           <w:rFonts w:ascii="Consolas" w:eastAsia="Consolas" w:hAnsi="Consolas" w:cs="Consolas"/>
           <w:sz w:val="17"/>
           <w:szCs w:val="17"/>
         </w:rPr>
-        <w:t>N)  -</w:t>
-      </w:r>
-      <w:proofErr w:type="gramEnd"/>
+        <w:t xml:space="preserve">    # Property: ifft(out)[:N//2] == ifft(out)[N//2:]</w:t>
+      </w:r>
+    </w:p>
+    <w:p>
+      <w:pPr>
+        <w:shd w:val="clear" w:color="auto" w:fill="F2F2F2"/>
+        <w:spacing w:after="20"/>
+      </w:pPr>
       <w:r>
         <w:rPr>
           <w:rFonts w:ascii="Consolas" w:eastAsia="Consolas" w:hAnsi="Consolas" w:cs="Consolas"/>
           <w:sz w:val="17"/>
           <w:szCs w:val="17"/>
         </w:rPr>
-        <w:t xml:space="preserve">&gt; complex </w:t>
-      </w:r>
-      <w:proofErr w:type="spellStart"/>
+        <w:t xml:space="preserve"> </w:t>
+      </w:r>
+    </w:p>
+    <w:p>
+      <w:pPr>
+        <w:shd w:val="clear" w:color="auto" w:fill="F2F2F2"/>
+        <w:spacing w:after="20"/>
+      </w:pPr>
       <w:r>
         <w:rPr>
           <w:rFonts w:ascii="Consolas" w:eastAsia="Consolas" w:hAnsi="Consolas" w:cs="Consolas"/>
           <w:sz w:val="17"/>
           <w:szCs w:val="17"/>
         </w:rPr>
-        <w:t>ndarray</w:t>
-      </w:r>
-      <w:proofErr w:type="spellEnd"/>
-      <w:r>
-        <w:rPr>
-          <w:rFonts w:ascii="Consolas" w:eastAsia="Consolas" w:hAnsi="Consolas" w:cs="Consolas"/>
-          <w:sz w:val="17"/>
-          <w:szCs w:val="17"/>
-        </w:rPr>
-        <w:t xml:space="preserve"> (N,)</w:t>
-      </w:r>
-    </w:p>
-    <w:p>
-      <w:pPr>
-        <w:shd w:val="clear" w:color="auto" w:fill="F2F2F2"/>
-        <w:spacing w:after="20"/>
-      </w:pPr>
-      <w:r>
-        <w:rPr>
-          <w:rFonts w:ascii="Consolas" w:eastAsia="Consolas" w:hAnsi="Consolas" w:cs="Consolas"/>
-          <w:sz w:val="17"/>
-          <w:szCs w:val="17"/>
-        </w:rPr>
-        <w:t xml:space="preserve">    # PN-QPSK on even bins x </w:t>
-      </w:r>
-      <w:proofErr w:type="gramStart"/>
-      <w:r>
-        <w:rPr>
-          <w:rFonts w:ascii="Consolas" w:eastAsia="Consolas" w:hAnsi="Consolas" w:cs="Consolas"/>
-          <w:sz w:val="17"/>
-          <w:szCs w:val="17"/>
-        </w:rPr>
-        <w:t>sqrt(</w:t>
-      </w:r>
-      <w:proofErr w:type="gramEnd"/>
-      <w:r>
-        <w:rPr>
-          <w:rFonts w:ascii="Consolas" w:eastAsia="Consolas" w:hAnsi="Consolas" w:cs="Consolas"/>
-          <w:sz w:val="17"/>
-          <w:szCs w:val="17"/>
-        </w:rPr>
-        <w:t>2), zeros on odd bins.</w:t>
-      </w:r>
-    </w:p>
-    <w:p>
-      <w:pPr>
-        <w:shd w:val="clear" w:color="auto" w:fill="F2F2F2"/>
-        <w:spacing w:after="20"/>
-      </w:pPr>
-      <w:r>
-        <w:rPr>
-          <w:rFonts w:ascii="Consolas" w:eastAsia="Consolas" w:hAnsi="Consolas" w:cs="Consolas"/>
-          <w:sz w:val="17"/>
-          <w:szCs w:val="17"/>
-        </w:rPr>
-        <w:t xml:space="preserve">    # Property: </w:t>
-      </w:r>
-      <w:proofErr w:type="spellStart"/>
-      <w:r>
-        <w:rPr>
-          <w:rFonts w:ascii="Consolas" w:eastAsia="Consolas" w:hAnsi="Consolas" w:cs="Consolas"/>
-          <w:sz w:val="17"/>
-          <w:szCs w:val="17"/>
-        </w:rPr>
-        <w:t>ifft</w:t>
-      </w:r>
-      <w:proofErr w:type="spellEnd"/>
-      <w:r>
-        <w:rPr>
-          <w:rFonts w:ascii="Consolas" w:eastAsia="Consolas" w:hAnsi="Consolas" w:cs="Consolas"/>
-          <w:sz w:val="17"/>
-          <w:szCs w:val="17"/>
-        </w:rPr>
-        <w:t>(out)</w:t>
-      </w:r>
-      <w:proofErr w:type="gramStart"/>
-      <w:r>
-        <w:rPr>
-          <w:rFonts w:ascii="Consolas" w:eastAsia="Consolas" w:hAnsi="Consolas" w:cs="Consolas"/>
-          <w:sz w:val="17"/>
-          <w:szCs w:val="17"/>
-        </w:rPr>
-        <w:t>[:N</w:t>
-      </w:r>
-      <w:proofErr w:type="gramEnd"/>
-      <w:r>
-        <w:rPr>
-          <w:rFonts w:ascii="Consolas" w:eastAsia="Consolas" w:hAnsi="Consolas" w:cs="Consolas"/>
-          <w:sz w:val="17"/>
-          <w:szCs w:val="17"/>
-        </w:rPr>
-        <w:t xml:space="preserve">//2] == </w:t>
-      </w:r>
-      <w:proofErr w:type="spellStart"/>
-      <w:r>
-        <w:rPr>
-          <w:rFonts w:ascii="Consolas" w:eastAsia="Consolas" w:hAnsi="Consolas" w:cs="Consolas"/>
-          <w:sz w:val="17"/>
-          <w:szCs w:val="17"/>
-        </w:rPr>
-        <w:t>ifft</w:t>
-      </w:r>
-      <w:proofErr w:type="spellEnd"/>
-      <w:r>
-        <w:rPr>
-          <w:rFonts w:ascii="Consolas" w:eastAsia="Consolas" w:hAnsi="Consolas" w:cs="Consolas"/>
-          <w:sz w:val="17"/>
-          <w:szCs w:val="17"/>
-        </w:rPr>
-        <w:t>(out)[N//2:]</w:t>
-      </w:r>
-    </w:p>
-    <w:p>
-      <w:pPr>
-        <w:shd w:val="clear" w:color="auto" w:fill="F2F2F2"/>
-        <w:spacing w:after="20"/>
-      </w:pPr>
-      <w:r>
-        <w:rPr>
-          <w:rFonts w:ascii="Consolas" w:eastAsia="Consolas" w:hAnsi="Consolas" w:cs="Consolas"/>
-          <w:sz w:val="17"/>
-          <w:szCs w:val="17"/>
-        </w:rPr>
-        <w:t xml:space="preserve"> </w:t>
-      </w:r>
-    </w:p>
-    <w:p>
-      <w:pPr>
-        <w:shd w:val="clear" w:color="auto" w:fill="F2F2F2"/>
-        <w:spacing w:after="20"/>
-      </w:pPr>
-      <w:proofErr w:type="spellStart"/>
-      <w:r>
-        <w:rPr>
-          <w:rFonts w:ascii="Consolas" w:eastAsia="Consolas" w:hAnsi="Consolas" w:cs="Consolas"/>
-          <w:sz w:val="17"/>
-          <w:szCs w:val="17"/>
-        </w:rPr>
-        <w:t>channel_preamble_gen</w:t>
-      </w:r>
-      <w:proofErr w:type="spellEnd"/>
-      <w:r>
-        <w:rPr>
-          <w:rFonts w:ascii="Consolas" w:eastAsia="Consolas" w:hAnsi="Consolas" w:cs="Consolas"/>
-          <w:sz w:val="17"/>
-          <w:szCs w:val="17"/>
-        </w:rPr>
-        <w:t xml:space="preserve">(N) -&gt; complex </w:t>
-      </w:r>
-      <w:proofErr w:type="spellStart"/>
-      <w:r>
-        <w:rPr>
-          <w:rFonts w:ascii="Consolas" w:eastAsia="Consolas" w:hAnsi="Consolas" w:cs="Consolas"/>
-          <w:sz w:val="17"/>
-          <w:szCs w:val="17"/>
-        </w:rPr>
-        <w:t>ndarray</w:t>
-      </w:r>
-      <w:proofErr w:type="spellEnd"/>
-      <w:r>
-        <w:rPr>
-          <w:rFonts w:ascii="Consolas" w:eastAsia="Consolas" w:hAnsi="Consolas" w:cs="Consolas"/>
-          <w:sz w:val="17"/>
-          <w:szCs w:val="17"/>
-        </w:rPr>
-        <w:t xml:space="preserve"> (N,)</w:t>
+        <w:t>channel_preamble_gen(N) -&gt; complex ndarray (N,)</w:t>
       </w:r>
     </w:p>
     <w:p>
@@ -2476,12 +1755,6 @@
         <w:gridCol w:w="3120"/>
       </w:tblGrid>
       <w:tr>
-        <w:tblPrEx>
-          <w:tblCellMar>
-            <w:top w:w="0" w:type="dxa"/>
-            <w:bottom w:w="0" w:type="dxa"/>
-          </w:tblCellMar>
-        </w:tblPrEx>
         <w:tc>
           <w:tcPr>
             <w:tcW w:w="3120" w:type="dxa"/>
@@ -2571,12 +1844,6 @@
         </w:tc>
       </w:tr>
       <w:tr>
-        <w:tblPrEx>
-          <w:tblCellMar>
-            <w:top w:w="0" w:type="dxa"/>
-            <w:bottom w:w="0" w:type="dxa"/>
-          </w:tblCellMar>
-        </w:tblPrEx>
         <w:tc>
           <w:tcPr>
             <w:tcW w:w="3120" w:type="dxa"/>
@@ -2659,12 +1926,6 @@
         </w:tc>
       </w:tr>
       <w:tr>
-        <w:tblPrEx>
-          <w:tblCellMar>
-            <w:top w:w="0" w:type="dxa"/>
-            <w:bottom w:w="0" w:type="dxa"/>
-          </w:tblCellMar>
-        </w:tblPrEx>
         <w:tc>
           <w:tcPr>
             <w:tcW w:w="3120" w:type="dxa"/>
@@ -2747,12 +2008,6 @@
         </w:tc>
       </w:tr>
       <w:tr>
-        <w:tblPrEx>
-          <w:tblCellMar>
-            <w:top w:w="0" w:type="dxa"/>
-            <w:bottom w:w="0" w:type="dxa"/>
-          </w:tblCellMar>
-        </w:tblPrEx>
         <w:tc>
           <w:tcPr>
             <w:tcW w:w="3120" w:type="dxa"/>
@@ -2835,12 +2090,6 @@
         </w:tc>
       </w:tr>
       <w:tr>
-        <w:tblPrEx>
-          <w:tblCellMar>
-            <w:top w:w="0" w:type="dxa"/>
-            <w:bottom w:w="0" w:type="dxa"/>
-          </w:tblCellMar>
-        </w:tblPrEx>
         <w:tc>
           <w:tcPr>
             <w:tcW w:w="3120" w:type="dxa"/>
@@ -2928,73 +2177,15 @@
         <w:spacing w:after="120"/>
       </w:pPr>
       <w:r>
-        <w:t xml:space="preserve">These two files are a matched pair - round-trip verified exact (BER 0.0 on perfect symbols). Do not change one without the other. The </w:t>
-      </w:r>
-      <w:proofErr w:type="spellStart"/>
-      <w:r>
-        <w:t>demapper</w:t>
-      </w:r>
-      <w:proofErr w:type="spellEnd"/>
-      <w:r>
-        <w:t xml:space="preserve"> makes hard decisions by sign of real/</w:t>
-      </w:r>
-      <w:proofErr w:type="spellStart"/>
-      <w:r>
-        <w:t>imag</w:t>
-      </w:r>
-      <w:proofErr w:type="spellEnd"/>
-      <w:r>
-        <w:t>, which is equivalent to nearest-constellation-point for QPSK; no separate snapping step is needed before it (Section 7.7).</w:t>
+        <w:t>These two files are a matched pair - round-trip verified exact (BER 0.0 on perfect symbols). Do not change one without the other. The demapper makes hard decisions by sign of real/imag, which is equivalent to nearest-constellation-point for QPSK; no separate snapping step is needed before it (Section 7.7).</w:t>
       </w:r>
     </w:p>
     <w:p>
       <w:pPr>
         <w:spacing w:after="120"/>
       </w:pPr>
-      <w:proofErr w:type="spellStart"/>
-      <w:proofErr w:type="gramStart"/>
-      <w:r>
-        <w:t>demapper</w:t>
-      </w:r>
-      <w:proofErr w:type="spellEnd"/>
-      <w:r>
-        <w:t>(</w:t>
-      </w:r>
-      <w:proofErr w:type="gramEnd"/>
-      <w:r>
-        <w:t xml:space="preserve">signals, </w:t>
-      </w:r>
-      <w:proofErr w:type="spellStart"/>
-      <w:r>
-        <w:t>original_len</w:t>
-      </w:r>
-      <w:proofErr w:type="spellEnd"/>
-      <w:r>
-        <w:t xml:space="preserve">, </w:t>
-      </w:r>
-      <w:proofErr w:type="spellStart"/>
-      <w:r>
-        <w:t>original_len_symbol</w:t>
-      </w:r>
-      <w:proofErr w:type="spellEnd"/>
-      <w:r>
-        <w:t xml:space="preserve">) truncates output to </w:t>
-      </w:r>
-      <w:proofErr w:type="spellStart"/>
-      <w:r>
-        <w:t>original_len</w:t>
-      </w:r>
-      <w:proofErr w:type="spellEnd"/>
-      <w:r>
-        <w:t xml:space="preserve"> bits, which removes pad bits added by </w:t>
-      </w:r>
-      <w:proofErr w:type="spellStart"/>
-      <w:r>
-        <w:t>symbol_mapper</w:t>
-      </w:r>
-      <w:proofErr w:type="spellEnd"/>
-      <w:r>
-        <w:t>.</w:t>
+      <w:r>
+        <w:t>demapper(signals, original_len, original_len_symbol) truncates output to original_len bits, which removes pad bits added by symbol_mapper.</w:t>
       </w:r>
     </w:p>
     <w:p>
@@ -3009,77 +2200,8 @@
       <w:pPr>
         <w:spacing w:after="120"/>
       </w:pPr>
-      <w:proofErr w:type="spellStart"/>
-      <w:r>
-        <w:t>symbol_</w:t>
-      </w:r>
-      <w:proofErr w:type="gramStart"/>
-      <w:r>
-        <w:t>mapper</w:t>
-      </w:r>
-      <w:proofErr w:type="spellEnd"/>
-      <w:r>
-        <w:t>(</w:t>
-      </w:r>
-      <w:proofErr w:type="gramEnd"/>
-      <w:r>
-        <w:t>bits, N) reshapes a 1-D complex symbol stream into (</w:t>
-      </w:r>
-      <w:proofErr w:type="spellStart"/>
-      <w:r>
-        <w:t>num_symbols</w:t>
-      </w:r>
-      <w:proofErr w:type="spellEnd"/>
-      <w:r>
-        <w:t>, N) rows, zero-padding the tail to a multiple of N. Returns (</w:t>
-      </w:r>
-      <w:proofErr w:type="spellStart"/>
-      <w:r>
-        <w:t>N_symbols</w:t>
-      </w:r>
-      <w:proofErr w:type="spellEnd"/>
-      <w:r>
-        <w:t xml:space="preserve">, </w:t>
-      </w:r>
-      <w:proofErr w:type="spellStart"/>
-      <w:r>
-        <w:t>original_len_symbol</w:t>
-      </w:r>
-      <w:proofErr w:type="spellEnd"/>
-      <w:r>
-        <w:t xml:space="preserve">). The pad symbols are zeros - they </w:t>
-      </w:r>
-      <w:proofErr w:type="spellStart"/>
-      <w:r>
-        <w:t>decode</w:t>
-      </w:r>
-      <w:proofErr w:type="spellEnd"/>
-      <w:r>
-        <w:t xml:space="preserve"> </w:t>
-      </w:r>
-      <w:proofErr w:type="gramStart"/>
-      <w:r>
-        <w:t>to</w:t>
-      </w:r>
-      <w:proofErr w:type="gramEnd"/>
-      <w:r>
-        <w:t xml:space="preserve"> garbage bits, which is why the </w:t>
-      </w:r>
-      <w:proofErr w:type="spellStart"/>
-      <w:r>
-        <w:t>demapper</w:t>
-      </w:r>
-      <w:proofErr w:type="spellEnd"/>
-      <w:r>
-        <w:t xml:space="preserve"> truncation to </w:t>
-      </w:r>
-      <w:proofErr w:type="spellStart"/>
-      <w:r>
-        <w:t>original_len</w:t>
-      </w:r>
-      <w:proofErr w:type="spellEnd"/>
-      <w:r>
-        <w:t xml:space="preserve"> matters.</w:t>
+      <w:r>
+        <w:t>symbol_mapper(bits, N) reshapes a 1-D complex symbol stream into (num_symbols, N) rows, zero-padding the tail to a multiple of N. Returns (N_symbols, original_len_symbol). The pad symbols are zeros - they decode to garbage bits, which is why the demapper truncation to original_len matters.</w:t>
       </w:r>
     </w:p>
     <w:p>
@@ -3107,20 +2229,7 @@
         </w:numPr>
       </w:pPr>
       <w:r>
-        <w:t xml:space="preserve">Parameters (Section 2). NUM_BLOCKS = 18 is currently hardcoded - recommended fix is NUM_BLOCKS = 2 + </w:t>
-      </w:r>
-      <w:proofErr w:type="spellStart"/>
-      <w:r>
-        <w:t>N_</w:t>
-      </w:r>
-      <w:proofErr w:type="gramStart"/>
-      <w:r>
-        <w:t>symbols.shape</w:t>
-      </w:r>
-      <w:proofErr w:type="spellEnd"/>
-      <w:proofErr w:type="gramEnd"/>
-      <w:r>
-        <w:t>[0] so a wrong-length bits.txt cannot silently desync the frame (bug 7.5).</w:t>
+        <w:t>Parameters (Section 2). NUM_BLOCKS = 18 is currently hardcoded - recommended fix is NUM_BLOCKS = 2 + N_symbols.shape[0] so a wrong-length bits.txt cannot silently desync the frame (bug 7.5).</w:t>
       </w:r>
     </w:p>
     <w:p>
@@ -3143,31 +2252,8 @@
           <w:numId w:val="2"/>
         </w:numPr>
       </w:pPr>
-      <w:proofErr w:type="spellStart"/>
-      <w:proofErr w:type="gramStart"/>
-      <w:r>
-        <w:t>vstack</w:t>
-      </w:r>
-      <w:proofErr w:type="spellEnd"/>
-      <w:r>
-        <w:t>(</w:t>
-      </w:r>
-      <w:proofErr w:type="spellStart"/>
-      <w:proofErr w:type="gramEnd"/>
-      <w:r>
-        <w:t>timing_preamble</w:t>
-      </w:r>
-      <w:proofErr w:type="spellEnd"/>
-      <w:r>
-        <w:t xml:space="preserve">, </w:t>
-      </w:r>
-      <w:proofErr w:type="spellStart"/>
-      <w:r>
-        <w:t>channel_preamble</w:t>
-      </w:r>
-      <w:proofErr w:type="spellEnd"/>
-      <w:r>
-        <w:t>, data) -&gt; (18, 64).</w:t>
+      <w:r>
+        <w:t>vstack(timing_preamble, channel_preamble, data) -&gt; (18, 64).</w:t>
       </w:r>
     </w:p>
     <w:p>
@@ -3178,15 +2264,8 @@
           <w:numId w:val="2"/>
         </w:numPr>
       </w:pPr>
-      <w:proofErr w:type="spellStart"/>
-      <w:proofErr w:type="gramStart"/>
-      <w:r>
-        <w:t>np.fft.ifft</w:t>
-      </w:r>
-      <w:proofErr w:type="spellEnd"/>
-      <w:proofErr w:type="gramEnd"/>
-      <w:r>
-        <w:t>(..., axis=1) -&gt; time domain per block.</w:t>
+      <w:r>
+        <w:t>np.fft.ifft(..., axis=1) -&gt; time domain per block.</w:t>
       </w:r>
     </w:p>
     <w:p>
@@ -3198,31 +2277,7 @@
         </w:numPr>
       </w:pPr>
       <w:r>
-        <w:t xml:space="preserve">CP </w:t>
-      </w:r>
-      <w:proofErr w:type="gramStart"/>
-      <w:r>
-        <w:t>prepend:</w:t>
-      </w:r>
-      <w:proofErr w:type="gramEnd"/>
-      <w:r>
-        <w:t xml:space="preserve"> </w:t>
-      </w:r>
-      <w:proofErr w:type="gramStart"/>
-      <w:r>
-        <w:t>concatenate(</w:t>
-      </w:r>
-      <w:proofErr w:type="gramEnd"/>
-      <w:r>
-        <w:t>(block</w:t>
-      </w:r>
-      <w:proofErr w:type="gramStart"/>
-      <w:r>
-        <w:t>[:,</w:t>
-      </w:r>
-      <w:proofErr w:type="gramEnd"/>
-      <w:r>
-        <w:t xml:space="preserve"> -CP_LEN:], block), axis=1) -&gt; (18, 80).</w:t>
+        <w:t>CP prepend: concatenate((block[:, -CP_LEN:], block), axis=1) -&gt; (18, 80).</w:t>
       </w:r>
     </w:p>
     <w:p>
@@ -3246,31 +2301,7 @@
         </w:numPr>
       </w:pPr>
       <w:r>
-        <w:t>Optional fixed-point quantization (</w:t>
-      </w:r>
-      <w:proofErr w:type="spellStart"/>
-      <w:r>
-        <w:t>dec_to_fixed_point</w:t>
-      </w:r>
-      <w:proofErr w:type="spellEnd"/>
-      <w:r>
-        <w:t xml:space="preserve">, W=16, F=13). Note: the current file has </w:t>
-      </w:r>
-      <w:proofErr w:type="spellStart"/>
-      <w:r>
-        <w:t>i_wave_fixed</w:t>
-      </w:r>
-      <w:proofErr w:type="spellEnd"/>
-      <w:r>
-        <w:t xml:space="preserve"> = </w:t>
-      </w:r>
-      <w:proofErr w:type="spellStart"/>
-      <w:r>
-        <w:t>i_wave</w:t>
-      </w:r>
-      <w:proofErr w:type="spellEnd"/>
-      <w:r>
-        <w:t xml:space="preserve"> (quantization bypassed) and F = 10. For the float hardware path that is fine; for fixed-point experiments re-enable the call and set F = 13.</w:t>
+        <w:t>Optional fixed-point quantization (dec_to_fixed_point, W=16, F=13). Note: the current file has i_wave_fixed = i_wave (quantization bypassed) and F = 10. For the float hardware path that is fine; for fixed-point experiments re-enable the call and set F = 13.</w:t>
       </w:r>
     </w:p>
     <w:p>
@@ -3296,692 +2327,184 @@
           <w:sz w:val="17"/>
           <w:szCs w:val="17"/>
         </w:rPr>
-        <w:t>orignal_</w:t>
-      </w:r>
-      <w:proofErr w:type="gramStart"/>
+        <w:t>orignal_length,original_len_symbol,N,BANDWIDTH,CP_LEN,TS,NUM_BLOCKS</w:t>
+      </w:r>
+    </w:p>
+    <w:p>
+      <w:pPr>
+        <w:shd w:val="clear" w:color="auto" w:fill="F2F2F2"/>
+        <w:spacing w:after="20"/>
+      </w:pPr>
       <w:r>
         <w:rPr>
           <w:rFonts w:ascii="Consolas" w:eastAsia="Consolas" w:hAnsi="Consolas" w:cs="Consolas"/>
           <w:sz w:val="17"/>
           <w:szCs w:val="17"/>
         </w:rPr>
-        <w:t>length,original</w:t>
-      </w:r>
-      <w:proofErr w:type="gramEnd"/>
+        <w:t>2048,1024,64,500000,16,2e-06,18</w:t>
+      </w:r>
+    </w:p>
+    <w:p>
+      <w:pPr>
+        <w:spacing w:after="120"/>
+      </w:pPr>
+      <w:r>
+        <w:t>The metadata footer is the TX-to-RX contract. The receiver parses fields by index; changing the format requires changing both files.</w:t>
+      </w:r>
+    </w:p>
+    <w:p>
+      <w:pPr>
+        <w:spacing w:after="120"/>
+      </w:pPr>
+      <w:r>
+        <w:lastRenderedPageBreak/>
+        <w:t>Self-check (prints True when the SC property holds):</w:t>
+      </w:r>
+    </w:p>
+    <w:p>
+      <w:pPr>
+        <w:shd w:val="clear" w:color="auto" w:fill="F2F2F2"/>
+        <w:spacing w:after="20"/>
+      </w:pPr>
       <w:r>
         <w:rPr>
           <w:rFonts w:ascii="Consolas" w:eastAsia="Consolas" w:hAnsi="Consolas" w:cs="Consolas"/>
           <w:sz w:val="17"/>
           <w:szCs w:val="17"/>
         </w:rPr>
-        <w:t>_len_</w:t>
-      </w:r>
-      <w:proofErr w:type="gramStart"/>
+        <w:t>preamble_time = np.fft.ifft(preamble_freq, axis=1)</w:t>
+      </w:r>
+    </w:p>
+    <w:p>
+      <w:pPr>
+        <w:shd w:val="clear" w:color="auto" w:fill="F2F2F2"/>
+        <w:spacing w:after="20"/>
+      </w:pPr>
       <w:r>
         <w:rPr>
           <w:rFonts w:ascii="Consolas" w:eastAsia="Consolas" w:hAnsi="Consolas" w:cs="Consolas"/>
           <w:sz w:val="17"/>
           <w:szCs w:val="17"/>
         </w:rPr>
-        <w:t>symbol,N</w:t>
-      </w:r>
-      <w:proofErr w:type="gramEnd"/>
+        <w:t>np.allclose(preamble_time[0, :32], preamble_time[0, 32:])   # row 0, COLUMN halves</w:t>
+      </w:r>
+    </w:p>
+    <w:p>
+      <w:pPr>
+        <w:spacing w:after="120"/>
+      </w:pPr>
+      <w:r>
+        <w:t>Note the indexing: [0, :32] is row 0, first 32 samples. preamble_time[0:32] (a row slice) is meaningless here and was a recurring bug (Section 7.1 family).</w:t>
+      </w:r>
+    </w:p>
+    <w:p>
+      <w:pPr>
+        <w:pStyle w:val="Heading2"/>
+      </w:pPr>
+      <w:r>
+        <w:t>4.5 receiver_communication.py</w:t>
+      </w:r>
+    </w:p>
+    <w:p>
+      <w:pPr>
+        <w:spacing w:after="120"/>
+      </w:pPr>
+      <w:r>
+        <w:t>Top-level RX. Stages:</w:t>
+      </w:r>
+    </w:p>
+    <w:p>
+      <w:pPr>
+        <w:pStyle w:val="Heading3"/>
+      </w:pPr>
+      <w:r>
+        <w:t>(a) Load capture</w:t>
+      </w:r>
+    </w:p>
+    <w:p>
+      <w:pPr>
+        <w:spacing w:after="120"/>
+      </w:pPr>
+      <w:r>
+        <w:t>Reads Recieved_waveform.csv (WaveForms scope export, #-prefixed header comments). Ch1 -&gt; I, Ch2 -&gt; Q. NaN rows masked. Produces the raw complex stream r.</w:t>
+      </w:r>
+    </w:p>
+    <w:p>
+      <w:pPr>
+        <w:pStyle w:val="Heading3"/>
+      </w:pPr>
+      <w:r>
+        <w:t>(b) Schmidl-Cox sync - on the raw 1-D stream, before any reshape</w:t>
+      </w:r>
+    </w:p>
+    <w:p>
+      <w:pPr>
+        <w:shd w:val="clear" w:color="auto" w:fill="F2F2F2"/>
+        <w:spacing w:after="20"/>
+      </w:pPr>
       <w:r>
         <w:rPr>
           <w:rFonts w:ascii="Consolas" w:eastAsia="Consolas" w:hAnsi="Consolas" w:cs="Consolas"/>
           <w:sz w:val="17"/>
           <w:szCs w:val="17"/>
         </w:rPr>
-        <w:t>,</w:t>
-      </w:r>
-      <w:proofErr w:type="gramStart"/>
+        <w:t>L = N // 2</w:t>
+      </w:r>
+    </w:p>
+    <w:p>
+      <w:pPr>
+        <w:shd w:val="clear" w:color="auto" w:fill="F2F2F2"/>
+        <w:spacing w:after="20"/>
+      </w:pPr>
       <w:r>
         <w:rPr>
           <w:rFonts w:ascii="Consolas" w:eastAsia="Consolas" w:hAnsi="Consolas" w:cs="Consolas"/>
           <w:sz w:val="17"/>
           <w:szCs w:val="17"/>
         </w:rPr>
-        <w:t>BANDWIDTH,CP</w:t>
-      </w:r>
-      <w:proofErr w:type="gramEnd"/>
+        <w:t>num = len(r) - N                    # == len(r) - 2L since N = 2L</w:t>
+      </w:r>
+    </w:p>
+    <w:p>
+      <w:pPr>
+        <w:shd w:val="clear" w:color="auto" w:fill="F2F2F2"/>
+        <w:spacing w:after="20"/>
+      </w:pPr>
       <w:r>
         <w:rPr>
           <w:rFonts w:ascii="Consolas" w:eastAsia="Consolas" w:hAnsi="Consolas" w:cs="Consolas"/>
           <w:sz w:val="17"/>
           <w:szCs w:val="17"/>
         </w:rPr>
-        <w:t>_</w:t>
-      </w:r>
-      <w:proofErr w:type="gramStart"/>
+        <w:t>for d in range(num):</w:t>
+      </w:r>
+    </w:p>
+    <w:p>
+      <w:pPr>
+        <w:shd w:val="clear" w:color="auto" w:fill="F2F2F2"/>
+        <w:spacing w:after="20"/>
+      </w:pPr>
       <w:r>
         <w:rPr>
           <w:rFonts w:ascii="Consolas" w:eastAsia="Consolas" w:hAnsi="Consolas" w:cs="Consolas"/>
           <w:sz w:val="17"/>
           <w:szCs w:val="17"/>
         </w:rPr>
-        <w:t>LEN,TS</w:t>
-      </w:r>
-      <w:proofErr w:type="gramEnd"/>
+        <w:t xml:space="preserve">    p   = sum_m  conj(r[d+m]) * r[d+m+L]     # m = 0..L-1</w:t>
+      </w:r>
+    </w:p>
+    <w:p>
+      <w:pPr>
+        <w:shd w:val="clear" w:color="auto" w:fill="F2F2F2"/>
+        <w:spacing w:after="20"/>
+      </w:pPr>
       <w:r>
         <w:rPr>
           <w:rFonts w:ascii="Consolas" w:eastAsia="Consolas" w:hAnsi="Consolas" w:cs="Consolas"/>
           <w:sz w:val="17"/>
           <w:szCs w:val="17"/>
         </w:rPr>
-        <w:t>,NUM_BLOCKS</w:t>
-      </w:r>
-    </w:p>
-    <w:p>
-      <w:pPr>
-        <w:shd w:val="clear" w:color="auto" w:fill="F2F2F2"/>
-        <w:spacing w:after="20"/>
-      </w:pPr>
-      <w:r>
-        <w:rPr>
-          <w:rFonts w:ascii="Consolas" w:eastAsia="Consolas" w:hAnsi="Consolas" w:cs="Consolas"/>
-          <w:sz w:val="17"/>
-          <w:szCs w:val="17"/>
-        </w:rPr>
-        <w:t>2048,1024,64,500000,16,2e-06,18</w:t>
-      </w:r>
-    </w:p>
-    <w:p>
-      <w:pPr>
-        <w:spacing w:after="120"/>
-      </w:pPr>
-      <w:r>
-        <w:t>The metadata footer is the TX-to-RX contract. The receiver parses fields by index; changing the format requires changing both files.</w:t>
-      </w:r>
-    </w:p>
-    <w:p>
-      <w:pPr>
-        <w:spacing w:after="120"/>
-      </w:pPr>
-      <w:r>
-        <w:lastRenderedPageBreak/>
-        <w:t>Self-check (prints True when the SC property holds):</w:t>
-      </w:r>
-    </w:p>
-    <w:p>
-      <w:pPr>
-        <w:shd w:val="clear" w:color="auto" w:fill="F2F2F2"/>
-        <w:spacing w:after="20"/>
-      </w:pPr>
-      <w:proofErr w:type="spellStart"/>
-      <w:r>
-        <w:rPr>
-          <w:rFonts w:ascii="Consolas" w:eastAsia="Consolas" w:hAnsi="Consolas" w:cs="Consolas"/>
-          <w:sz w:val="17"/>
-          <w:szCs w:val="17"/>
-        </w:rPr>
-        <w:t>preamble_time</w:t>
-      </w:r>
-      <w:proofErr w:type="spellEnd"/>
-      <w:r>
-        <w:rPr>
-          <w:rFonts w:ascii="Consolas" w:eastAsia="Consolas" w:hAnsi="Consolas" w:cs="Consolas"/>
-          <w:sz w:val="17"/>
-          <w:szCs w:val="17"/>
-        </w:rPr>
-        <w:t xml:space="preserve"> = </w:t>
-      </w:r>
-      <w:proofErr w:type="spellStart"/>
-      <w:proofErr w:type="gramStart"/>
-      <w:r>
-        <w:rPr>
-          <w:rFonts w:ascii="Consolas" w:eastAsia="Consolas" w:hAnsi="Consolas" w:cs="Consolas"/>
-          <w:sz w:val="17"/>
-          <w:szCs w:val="17"/>
-        </w:rPr>
-        <w:t>np.fft.ifft</w:t>
-      </w:r>
-      <w:proofErr w:type="spellEnd"/>
-      <w:proofErr w:type="gramEnd"/>
-      <w:r>
-        <w:rPr>
-          <w:rFonts w:ascii="Consolas" w:eastAsia="Consolas" w:hAnsi="Consolas" w:cs="Consolas"/>
-          <w:sz w:val="17"/>
-          <w:szCs w:val="17"/>
-        </w:rPr>
-        <w:t>(</w:t>
-      </w:r>
-      <w:proofErr w:type="spellStart"/>
-      <w:r>
-        <w:rPr>
-          <w:rFonts w:ascii="Consolas" w:eastAsia="Consolas" w:hAnsi="Consolas" w:cs="Consolas"/>
-          <w:sz w:val="17"/>
-          <w:szCs w:val="17"/>
-        </w:rPr>
-        <w:t>preamble_freq</w:t>
-      </w:r>
-      <w:proofErr w:type="spellEnd"/>
-      <w:r>
-        <w:rPr>
-          <w:rFonts w:ascii="Consolas" w:eastAsia="Consolas" w:hAnsi="Consolas" w:cs="Consolas"/>
-          <w:sz w:val="17"/>
-          <w:szCs w:val="17"/>
-        </w:rPr>
-        <w:t>, axis=1)</w:t>
-      </w:r>
-    </w:p>
-    <w:p>
-      <w:pPr>
-        <w:shd w:val="clear" w:color="auto" w:fill="F2F2F2"/>
-        <w:spacing w:after="20"/>
-      </w:pPr>
-      <w:proofErr w:type="spellStart"/>
-      <w:proofErr w:type="gramStart"/>
-      <w:r>
-        <w:rPr>
-          <w:rFonts w:ascii="Consolas" w:eastAsia="Consolas" w:hAnsi="Consolas" w:cs="Consolas"/>
-          <w:sz w:val="17"/>
-          <w:szCs w:val="17"/>
-        </w:rPr>
-        <w:t>np.allclose</w:t>
-      </w:r>
-      <w:proofErr w:type="spellEnd"/>
-      <w:proofErr w:type="gramEnd"/>
-      <w:r>
-        <w:rPr>
-          <w:rFonts w:ascii="Consolas" w:eastAsia="Consolas" w:hAnsi="Consolas" w:cs="Consolas"/>
-          <w:sz w:val="17"/>
-          <w:szCs w:val="17"/>
-        </w:rPr>
-        <w:t>(</w:t>
-      </w:r>
-      <w:proofErr w:type="spellStart"/>
-      <w:r>
-        <w:rPr>
-          <w:rFonts w:ascii="Consolas" w:eastAsia="Consolas" w:hAnsi="Consolas" w:cs="Consolas"/>
-          <w:sz w:val="17"/>
-          <w:szCs w:val="17"/>
-        </w:rPr>
-        <w:t>preamble_</w:t>
-      </w:r>
-      <w:proofErr w:type="gramStart"/>
-      <w:r>
-        <w:rPr>
-          <w:rFonts w:ascii="Consolas" w:eastAsia="Consolas" w:hAnsi="Consolas" w:cs="Consolas"/>
-          <w:sz w:val="17"/>
-          <w:szCs w:val="17"/>
-        </w:rPr>
-        <w:t>time</w:t>
-      </w:r>
-      <w:proofErr w:type="spellEnd"/>
-      <w:r>
-        <w:rPr>
-          <w:rFonts w:ascii="Consolas" w:eastAsia="Consolas" w:hAnsi="Consolas" w:cs="Consolas"/>
-          <w:sz w:val="17"/>
-          <w:szCs w:val="17"/>
-        </w:rPr>
-        <w:t>[</w:t>
-      </w:r>
-      <w:proofErr w:type="gramEnd"/>
-      <w:r>
-        <w:rPr>
-          <w:rFonts w:ascii="Consolas" w:eastAsia="Consolas" w:hAnsi="Consolas" w:cs="Consolas"/>
-          <w:sz w:val="17"/>
-          <w:szCs w:val="17"/>
-        </w:rPr>
-        <w:t xml:space="preserve">0, :32], </w:t>
-      </w:r>
-      <w:proofErr w:type="spellStart"/>
-      <w:r>
-        <w:rPr>
-          <w:rFonts w:ascii="Consolas" w:eastAsia="Consolas" w:hAnsi="Consolas" w:cs="Consolas"/>
-          <w:sz w:val="17"/>
-          <w:szCs w:val="17"/>
-        </w:rPr>
-        <w:t>preamble_</w:t>
-      </w:r>
-      <w:proofErr w:type="gramStart"/>
-      <w:r>
-        <w:rPr>
-          <w:rFonts w:ascii="Consolas" w:eastAsia="Consolas" w:hAnsi="Consolas" w:cs="Consolas"/>
-          <w:sz w:val="17"/>
-          <w:szCs w:val="17"/>
-        </w:rPr>
-        <w:t>time</w:t>
-      </w:r>
-      <w:proofErr w:type="spellEnd"/>
-      <w:r>
-        <w:rPr>
-          <w:rFonts w:ascii="Consolas" w:eastAsia="Consolas" w:hAnsi="Consolas" w:cs="Consolas"/>
-          <w:sz w:val="17"/>
-          <w:szCs w:val="17"/>
-        </w:rPr>
-        <w:t>[</w:t>
-      </w:r>
-      <w:proofErr w:type="gramEnd"/>
-      <w:r>
-        <w:rPr>
-          <w:rFonts w:ascii="Consolas" w:eastAsia="Consolas" w:hAnsi="Consolas" w:cs="Consolas"/>
-          <w:sz w:val="17"/>
-          <w:szCs w:val="17"/>
-        </w:rPr>
-        <w:t>0, 32:</w:t>
-      </w:r>
-      <w:proofErr w:type="gramStart"/>
-      <w:r>
-        <w:rPr>
-          <w:rFonts w:ascii="Consolas" w:eastAsia="Consolas" w:hAnsi="Consolas" w:cs="Consolas"/>
-          <w:sz w:val="17"/>
-          <w:szCs w:val="17"/>
-        </w:rPr>
-        <w:t xml:space="preserve">])   </w:t>
-      </w:r>
-      <w:proofErr w:type="gramEnd"/>
-      <w:r>
-        <w:rPr>
-          <w:rFonts w:ascii="Consolas" w:eastAsia="Consolas" w:hAnsi="Consolas" w:cs="Consolas"/>
-          <w:sz w:val="17"/>
-          <w:szCs w:val="17"/>
-        </w:rPr>
-        <w:t># row 0, COLUMN halves</w:t>
-      </w:r>
-    </w:p>
-    <w:p>
-      <w:pPr>
-        <w:spacing w:after="120"/>
-      </w:pPr>
-      <w:r>
-        <w:t xml:space="preserve">Note the indexing: [0, :32] is row 0, first 32 samples. </w:t>
-      </w:r>
-      <w:proofErr w:type="spellStart"/>
-      <w:r>
-        <w:t>preamble_</w:t>
-      </w:r>
-      <w:proofErr w:type="gramStart"/>
-      <w:r>
-        <w:t>time</w:t>
-      </w:r>
-      <w:proofErr w:type="spellEnd"/>
-      <w:r>
-        <w:t>[</w:t>
-      </w:r>
-      <w:proofErr w:type="gramEnd"/>
-      <w:r>
-        <w:t>0:32] (a row slice) is meaningless here and was a recurring bug (Section 7.1 family).</w:t>
-      </w:r>
-    </w:p>
-    <w:p>
-      <w:pPr>
-        <w:pStyle w:val="Heading2"/>
-      </w:pPr>
-      <w:r>
-        <w:t>4.5 receiver_communication.py</w:t>
-      </w:r>
-    </w:p>
-    <w:p>
-      <w:pPr>
-        <w:spacing w:after="120"/>
-      </w:pPr>
-      <w:r>
-        <w:t>Top-level RX. Stages:</w:t>
-      </w:r>
-    </w:p>
-    <w:p>
-      <w:pPr>
-        <w:pStyle w:val="Heading3"/>
-      </w:pPr>
-      <w:r>
-        <w:t>(a) Load capture</w:t>
-      </w:r>
-    </w:p>
-    <w:p>
-      <w:pPr>
-        <w:spacing w:after="120"/>
-      </w:pPr>
-      <w:r>
-        <w:t>Reads Recieved_waveform.csv (</w:t>
-      </w:r>
-      <w:proofErr w:type="spellStart"/>
-      <w:r>
-        <w:t>WaveForms</w:t>
-      </w:r>
-      <w:proofErr w:type="spellEnd"/>
-      <w:r>
-        <w:t xml:space="preserve"> scope export, #-prefixed header comments). Ch1 -&gt; I, Ch2 -&gt; Q. </w:t>
-      </w:r>
-      <w:proofErr w:type="spellStart"/>
-      <w:r>
-        <w:t>NaN</w:t>
-      </w:r>
-      <w:proofErr w:type="spellEnd"/>
-      <w:r>
-        <w:t xml:space="preserve"> rows masked. Produces the raw complex stream r.</w:t>
-      </w:r>
-    </w:p>
-    <w:p>
-      <w:pPr>
-        <w:pStyle w:val="Heading3"/>
-      </w:pPr>
-      <w:r>
-        <w:t>(b) Schmidl-Cox sync - on the raw 1-D stream, before any reshape</w:t>
-      </w:r>
-    </w:p>
-    <w:p>
-      <w:pPr>
-        <w:shd w:val="clear" w:color="auto" w:fill="F2F2F2"/>
-        <w:spacing w:after="20"/>
-      </w:pPr>
-      <w:r>
-        <w:rPr>
-          <w:rFonts w:ascii="Consolas" w:eastAsia="Consolas" w:hAnsi="Consolas" w:cs="Consolas"/>
-          <w:sz w:val="17"/>
-          <w:szCs w:val="17"/>
-        </w:rPr>
-        <w:t>L = N // 2</w:t>
-      </w:r>
-    </w:p>
-    <w:p>
-      <w:pPr>
-        <w:shd w:val="clear" w:color="auto" w:fill="F2F2F2"/>
-        <w:spacing w:after="20"/>
-      </w:pPr>
-      <w:r>
-        <w:rPr>
-          <w:rFonts w:ascii="Consolas" w:eastAsia="Consolas" w:hAnsi="Consolas" w:cs="Consolas"/>
-          <w:sz w:val="17"/>
-          <w:szCs w:val="17"/>
-        </w:rPr>
-        <w:t xml:space="preserve">num = </w:t>
-      </w:r>
-      <w:proofErr w:type="spellStart"/>
-      <w:r>
-        <w:rPr>
-          <w:rFonts w:ascii="Consolas" w:eastAsia="Consolas" w:hAnsi="Consolas" w:cs="Consolas"/>
-          <w:sz w:val="17"/>
-          <w:szCs w:val="17"/>
-        </w:rPr>
-        <w:t>len</w:t>
-      </w:r>
-      <w:proofErr w:type="spellEnd"/>
-      <w:r>
-        <w:rPr>
-          <w:rFonts w:ascii="Consolas" w:eastAsia="Consolas" w:hAnsi="Consolas" w:cs="Consolas"/>
-          <w:sz w:val="17"/>
-          <w:szCs w:val="17"/>
-        </w:rPr>
-        <w:t xml:space="preserve">(r) - N                    # == </w:t>
-      </w:r>
-      <w:proofErr w:type="spellStart"/>
-      <w:r>
-        <w:rPr>
-          <w:rFonts w:ascii="Consolas" w:eastAsia="Consolas" w:hAnsi="Consolas" w:cs="Consolas"/>
-          <w:sz w:val="17"/>
-          <w:szCs w:val="17"/>
-        </w:rPr>
-        <w:t>len</w:t>
-      </w:r>
-      <w:proofErr w:type="spellEnd"/>
-      <w:r>
-        <w:rPr>
-          <w:rFonts w:ascii="Consolas" w:eastAsia="Consolas" w:hAnsi="Consolas" w:cs="Consolas"/>
-          <w:sz w:val="17"/>
-          <w:szCs w:val="17"/>
-        </w:rPr>
-        <w:t>(r) - 2L since N = 2L</w:t>
-      </w:r>
-    </w:p>
-    <w:p>
-      <w:pPr>
-        <w:shd w:val="clear" w:color="auto" w:fill="F2F2F2"/>
-        <w:spacing w:after="20"/>
-      </w:pPr>
-      <w:proofErr w:type="spellStart"/>
-      <w:r>
-        <w:rPr>
-          <w:rFonts w:ascii="Consolas" w:eastAsia="Consolas" w:hAnsi="Consolas" w:cs="Consolas"/>
-          <w:sz w:val="17"/>
-          <w:szCs w:val="17"/>
-        </w:rPr>
-        <w:t>for d</w:t>
-      </w:r>
-      <w:proofErr w:type="spellEnd"/>
-      <w:r>
-        <w:rPr>
-          <w:rFonts w:ascii="Consolas" w:eastAsia="Consolas" w:hAnsi="Consolas" w:cs="Consolas"/>
-          <w:sz w:val="17"/>
-          <w:szCs w:val="17"/>
-        </w:rPr>
-        <w:t xml:space="preserve"> in range(num):</w:t>
-      </w:r>
-    </w:p>
-    <w:p>
-      <w:pPr>
-        <w:shd w:val="clear" w:color="auto" w:fill="F2F2F2"/>
-        <w:spacing w:after="20"/>
-      </w:pPr>
-      <w:r>
-        <w:rPr>
-          <w:rFonts w:ascii="Consolas" w:eastAsia="Consolas" w:hAnsi="Consolas" w:cs="Consolas"/>
-          <w:sz w:val="17"/>
-          <w:szCs w:val="17"/>
-        </w:rPr>
-        <w:t xml:space="preserve">    p   = </w:t>
-      </w:r>
-      <w:proofErr w:type="spellStart"/>
-      <w:r>
-        <w:rPr>
-          <w:rFonts w:ascii="Consolas" w:eastAsia="Consolas" w:hAnsi="Consolas" w:cs="Consolas"/>
-          <w:sz w:val="17"/>
-          <w:szCs w:val="17"/>
-        </w:rPr>
-        <w:t>sum_</w:t>
-      </w:r>
-      <w:proofErr w:type="gramStart"/>
-      <w:r>
-        <w:rPr>
-          <w:rFonts w:ascii="Consolas" w:eastAsia="Consolas" w:hAnsi="Consolas" w:cs="Consolas"/>
-          <w:sz w:val="17"/>
-          <w:szCs w:val="17"/>
-        </w:rPr>
-        <w:t>m</w:t>
-      </w:r>
-      <w:proofErr w:type="spellEnd"/>
-      <w:r>
-        <w:rPr>
-          <w:rFonts w:ascii="Consolas" w:eastAsia="Consolas" w:hAnsi="Consolas" w:cs="Consolas"/>
-          <w:sz w:val="17"/>
-          <w:szCs w:val="17"/>
-        </w:rPr>
-        <w:t xml:space="preserve">  </w:t>
-      </w:r>
-      <w:proofErr w:type="spellStart"/>
-      <w:r>
-        <w:rPr>
-          <w:rFonts w:ascii="Consolas" w:eastAsia="Consolas" w:hAnsi="Consolas" w:cs="Consolas"/>
-          <w:sz w:val="17"/>
-          <w:szCs w:val="17"/>
-        </w:rPr>
-        <w:t>conj</w:t>
-      </w:r>
-      <w:proofErr w:type="spellEnd"/>
-      <w:proofErr w:type="gramEnd"/>
-      <w:r>
-        <w:rPr>
-          <w:rFonts w:ascii="Consolas" w:eastAsia="Consolas" w:hAnsi="Consolas" w:cs="Consolas"/>
-          <w:sz w:val="17"/>
-          <w:szCs w:val="17"/>
-        </w:rPr>
-        <w:t>(r[</w:t>
-      </w:r>
-      <w:proofErr w:type="spellStart"/>
-      <w:r>
-        <w:rPr>
-          <w:rFonts w:ascii="Consolas" w:eastAsia="Consolas" w:hAnsi="Consolas" w:cs="Consolas"/>
-          <w:sz w:val="17"/>
-          <w:szCs w:val="17"/>
-        </w:rPr>
-        <w:t>d+m</w:t>
-      </w:r>
-      <w:proofErr w:type="spellEnd"/>
-      <w:r>
-        <w:rPr>
-          <w:rFonts w:ascii="Consolas" w:eastAsia="Consolas" w:hAnsi="Consolas" w:cs="Consolas"/>
-          <w:sz w:val="17"/>
-          <w:szCs w:val="17"/>
-        </w:rPr>
-        <w:t>]) * r[</w:t>
-      </w:r>
-      <w:proofErr w:type="spellStart"/>
-      <w:r>
-        <w:rPr>
-          <w:rFonts w:ascii="Consolas" w:eastAsia="Consolas" w:hAnsi="Consolas" w:cs="Consolas"/>
-          <w:sz w:val="17"/>
-          <w:szCs w:val="17"/>
-        </w:rPr>
-        <w:t>d+m+</w:t>
-      </w:r>
-      <w:proofErr w:type="gramStart"/>
-      <w:r>
-        <w:rPr>
-          <w:rFonts w:ascii="Consolas" w:eastAsia="Consolas" w:hAnsi="Consolas" w:cs="Consolas"/>
-          <w:sz w:val="17"/>
-          <w:szCs w:val="17"/>
-        </w:rPr>
-        <w:t>L</w:t>
-      </w:r>
-      <w:proofErr w:type="spellEnd"/>
-      <w:r>
-        <w:rPr>
-          <w:rFonts w:ascii="Consolas" w:eastAsia="Consolas" w:hAnsi="Consolas" w:cs="Consolas"/>
-          <w:sz w:val="17"/>
-          <w:szCs w:val="17"/>
-        </w:rPr>
-        <w:t>]     #</w:t>
-      </w:r>
-      <w:proofErr w:type="gramEnd"/>
-      <w:r>
-        <w:rPr>
-          <w:rFonts w:ascii="Consolas" w:eastAsia="Consolas" w:hAnsi="Consolas" w:cs="Consolas"/>
-          <w:sz w:val="17"/>
-          <w:szCs w:val="17"/>
-        </w:rPr>
-        <w:t xml:space="preserve"> m = </w:t>
-      </w:r>
-      <w:proofErr w:type="gramStart"/>
-      <w:r>
-        <w:rPr>
-          <w:rFonts w:ascii="Consolas" w:eastAsia="Consolas" w:hAnsi="Consolas" w:cs="Consolas"/>
-          <w:sz w:val="17"/>
-          <w:szCs w:val="17"/>
-        </w:rPr>
-        <w:t>0..</w:t>
-      </w:r>
-      <w:proofErr w:type="gramEnd"/>
-      <w:r>
-        <w:rPr>
-          <w:rFonts w:ascii="Consolas" w:eastAsia="Consolas" w:hAnsi="Consolas" w:cs="Consolas"/>
-          <w:sz w:val="17"/>
-          <w:szCs w:val="17"/>
-        </w:rPr>
-        <w:t>L-1</w:t>
-      </w:r>
-    </w:p>
-    <w:p>
-      <w:pPr>
-        <w:shd w:val="clear" w:color="auto" w:fill="F2F2F2"/>
-        <w:spacing w:after="20"/>
-      </w:pPr>
-      <w:r>
-        <w:rPr>
-          <w:rFonts w:ascii="Consolas" w:eastAsia="Consolas" w:hAnsi="Consolas" w:cs="Consolas"/>
-          <w:sz w:val="17"/>
-          <w:szCs w:val="17"/>
-        </w:rPr>
-        <w:t xml:space="preserve">    </w:t>
-      </w:r>
-      <w:proofErr w:type="spellStart"/>
-      <w:r>
-        <w:rPr>
-          <w:rFonts w:ascii="Consolas" w:eastAsia="Consolas" w:hAnsi="Consolas" w:cs="Consolas"/>
-          <w:sz w:val="17"/>
-          <w:szCs w:val="17"/>
-        </w:rPr>
-        <w:t>r_c</w:t>
-      </w:r>
-      <w:proofErr w:type="spellEnd"/>
-      <w:r>
-        <w:rPr>
-          <w:rFonts w:ascii="Consolas" w:eastAsia="Consolas" w:hAnsi="Consolas" w:cs="Consolas"/>
-          <w:sz w:val="17"/>
-          <w:szCs w:val="17"/>
-        </w:rPr>
-        <w:t xml:space="preserve"> = </w:t>
-      </w:r>
-      <w:proofErr w:type="spellStart"/>
-      <w:r>
-        <w:rPr>
-          <w:rFonts w:ascii="Consolas" w:eastAsia="Consolas" w:hAnsi="Consolas" w:cs="Consolas"/>
-          <w:sz w:val="17"/>
-          <w:szCs w:val="17"/>
-        </w:rPr>
-        <w:t>sum_</w:t>
-      </w:r>
-      <w:proofErr w:type="gramStart"/>
-      <w:r>
-        <w:rPr>
-          <w:rFonts w:ascii="Consolas" w:eastAsia="Consolas" w:hAnsi="Consolas" w:cs="Consolas"/>
-          <w:sz w:val="17"/>
-          <w:szCs w:val="17"/>
-        </w:rPr>
-        <w:t>m</w:t>
-      </w:r>
-      <w:proofErr w:type="spellEnd"/>
-      <w:r>
-        <w:rPr>
-          <w:rFonts w:ascii="Consolas" w:eastAsia="Consolas" w:hAnsi="Consolas" w:cs="Consolas"/>
-          <w:sz w:val="17"/>
-          <w:szCs w:val="17"/>
-        </w:rPr>
-        <w:t xml:space="preserve">  |</w:t>
-      </w:r>
-      <w:proofErr w:type="gramEnd"/>
-      <w:r>
-        <w:rPr>
-          <w:rFonts w:ascii="Consolas" w:eastAsia="Consolas" w:hAnsi="Consolas" w:cs="Consolas"/>
-          <w:sz w:val="17"/>
-          <w:szCs w:val="17"/>
-        </w:rPr>
-        <w:t>r[</w:t>
-      </w:r>
-      <w:proofErr w:type="spellStart"/>
-      <w:r>
-        <w:rPr>
-          <w:rFonts w:ascii="Consolas" w:eastAsia="Consolas" w:hAnsi="Consolas" w:cs="Consolas"/>
-          <w:sz w:val="17"/>
-          <w:szCs w:val="17"/>
-        </w:rPr>
-        <w:t>d+m+</w:t>
-      </w:r>
-      <w:proofErr w:type="gramStart"/>
-      <w:r>
-        <w:rPr>
-          <w:rFonts w:ascii="Consolas" w:eastAsia="Consolas" w:hAnsi="Consolas" w:cs="Consolas"/>
-          <w:sz w:val="17"/>
-          <w:szCs w:val="17"/>
-        </w:rPr>
-        <w:t>L</w:t>
-      </w:r>
-      <w:proofErr w:type="spellEnd"/>
-      <w:r>
-        <w:rPr>
-          <w:rFonts w:ascii="Consolas" w:eastAsia="Consolas" w:hAnsi="Consolas" w:cs="Consolas"/>
-          <w:sz w:val="17"/>
-          <w:szCs w:val="17"/>
-        </w:rPr>
-        <w:t>]|</w:t>
-      </w:r>
-      <w:proofErr w:type="gramEnd"/>
-      <w:r>
-        <w:rPr>
-          <w:rFonts w:ascii="Consolas" w:eastAsia="Consolas" w:hAnsi="Consolas" w:cs="Consolas"/>
-          <w:sz w:val="17"/>
-          <w:szCs w:val="17"/>
-        </w:rPr>
-        <w:t>^2</w:t>
+        <w:t xml:space="preserve">    r_c = sum_m  |r[d+m+L]|^2</w:t>
       </w:r>
     </w:p>
     <w:p>
@@ -4007,15 +2530,7 @@
         </w:numPr>
       </w:pPr>
       <w:r>
-        <w:t xml:space="preserve">p: </w:t>
-      </w:r>
-      <w:proofErr w:type="gramStart"/>
-      <w:r>
-        <w:t>when</w:t>
-      </w:r>
-      <w:proofErr w:type="gramEnd"/>
-      <w:r>
-        <w:t xml:space="preserve"> the window sits on the preamble, every term is positive-real and the sum is large; elsewhere terms have random phase and cancel.</w:t>
+        <w:t>p: when the window sits on the preamble, every term is positive-real and the sum is large; elsewhere terms have random phase and cancel.</w:t>
       </w:r>
     </w:p>
     <w:p>
@@ -4039,15 +2554,7 @@
         </w:numPr>
       </w:pPr>
       <w:r>
-        <w:t xml:space="preserve">The metric plateaus over approximately CP_LEN samples (the CP region also satisfies the half-repeat property); any </w:t>
-      </w:r>
-      <w:proofErr w:type="spellStart"/>
-      <w:r>
-        <w:t>d_peak</w:t>
-      </w:r>
-      <w:proofErr w:type="spellEnd"/>
-      <w:r>
-        <w:t xml:space="preserve"> on the plateau lands inside the CP, which is why a few samples of timing error are harmless.</w:t>
+        <w:t>The metric plateaus over approximately CP_LEN samples (the CP region also satisfies the half-repeat property); any d_peak on the plateau lands inside the CP, which is why a few samples of timing error are harmless.</w:t>
       </w:r>
     </w:p>
     <w:p>
@@ -4055,15 +2562,7 @@
         <w:spacing w:after="120"/>
       </w:pPr>
       <w:r>
-        <w:t xml:space="preserve">Energy gating (rejects false peaks where </w:t>
-      </w:r>
-      <w:proofErr w:type="spellStart"/>
-      <w:r>
-        <w:t>r_c</w:t>
-      </w:r>
-      <w:proofErr w:type="spellEnd"/>
-      <w:r>
-        <w:t xml:space="preserve"> near 0 makes the ratio blow up):</w:t>
+        <w:t>Energy gating (rejects false peaks where r_c near 0 makes the ratio blow up):</w:t>
       </w:r>
     </w:p>
     <w:p>
@@ -4077,45 +2576,79 @@
           <w:sz w:val="17"/>
           <w:szCs w:val="17"/>
         </w:rPr>
-        <w:t xml:space="preserve">typical = </w:t>
-      </w:r>
-      <w:proofErr w:type="spellStart"/>
-      <w:proofErr w:type="gramStart"/>
+        <w:t>typical = np.median(energy[energy &gt; 0])</w:t>
+      </w:r>
+    </w:p>
+    <w:p>
+      <w:pPr>
+        <w:shd w:val="clear" w:color="auto" w:fill="F2F2F2"/>
+        <w:spacing w:after="20"/>
+      </w:pPr>
       <w:r>
         <w:rPr>
           <w:rFonts w:ascii="Consolas" w:eastAsia="Consolas" w:hAnsi="Consolas" w:cs="Consolas"/>
           <w:sz w:val="17"/>
           <w:szCs w:val="17"/>
         </w:rPr>
-        <w:t>np.median</w:t>
-      </w:r>
-      <w:proofErr w:type="spellEnd"/>
-      <w:proofErr w:type="gramEnd"/>
+        <w:t>metric[energy &lt; 0.2 * typical] = 0      # ZERO OUT - do not boolean-filter!</w:t>
+      </w:r>
+    </w:p>
+    <w:p>
+      <w:pPr>
+        <w:shd w:val="clear" w:color="auto" w:fill="F2F2F2"/>
+        <w:spacing w:after="20"/>
+      </w:pPr>
       <w:r>
         <w:rPr>
           <w:rFonts w:ascii="Consolas" w:eastAsia="Consolas" w:hAnsi="Consolas" w:cs="Consolas"/>
           <w:sz w:val="17"/>
           <w:szCs w:val="17"/>
         </w:rPr>
-        <w:t>(</w:t>
-      </w:r>
-      <w:proofErr w:type="gramStart"/>
+        <w:t>d_peak = int(np.argmax(metric))</w:t>
+      </w:r>
+    </w:p>
+    <w:p>
+      <w:pPr>
+        <w:spacing w:after="120"/>
+      </w:pPr>
+      <w:r>
+        <w:t>Zeroing keeps the array full-length so d_peak remains a valid sample index. Boolean filtering (metric = metric[mask]) shrinks the array and breaks the index-to-sample correspondence (bug 7.6).</w:t>
+      </w:r>
+    </w:p>
+    <w:p>
+      <w:pPr>
+        <w:pStyle w:val="Heading3"/>
+      </w:pPr>
+      <w:r>
+        <w:t>(c) Frame slice and FFT</w:t>
+      </w:r>
+    </w:p>
+    <w:p>
+      <w:pPr>
+        <w:shd w:val="clear" w:color="auto" w:fill="F2F2F2"/>
+        <w:spacing w:after="20"/>
+      </w:pPr>
       <w:r>
         <w:rPr>
           <w:rFonts w:ascii="Consolas" w:eastAsia="Consolas" w:hAnsi="Consolas" w:cs="Consolas"/>
           <w:sz w:val="17"/>
           <w:szCs w:val="17"/>
         </w:rPr>
-        <w:t>energy[</w:t>
-      </w:r>
-      <w:proofErr w:type="gramEnd"/>
+        <w:t>frame = r[d_peak : d_peak + BLOCK_LEN * NUM_BLOCKS]   # NUM_BLOCKS from metadata</w:t>
+      </w:r>
+    </w:p>
+    <w:p>
+      <w:pPr>
+        <w:shd w:val="clear" w:color="auto" w:fill="F2F2F2"/>
+        <w:spacing w:after="20"/>
+      </w:pPr>
       <w:r>
         <w:rPr>
           <w:rFonts w:ascii="Consolas" w:eastAsia="Consolas" w:hAnsi="Consolas" w:cs="Consolas"/>
           <w:sz w:val="17"/>
           <w:szCs w:val="17"/>
         </w:rPr>
-        <w:t>energy &gt; 0])</w:t>
+        <w:t>assert len(frame) == BLOCK_LEN * NUM_BLOCKS           # short-frame guard</w:t>
       </w:r>
     </w:p>
     <w:p>
@@ -4123,85 +2656,49 @@
         <w:shd w:val="clear" w:color="auto" w:fill="F2F2F2"/>
         <w:spacing w:after="20"/>
       </w:pPr>
-      <w:proofErr w:type="gramStart"/>
       <w:r>
         <w:rPr>
           <w:rFonts w:ascii="Consolas" w:eastAsia="Consolas" w:hAnsi="Consolas" w:cs="Consolas"/>
           <w:sz w:val="17"/>
           <w:szCs w:val="17"/>
         </w:rPr>
-        <w:t>metric[</w:t>
-      </w:r>
-      <w:proofErr w:type="gramEnd"/>
+        <w:t>freq  = np.fft.fft(frame.reshape(-1, BLOCK_LEN)[:, CP_LEN:], axis=1)   # (18, 64)</w:t>
+      </w:r>
+    </w:p>
+    <w:p>
+      <w:pPr>
+        <w:pStyle w:val="Heading3"/>
+      </w:pPr>
+      <w:r>
+        <w:t>(d) Channel estimate and equalize</w:t>
+      </w:r>
+    </w:p>
+    <w:p>
+      <w:pPr>
+        <w:shd w:val="clear" w:color="auto" w:fill="F2F2F2"/>
+        <w:spacing w:after="20"/>
+      </w:pPr>
       <w:r>
         <w:rPr>
           <w:rFonts w:ascii="Consolas" w:eastAsia="Consolas" w:hAnsi="Consolas" w:cs="Consolas"/>
           <w:sz w:val="17"/>
           <w:szCs w:val="17"/>
         </w:rPr>
-        <w:t xml:space="preserve">energy &lt; 0.2 * typical] = 0      # ZERO OUT - do not </w:t>
-      </w:r>
-      <w:proofErr w:type="spellStart"/>
+        <w:t>H_est   = freq[1] / channel_preamble_gen(N)    # row 1 = channel preamble</w:t>
+      </w:r>
+    </w:p>
+    <w:p>
+      <w:pPr>
+        <w:shd w:val="clear" w:color="auto" w:fill="F2F2F2"/>
+        <w:spacing w:after="20"/>
+      </w:pPr>
       <w:r>
         <w:rPr>
           <w:rFonts w:ascii="Consolas" w:eastAsia="Consolas" w:hAnsi="Consolas" w:cs="Consolas"/>
           <w:sz w:val="17"/>
           <w:szCs w:val="17"/>
         </w:rPr>
-        <w:t>boolean</w:t>
-      </w:r>
-      <w:proofErr w:type="spellEnd"/>
-      <w:r>
-        <w:rPr>
-          <w:rFonts w:ascii="Consolas" w:eastAsia="Consolas" w:hAnsi="Consolas" w:cs="Consolas"/>
-          <w:sz w:val="17"/>
-          <w:szCs w:val="17"/>
-        </w:rPr>
-        <w:t>-filter!</w:t>
-      </w:r>
-    </w:p>
-    <w:p>
-      <w:pPr>
-        <w:shd w:val="clear" w:color="auto" w:fill="F2F2F2"/>
-        <w:spacing w:after="20"/>
-      </w:pPr>
-      <w:proofErr w:type="spellStart"/>
-      <w:r>
-        <w:rPr>
-          <w:rFonts w:ascii="Consolas" w:eastAsia="Consolas" w:hAnsi="Consolas" w:cs="Consolas"/>
-          <w:sz w:val="17"/>
-          <w:szCs w:val="17"/>
-        </w:rPr>
-        <w:t>d_peak</w:t>
-      </w:r>
-      <w:proofErr w:type="spellEnd"/>
-      <w:r>
-        <w:rPr>
-          <w:rFonts w:ascii="Consolas" w:eastAsia="Consolas" w:hAnsi="Consolas" w:cs="Consolas"/>
-          <w:sz w:val="17"/>
-          <w:szCs w:val="17"/>
-        </w:rPr>
-        <w:t xml:space="preserve"> = int(</w:t>
-      </w:r>
-      <w:proofErr w:type="spellStart"/>
-      <w:proofErr w:type="gramStart"/>
-      <w:r>
-        <w:rPr>
-          <w:rFonts w:ascii="Consolas" w:eastAsia="Consolas" w:hAnsi="Consolas" w:cs="Consolas"/>
-          <w:sz w:val="17"/>
-          <w:szCs w:val="17"/>
-        </w:rPr>
-        <w:t>np.argmax</w:t>
-      </w:r>
-      <w:proofErr w:type="spellEnd"/>
-      <w:proofErr w:type="gramEnd"/>
-      <w:r>
-        <w:rPr>
-          <w:rFonts w:ascii="Consolas" w:eastAsia="Consolas" w:hAnsi="Consolas" w:cs="Consolas"/>
-          <w:sz w:val="17"/>
-          <w:szCs w:val="17"/>
-        </w:rPr>
-        <w:t>(metric))</w:t>
+        <w:t>data_eq = freq[2:] / (H_est[None, :] + 1e-12)  # rows 2..17 = data</w:t>
       </w:r>
     </w:p>
     <w:p>
@@ -4209,23 +2706,7 @@
         <w:spacing w:after="120"/>
       </w:pPr>
       <w:r>
-        <w:t xml:space="preserve">Zeroing keeps the array </w:t>
-      </w:r>
-      <w:proofErr w:type="gramStart"/>
-      <w:r>
-        <w:t>full-length</w:t>
-      </w:r>
-      <w:proofErr w:type="gramEnd"/>
-      <w:r>
-        <w:t xml:space="preserve"> so </w:t>
-      </w:r>
-      <w:proofErr w:type="spellStart"/>
-      <w:r>
-        <w:t>d_peak</w:t>
-      </w:r>
-      <w:proofErr w:type="spellEnd"/>
-      <w:r>
-        <w:t xml:space="preserve"> remains a valid sample index. Boolean filtering (metric = metric[mask]) shrinks the array and breaks the index-to-sample correspondence (bug 7.6).</w:t>
+        <w:t>Row map: freq[0] timing preamble (sync only - never divide by it), freq[1] channel preamble, freq[2:] data. An off-by-one here gives BER 0.5 with no crash.</w:t>
       </w:r>
     </w:p>
     <w:p>
@@ -4233,481 +2714,7 @@
         <w:pStyle w:val="Heading3"/>
       </w:pPr>
       <w:r>
-        <w:t>(c) Frame slice and FFT</w:t>
-      </w:r>
-    </w:p>
-    <w:p>
-      <w:pPr>
-        <w:shd w:val="clear" w:color="auto" w:fill="F2F2F2"/>
-        <w:spacing w:after="20"/>
-      </w:pPr>
-      <w:r>
-        <w:rPr>
-          <w:rFonts w:ascii="Consolas" w:eastAsia="Consolas" w:hAnsi="Consolas" w:cs="Consolas"/>
-          <w:sz w:val="17"/>
-          <w:szCs w:val="17"/>
-        </w:rPr>
-        <w:t xml:space="preserve">frame = </w:t>
-      </w:r>
-      <w:proofErr w:type="gramStart"/>
-      <w:r>
-        <w:rPr>
-          <w:rFonts w:ascii="Consolas" w:eastAsia="Consolas" w:hAnsi="Consolas" w:cs="Consolas"/>
-          <w:sz w:val="17"/>
-          <w:szCs w:val="17"/>
-        </w:rPr>
-        <w:t>r[</w:t>
-      </w:r>
-      <w:proofErr w:type="spellStart"/>
-      <w:proofErr w:type="gramEnd"/>
-      <w:r>
-        <w:rPr>
-          <w:rFonts w:ascii="Consolas" w:eastAsia="Consolas" w:hAnsi="Consolas" w:cs="Consolas"/>
-          <w:sz w:val="17"/>
-          <w:szCs w:val="17"/>
-        </w:rPr>
-        <w:t>d_</w:t>
-      </w:r>
-      <w:proofErr w:type="gramStart"/>
-      <w:r>
-        <w:rPr>
-          <w:rFonts w:ascii="Consolas" w:eastAsia="Consolas" w:hAnsi="Consolas" w:cs="Consolas"/>
-          <w:sz w:val="17"/>
-          <w:szCs w:val="17"/>
-        </w:rPr>
-        <w:t>peak</w:t>
-      </w:r>
-      <w:proofErr w:type="spellEnd"/>
-      <w:r>
-        <w:rPr>
-          <w:rFonts w:ascii="Consolas" w:eastAsia="Consolas" w:hAnsi="Consolas" w:cs="Consolas"/>
-          <w:sz w:val="17"/>
-          <w:szCs w:val="17"/>
-        </w:rPr>
-        <w:t xml:space="preserve"> :</w:t>
-      </w:r>
-      <w:proofErr w:type="gramEnd"/>
-      <w:r>
-        <w:rPr>
-          <w:rFonts w:ascii="Consolas" w:eastAsia="Consolas" w:hAnsi="Consolas" w:cs="Consolas"/>
-          <w:sz w:val="17"/>
-          <w:szCs w:val="17"/>
-        </w:rPr>
-        <w:t xml:space="preserve"> </w:t>
-      </w:r>
-      <w:proofErr w:type="spellStart"/>
-      <w:r>
-        <w:rPr>
-          <w:rFonts w:ascii="Consolas" w:eastAsia="Consolas" w:hAnsi="Consolas" w:cs="Consolas"/>
-          <w:sz w:val="17"/>
-          <w:szCs w:val="17"/>
-        </w:rPr>
-        <w:t>d_peak</w:t>
-      </w:r>
-      <w:proofErr w:type="spellEnd"/>
-      <w:r>
-        <w:rPr>
-          <w:rFonts w:ascii="Consolas" w:eastAsia="Consolas" w:hAnsi="Consolas" w:cs="Consolas"/>
-          <w:sz w:val="17"/>
-          <w:szCs w:val="17"/>
-        </w:rPr>
-        <w:t xml:space="preserve"> + BLOCK_LEN * NUM_</w:t>
-      </w:r>
-      <w:proofErr w:type="gramStart"/>
-      <w:r>
-        <w:rPr>
-          <w:rFonts w:ascii="Consolas" w:eastAsia="Consolas" w:hAnsi="Consolas" w:cs="Consolas"/>
-          <w:sz w:val="17"/>
-          <w:szCs w:val="17"/>
-        </w:rPr>
-        <w:t xml:space="preserve">BLOCKS]   </w:t>
-      </w:r>
-      <w:proofErr w:type="gramEnd"/>
-      <w:r>
-        <w:rPr>
-          <w:rFonts w:ascii="Consolas" w:eastAsia="Consolas" w:hAnsi="Consolas" w:cs="Consolas"/>
-          <w:sz w:val="17"/>
-          <w:szCs w:val="17"/>
-        </w:rPr>
-        <w:t># NUM_BLOCKS from metadata</w:t>
-      </w:r>
-    </w:p>
-    <w:p>
-      <w:pPr>
-        <w:shd w:val="clear" w:color="auto" w:fill="F2F2F2"/>
-        <w:spacing w:after="20"/>
-      </w:pPr>
-      <w:r>
-        <w:rPr>
-          <w:rFonts w:ascii="Consolas" w:eastAsia="Consolas" w:hAnsi="Consolas" w:cs="Consolas"/>
-          <w:sz w:val="17"/>
-          <w:szCs w:val="17"/>
-        </w:rPr>
-        <w:t xml:space="preserve">assert </w:t>
-      </w:r>
-      <w:proofErr w:type="spellStart"/>
-      <w:r>
-        <w:rPr>
-          <w:rFonts w:ascii="Consolas" w:eastAsia="Consolas" w:hAnsi="Consolas" w:cs="Consolas"/>
-          <w:sz w:val="17"/>
-          <w:szCs w:val="17"/>
-        </w:rPr>
-        <w:t>len</w:t>
-      </w:r>
-      <w:proofErr w:type="spellEnd"/>
-      <w:r>
-        <w:rPr>
-          <w:rFonts w:ascii="Consolas" w:eastAsia="Consolas" w:hAnsi="Consolas" w:cs="Consolas"/>
-          <w:sz w:val="17"/>
-          <w:szCs w:val="17"/>
-        </w:rPr>
-        <w:t>(frame) == BLOCK_LEN * NUM_BLOCKS           # short-frame guard</w:t>
-      </w:r>
-    </w:p>
-    <w:p>
-      <w:pPr>
-        <w:shd w:val="clear" w:color="auto" w:fill="F2F2F2"/>
-        <w:spacing w:after="20"/>
-      </w:pPr>
-      <w:proofErr w:type="spellStart"/>
-      <w:proofErr w:type="gramStart"/>
-      <w:r>
-        <w:rPr>
-          <w:rFonts w:ascii="Consolas" w:eastAsia="Consolas" w:hAnsi="Consolas" w:cs="Consolas"/>
-          <w:sz w:val="17"/>
-          <w:szCs w:val="17"/>
-        </w:rPr>
-        <w:t>freq</w:t>
-      </w:r>
-      <w:proofErr w:type="spellEnd"/>
-      <w:r>
-        <w:rPr>
-          <w:rFonts w:ascii="Consolas" w:eastAsia="Consolas" w:hAnsi="Consolas" w:cs="Consolas"/>
-          <w:sz w:val="17"/>
-          <w:szCs w:val="17"/>
-        </w:rPr>
-        <w:t xml:space="preserve">  =</w:t>
-      </w:r>
-      <w:proofErr w:type="gramEnd"/>
-      <w:r>
-        <w:rPr>
-          <w:rFonts w:ascii="Consolas" w:eastAsia="Consolas" w:hAnsi="Consolas" w:cs="Consolas"/>
-          <w:sz w:val="17"/>
-          <w:szCs w:val="17"/>
-        </w:rPr>
-        <w:t xml:space="preserve"> </w:t>
-      </w:r>
-      <w:proofErr w:type="spellStart"/>
-      <w:proofErr w:type="gramStart"/>
-      <w:r>
-        <w:rPr>
-          <w:rFonts w:ascii="Consolas" w:eastAsia="Consolas" w:hAnsi="Consolas" w:cs="Consolas"/>
-          <w:sz w:val="17"/>
-          <w:szCs w:val="17"/>
-        </w:rPr>
-        <w:t>np.fft.fft</w:t>
-      </w:r>
-      <w:proofErr w:type="spellEnd"/>
-      <w:r>
-        <w:rPr>
-          <w:rFonts w:ascii="Consolas" w:eastAsia="Consolas" w:hAnsi="Consolas" w:cs="Consolas"/>
-          <w:sz w:val="17"/>
-          <w:szCs w:val="17"/>
-        </w:rPr>
-        <w:t>(</w:t>
-      </w:r>
-      <w:proofErr w:type="spellStart"/>
-      <w:r>
-        <w:rPr>
-          <w:rFonts w:ascii="Consolas" w:eastAsia="Consolas" w:hAnsi="Consolas" w:cs="Consolas"/>
-          <w:sz w:val="17"/>
-          <w:szCs w:val="17"/>
-        </w:rPr>
-        <w:t>frame.reshape</w:t>
-      </w:r>
-      <w:proofErr w:type="spellEnd"/>
-      <w:proofErr w:type="gramEnd"/>
-      <w:r>
-        <w:rPr>
-          <w:rFonts w:ascii="Consolas" w:eastAsia="Consolas" w:hAnsi="Consolas" w:cs="Consolas"/>
-          <w:sz w:val="17"/>
-          <w:szCs w:val="17"/>
-        </w:rPr>
-        <w:t>(-1, BLOCK_</w:t>
-      </w:r>
-      <w:proofErr w:type="gramStart"/>
-      <w:r>
-        <w:rPr>
-          <w:rFonts w:ascii="Consolas" w:eastAsia="Consolas" w:hAnsi="Consolas" w:cs="Consolas"/>
-          <w:sz w:val="17"/>
-          <w:szCs w:val="17"/>
-        </w:rPr>
-        <w:t>LEN)[:,</w:t>
-      </w:r>
-      <w:proofErr w:type="gramEnd"/>
-      <w:r>
-        <w:rPr>
-          <w:rFonts w:ascii="Consolas" w:eastAsia="Consolas" w:hAnsi="Consolas" w:cs="Consolas"/>
-          <w:sz w:val="17"/>
-          <w:szCs w:val="17"/>
-        </w:rPr>
-        <w:t xml:space="preserve"> CP_LEN:], axis=</w:t>
-      </w:r>
-      <w:proofErr w:type="gramStart"/>
-      <w:r>
-        <w:rPr>
-          <w:rFonts w:ascii="Consolas" w:eastAsia="Consolas" w:hAnsi="Consolas" w:cs="Consolas"/>
-          <w:sz w:val="17"/>
-          <w:szCs w:val="17"/>
-        </w:rPr>
-        <w:t>1)   #</w:t>
-      </w:r>
-      <w:proofErr w:type="gramEnd"/>
-      <w:r>
-        <w:rPr>
-          <w:rFonts w:ascii="Consolas" w:eastAsia="Consolas" w:hAnsi="Consolas" w:cs="Consolas"/>
-          <w:sz w:val="17"/>
-          <w:szCs w:val="17"/>
-        </w:rPr>
-        <w:t xml:space="preserve"> (18, 64)</w:t>
-      </w:r>
-    </w:p>
-    <w:p>
-      <w:pPr>
-        <w:pStyle w:val="Heading3"/>
-      </w:pPr>
-      <w:r>
-        <w:t>(d) Channel estimate and equalize</w:t>
-      </w:r>
-    </w:p>
-    <w:p>
-      <w:pPr>
-        <w:shd w:val="clear" w:color="auto" w:fill="F2F2F2"/>
-        <w:spacing w:after="20"/>
-      </w:pPr>
-      <w:proofErr w:type="spellStart"/>
-      <w:r>
-        <w:rPr>
-          <w:rFonts w:ascii="Consolas" w:eastAsia="Consolas" w:hAnsi="Consolas" w:cs="Consolas"/>
-          <w:sz w:val="17"/>
-          <w:szCs w:val="17"/>
-        </w:rPr>
-        <w:t>H_est</w:t>
-      </w:r>
-      <w:proofErr w:type="spellEnd"/>
-      <w:r>
-        <w:rPr>
-          <w:rFonts w:ascii="Consolas" w:eastAsia="Consolas" w:hAnsi="Consolas" w:cs="Consolas"/>
-          <w:sz w:val="17"/>
-          <w:szCs w:val="17"/>
-        </w:rPr>
-        <w:t xml:space="preserve">   = </w:t>
-      </w:r>
-      <w:proofErr w:type="spellStart"/>
-      <w:proofErr w:type="gramStart"/>
-      <w:r>
-        <w:rPr>
-          <w:rFonts w:ascii="Consolas" w:eastAsia="Consolas" w:hAnsi="Consolas" w:cs="Consolas"/>
-          <w:sz w:val="17"/>
-          <w:szCs w:val="17"/>
-        </w:rPr>
-        <w:t>freq</w:t>
-      </w:r>
-      <w:proofErr w:type="spellEnd"/>
-      <w:r>
-        <w:rPr>
-          <w:rFonts w:ascii="Consolas" w:eastAsia="Consolas" w:hAnsi="Consolas" w:cs="Consolas"/>
-          <w:sz w:val="17"/>
-          <w:szCs w:val="17"/>
-        </w:rPr>
-        <w:t>[</w:t>
-      </w:r>
-      <w:proofErr w:type="gramEnd"/>
-      <w:r>
-        <w:rPr>
-          <w:rFonts w:ascii="Consolas" w:eastAsia="Consolas" w:hAnsi="Consolas" w:cs="Consolas"/>
-          <w:sz w:val="17"/>
-          <w:szCs w:val="17"/>
-        </w:rPr>
-        <w:t xml:space="preserve">1] / </w:t>
-      </w:r>
-      <w:proofErr w:type="spellStart"/>
-      <w:r>
-        <w:rPr>
-          <w:rFonts w:ascii="Consolas" w:eastAsia="Consolas" w:hAnsi="Consolas" w:cs="Consolas"/>
-          <w:sz w:val="17"/>
-          <w:szCs w:val="17"/>
-        </w:rPr>
-        <w:t>channel_preamble_gen</w:t>
-      </w:r>
-      <w:proofErr w:type="spellEnd"/>
-      <w:r>
-        <w:rPr>
-          <w:rFonts w:ascii="Consolas" w:eastAsia="Consolas" w:hAnsi="Consolas" w:cs="Consolas"/>
-          <w:sz w:val="17"/>
-          <w:szCs w:val="17"/>
-        </w:rPr>
-        <w:t>(</w:t>
-      </w:r>
-      <w:proofErr w:type="gramStart"/>
-      <w:r>
-        <w:rPr>
-          <w:rFonts w:ascii="Consolas" w:eastAsia="Consolas" w:hAnsi="Consolas" w:cs="Consolas"/>
-          <w:sz w:val="17"/>
-          <w:szCs w:val="17"/>
-        </w:rPr>
-        <w:t xml:space="preserve">N)   </w:t>
-      </w:r>
-      <w:proofErr w:type="gramEnd"/>
-      <w:r>
-        <w:rPr>
-          <w:rFonts w:ascii="Consolas" w:eastAsia="Consolas" w:hAnsi="Consolas" w:cs="Consolas"/>
-          <w:sz w:val="17"/>
-          <w:szCs w:val="17"/>
-        </w:rPr>
-        <w:t xml:space="preserve"> # row 1 = channel preamble</w:t>
-      </w:r>
-    </w:p>
-    <w:p>
-      <w:pPr>
-        <w:shd w:val="clear" w:color="auto" w:fill="F2F2F2"/>
-        <w:spacing w:after="20"/>
-      </w:pPr>
-      <w:proofErr w:type="spellStart"/>
-      <w:r>
-        <w:rPr>
-          <w:rFonts w:ascii="Consolas" w:eastAsia="Consolas" w:hAnsi="Consolas" w:cs="Consolas"/>
-          <w:sz w:val="17"/>
-          <w:szCs w:val="17"/>
-        </w:rPr>
-        <w:t>data_eq</w:t>
-      </w:r>
-      <w:proofErr w:type="spellEnd"/>
-      <w:r>
-        <w:rPr>
-          <w:rFonts w:ascii="Consolas" w:eastAsia="Consolas" w:hAnsi="Consolas" w:cs="Consolas"/>
-          <w:sz w:val="17"/>
-          <w:szCs w:val="17"/>
-        </w:rPr>
-        <w:t xml:space="preserve"> = </w:t>
-      </w:r>
-      <w:proofErr w:type="spellStart"/>
-      <w:proofErr w:type="gramStart"/>
-      <w:r>
-        <w:rPr>
-          <w:rFonts w:ascii="Consolas" w:eastAsia="Consolas" w:hAnsi="Consolas" w:cs="Consolas"/>
-          <w:sz w:val="17"/>
-          <w:szCs w:val="17"/>
-        </w:rPr>
-        <w:t>freq</w:t>
-      </w:r>
-      <w:proofErr w:type="spellEnd"/>
-      <w:r>
-        <w:rPr>
-          <w:rFonts w:ascii="Consolas" w:eastAsia="Consolas" w:hAnsi="Consolas" w:cs="Consolas"/>
-          <w:sz w:val="17"/>
-          <w:szCs w:val="17"/>
-        </w:rPr>
-        <w:t>[</w:t>
-      </w:r>
-      <w:proofErr w:type="gramEnd"/>
-      <w:r>
-        <w:rPr>
-          <w:rFonts w:ascii="Consolas" w:eastAsia="Consolas" w:hAnsi="Consolas" w:cs="Consolas"/>
-          <w:sz w:val="17"/>
-          <w:szCs w:val="17"/>
-        </w:rPr>
-        <w:t>2:] / (</w:t>
-      </w:r>
-      <w:proofErr w:type="spellStart"/>
-      <w:r>
-        <w:rPr>
-          <w:rFonts w:ascii="Consolas" w:eastAsia="Consolas" w:hAnsi="Consolas" w:cs="Consolas"/>
-          <w:sz w:val="17"/>
-          <w:szCs w:val="17"/>
-        </w:rPr>
-        <w:t>H_</w:t>
-      </w:r>
-      <w:proofErr w:type="gramStart"/>
-      <w:r>
-        <w:rPr>
-          <w:rFonts w:ascii="Consolas" w:eastAsia="Consolas" w:hAnsi="Consolas" w:cs="Consolas"/>
-          <w:sz w:val="17"/>
-          <w:szCs w:val="17"/>
-        </w:rPr>
-        <w:t>est</w:t>
-      </w:r>
-      <w:proofErr w:type="spellEnd"/>
-      <w:r>
-        <w:rPr>
-          <w:rFonts w:ascii="Consolas" w:eastAsia="Consolas" w:hAnsi="Consolas" w:cs="Consolas"/>
-          <w:sz w:val="17"/>
-          <w:szCs w:val="17"/>
-        </w:rPr>
-        <w:t>[</w:t>
-      </w:r>
-      <w:proofErr w:type="gramEnd"/>
-      <w:r>
-        <w:rPr>
-          <w:rFonts w:ascii="Consolas" w:eastAsia="Consolas" w:hAnsi="Consolas" w:cs="Consolas"/>
-          <w:sz w:val="17"/>
-          <w:szCs w:val="17"/>
-        </w:rPr>
-        <w:t>None</w:t>
-      </w:r>
-      <w:proofErr w:type="gramStart"/>
-      <w:r>
-        <w:rPr>
-          <w:rFonts w:ascii="Consolas" w:eastAsia="Consolas" w:hAnsi="Consolas" w:cs="Consolas"/>
-          <w:sz w:val="17"/>
-          <w:szCs w:val="17"/>
-        </w:rPr>
-        <w:t>, :</w:t>
-      </w:r>
-      <w:proofErr w:type="gramEnd"/>
-      <w:r>
-        <w:rPr>
-          <w:rFonts w:ascii="Consolas" w:eastAsia="Consolas" w:hAnsi="Consolas" w:cs="Consolas"/>
-          <w:sz w:val="17"/>
-          <w:szCs w:val="17"/>
-        </w:rPr>
-        <w:t>] + 1e-12</w:t>
-      </w:r>
-      <w:proofErr w:type="gramStart"/>
-      <w:r>
-        <w:rPr>
-          <w:rFonts w:ascii="Consolas" w:eastAsia="Consolas" w:hAnsi="Consolas" w:cs="Consolas"/>
-          <w:sz w:val="17"/>
-          <w:szCs w:val="17"/>
-        </w:rPr>
-        <w:t>)  #</w:t>
-      </w:r>
-      <w:proofErr w:type="gramEnd"/>
-      <w:r>
-        <w:rPr>
-          <w:rFonts w:ascii="Consolas" w:eastAsia="Consolas" w:hAnsi="Consolas" w:cs="Consolas"/>
-          <w:sz w:val="17"/>
-          <w:szCs w:val="17"/>
-        </w:rPr>
-        <w:t xml:space="preserve"> rows </w:t>
-      </w:r>
-      <w:proofErr w:type="gramStart"/>
-      <w:r>
-        <w:rPr>
-          <w:rFonts w:ascii="Consolas" w:eastAsia="Consolas" w:hAnsi="Consolas" w:cs="Consolas"/>
-          <w:sz w:val="17"/>
-          <w:szCs w:val="17"/>
-        </w:rPr>
-        <w:t>2..</w:t>
-      </w:r>
-      <w:proofErr w:type="gramEnd"/>
-      <w:r>
-        <w:rPr>
-          <w:rFonts w:ascii="Consolas" w:eastAsia="Consolas" w:hAnsi="Consolas" w:cs="Consolas"/>
-          <w:sz w:val="17"/>
-          <w:szCs w:val="17"/>
-        </w:rPr>
-        <w:t>17 = data</w:t>
+        <w:t>(e) Demap and BER</w:t>
       </w:r>
     </w:p>
     <w:p>
@@ -4715,107 +2722,23 @@
         <w:spacing w:after="120"/>
       </w:pPr>
       <w:r>
-        <w:t xml:space="preserve">Row map: </w:t>
-      </w:r>
-      <w:proofErr w:type="spellStart"/>
-      <w:proofErr w:type="gramStart"/>
-      <w:r>
-        <w:t>freq</w:t>
-      </w:r>
-      <w:proofErr w:type="spellEnd"/>
-      <w:r>
-        <w:t>[</w:t>
-      </w:r>
-      <w:proofErr w:type="gramEnd"/>
-      <w:r>
-        <w:t xml:space="preserve">0] timing preamble (sync only - never divide by it), </w:t>
-      </w:r>
-      <w:proofErr w:type="spellStart"/>
-      <w:proofErr w:type="gramStart"/>
-      <w:r>
-        <w:t>freq</w:t>
-      </w:r>
-      <w:proofErr w:type="spellEnd"/>
-      <w:r>
-        <w:t>[</w:t>
-      </w:r>
-      <w:proofErr w:type="gramEnd"/>
-      <w:r>
-        <w:t xml:space="preserve">1] channel preamble, </w:t>
-      </w:r>
-      <w:proofErr w:type="spellStart"/>
-      <w:proofErr w:type="gramStart"/>
-      <w:r>
-        <w:t>freq</w:t>
-      </w:r>
-      <w:proofErr w:type="spellEnd"/>
-      <w:r>
-        <w:t>[</w:t>
-      </w:r>
-      <w:proofErr w:type="gramEnd"/>
-      <w:r>
-        <w:t>2:] data. An off-by-one here gives BER 0.5 with no crash.</w:t>
-      </w:r>
-    </w:p>
-    <w:p>
-      <w:pPr>
-        <w:pStyle w:val="Heading3"/>
-      </w:pPr>
-      <w:r>
-        <w:t xml:space="preserve">(e) </w:t>
-      </w:r>
-      <w:proofErr w:type="spellStart"/>
-      <w:r>
-        <w:t>Demap</w:t>
-      </w:r>
-      <w:proofErr w:type="spellEnd"/>
-      <w:r>
-        <w:t xml:space="preserve"> and BER</w:t>
+        <w:t>data_eq.flatten()[:original_len_symbol] -&gt; demapper -&gt; compare to bits.txt.</w:t>
       </w:r>
     </w:p>
     <w:p>
       <w:pPr>
         <w:spacing w:after="120"/>
       </w:pPr>
-      <w:proofErr w:type="spellStart"/>
-      <w:r>
-        <w:t>data_</w:t>
-      </w:r>
-      <w:proofErr w:type="gramStart"/>
-      <w:r>
-        <w:t>eq.flatten</w:t>
-      </w:r>
-      <w:proofErr w:type="spellEnd"/>
-      <w:r>
-        <w:t>()[</w:t>
-      </w:r>
-      <w:proofErr w:type="gramEnd"/>
-      <w:r>
-        <w:t>:</w:t>
-      </w:r>
-      <w:proofErr w:type="spellStart"/>
-      <w:r>
-        <w:t>original_len_symbol</w:t>
-      </w:r>
-      <w:proofErr w:type="spellEnd"/>
-      <w:r>
-        <w:t xml:space="preserve">] -&gt; </w:t>
-      </w:r>
-      <w:proofErr w:type="spellStart"/>
-      <w:r>
-        <w:t>demapper</w:t>
-      </w:r>
-      <w:proofErr w:type="spellEnd"/>
-      <w:r>
-        <w:t xml:space="preserve"> -&gt; </w:t>
-      </w:r>
-      <w:proofErr w:type="gramStart"/>
-      <w:r>
-        <w:t>compare</w:t>
-      </w:r>
-      <w:proofErr w:type="gramEnd"/>
-      <w:r>
-        <w:t xml:space="preserve"> to bits.txt.</w:t>
+      <w:r>
+        <w:t>Healthy run signature (hardware): metric_peak &gt;= 0.7, median ~0.02 (at least 25x ratio), non-finite H_est bins = 0, BER ~0.02.</w:t>
+      </w:r>
+    </w:p>
+    <w:p>
+      <w:pPr>
+        <w:pStyle w:val="Heading2"/>
+      </w:pPr>
+      <w:r>
+        <w:t>4.6 Multipath_channel.py</w:t>
       </w:r>
     </w:p>
     <w:p>
@@ -4823,23 +2746,8 @@
         <w:spacing w:after="120"/>
       </w:pPr>
       <w:r>
-        <w:t xml:space="preserve">Healthy run signature (hardware): </w:t>
-      </w:r>
-      <w:proofErr w:type="spellStart"/>
-      <w:r>
-        <w:t>metric_peak</w:t>
-      </w:r>
-      <w:proofErr w:type="spellEnd"/>
-      <w:r>
-        <w:t xml:space="preserve"> &gt;= 0.7, median ~0.02 (at least 25x ratio), non-finite </w:t>
-      </w:r>
-      <w:proofErr w:type="spellStart"/>
-      <w:r>
-        <w:t>H_est</w:t>
-      </w:r>
-      <w:proofErr w:type="spellEnd"/>
-      <w:r>
-        <w:t xml:space="preserve"> bins = 0, BER ~0.02.</w:t>
+        <w:lastRenderedPageBreak/>
+        <w:t>Simulation channel for offline validation: 3 taps h[0]=1.0, h[3]=0.5, h[7]=0.2 plus AWGN at configurable SNR. Max delay 7 samples means CP_LEN = 16 is sufficient. Returns (rx_signal, H, h).</w:t>
       </w:r>
     </w:p>
     <w:p>
@@ -4847,7 +2755,7 @@
         <w:pStyle w:val="Heading2"/>
       </w:pPr>
       <w:r>
-        <w:t>4.6 Multipath_channel.py</w:t>
+        <w:t>4.7 fixed_point_reference.py</w:t>
       </w:r>
     </w:p>
     <w:p>
@@ -4855,168 +2763,28 @@
         <w:spacing w:after="120"/>
       </w:pPr>
       <w:r>
-        <w:lastRenderedPageBreak/>
-        <w:t xml:space="preserve">Simulation channel for offline validation: 3 taps </w:t>
-      </w:r>
-      <w:proofErr w:type="gramStart"/>
-      <w:r>
-        <w:t>h[0]=</w:t>
-      </w:r>
-      <w:proofErr w:type="gramEnd"/>
-      <w:r>
-        <w:t xml:space="preserve">1.0, </w:t>
-      </w:r>
-      <w:proofErr w:type="gramStart"/>
-      <w:r>
-        <w:t>h[3]=</w:t>
-      </w:r>
-      <w:proofErr w:type="gramEnd"/>
-      <w:r>
-        <w:t xml:space="preserve">0.5, </w:t>
-      </w:r>
-      <w:proofErr w:type="gramStart"/>
-      <w:r>
-        <w:t>h[7]=</w:t>
-      </w:r>
-      <w:proofErr w:type="gramEnd"/>
-      <w:r>
-        <w:t>0.2 plus AWGN at configurable SNR. Max delay 7 samples means CP_LEN = 16 is sufficient. Returns (</w:t>
-      </w:r>
-      <w:proofErr w:type="spellStart"/>
-      <w:r>
-        <w:t>rx_signal</w:t>
-      </w:r>
-      <w:proofErr w:type="spellEnd"/>
-      <w:r>
-        <w:t>, H, h).</w:t>
-      </w:r>
-    </w:p>
-    <w:p>
-      <w:pPr>
-        <w:pStyle w:val="Heading2"/>
-      </w:pPr>
-      <w:r>
-        <w:t>4.7 fixed_point_reference.py</w:t>
+        <w:t>dec_to_fixed_point(x, F, W): scale by 2^F, np.round, saturate to [-2^(W-1), 2^(W-1)-1], return ints. Requirements baked in from earlier debugging: binary (power-of-two) scaling, np.round not int() truncation, explicit saturation. (fixed_to_decimal.py is an empty stub - the inverse, x / 2^F,</w:t>
       </w:r>
     </w:p>
     <w:p>
       <w:pPr>
         <w:spacing w:after="120"/>
       </w:pPr>
-      <w:proofErr w:type="spellStart"/>
-      <w:r>
-        <w:t>dec_to_fixed_</w:t>
-      </w:r>
-      <w:proofErr w:type="gramStart"/>
-      <w:r>
-        <w:t>point</w:t>
-      </w:r>
-      <w:proofErr w:type="spellEnd"/>
-      <w:r>
-        <w:t>(</w:t>
-      </w:r>
-      <w:proofErr w:type="gramEnd"/>
-      <w:r>
-        <w:t xml:space="preserve">x, F, W): scale by 2^F, </w:t>
-      </w:r>
-      <w:proofErr w:type="spellStart"/>
-      <w:proofErr w:type="gramStart"/>
-      <w:r>
-        <w:t>np.round</w:t>
-      </w:r>
-      <w:proofErr w:type="spellEnd"/>
-      <w:proofErr w:type="gramEnd"/>
-      <w:r>
-        <w:t xml:space="preserve">, saturate to [-2^(W-1), 2^(W-1)-1], return </w:t>
-      </w:r>
-      <w:proofErr w:type="spellStart"/>
-      <w:r>
-        <w:t>ints</w:t>
-      </w:r>
-      <w:proofErr w:type="spellEnd"/>
-      <w:r>
-        <w:t xml:space="preserve">. Requirements baked in from earlier debugging: binary (power-of-two) scaling, </w:t>
-      </w:r>
-      <w:proofErr w:type="spellStart"/>
-      <w:proofErr w:type="gramStart"/>
-      <w:r>
-        <w:t>np.round</w:t>
-      </w:r>
-      <w:proofErr w:type="spellEnd"/>
-      <w:proofErr w:type="gramEnd"/>
-      <w:r>
-        <w:t xml:space="preserve"> not </w:t>
-      </w:r>
-      <w:proofErr w:type="gramStart"/>
-      <w:r>
-        <w:t>int(</w:t>
-      </w:r>
-      <w:proofErr w:type="gramEnd"/>
-      <w:r>
-        <w:t>) truncation, explicit saturation. (fixed_to_decimal.py is an empty stub - the inverse, x / 2^F,</w:t>
-      </w:r>
     </w:p>
     <w:p>
       <w:pPr>
         <w:spacing w:after="120"/>
       </w:pPr>
-    </w:p>
-    <w:p>
-      <w:pPr>
-        <w:spacing w:after="120"/>
-      </w:pPr>
-      <w:proofErr w:type="spellStart"/>
-      <w:r>
-        <w:t>fixed_point_to_dec</w:t>
-      </w:r>
-      <w:proofErr w:type="spellEnd"/>
-      <w:r>
-        <w:t>(</w:t>
-      </w:r>
-      <w:proofErr w:type="gramStart"/>
-      <w:r>
-        <w:t>x,_</w:t>
-      </w:r>
-      <w:proofErr w:type="spellStart"/>
-      <w:r>
-        <w:t>fixed,F</w:t>
-      </w:r>
-      <w:proofErr w:type="gramEnd"/>
-      <w:r>
-        <w:t>,W</w:t>
-      </w:r>
-      <w:proofErr w:type="spellEnd"/>
-      <w:r>
-        <w:t xml:space="preserve">): converts fixed point representations into decimal. Divides </w:t>
-      </w:r>
-      <w:proofErr w:type="spellStart"/>
-      <w:r>
-        <w:t>x_fixed</w:t>
-      </w:r>
-      <w:proofErr w:type="spellEnd"/>
-      <w:r>
-        <w:t xml:space="preserve"> by (2^(F-1) to return </w:t>
-      </w:r>
-      <w:proofErr w:type="spellStart"/>
-      <w:r>
-        <w:t>x_dec</w:t>
-      </w:r>
-      <w:proofErr w:type="spellEnd"/>
+      <w:r>
+        <w:t>fixed_point_to_dec(x,_fixed,F,W): converts fixed point representations into decimal. Divides x_fixed by (2^(F-1) to return x_dec</w:t>
+      </w:r>
     </w:p>
     <w:p>
       <w:pPr>
         <w:pStyle w:val="Heading1"/>
       </w:pPr>
       <w:r>
-        <w:t xml:space="preserve">5. Hardware Procedure (AD2 + </w:t>
-      </w:r>
-      <w:proofErr w:type="spellStart"/>
-      <w:r>
-        <w:t>WaveForms</w:t>
-      </w:r>
-      <w:proofErr w:type="spellEnd"/>
-      <w:r>
-        <w:t>)</w:t>
+        <w:t>5. Hardware Procedure (AD2 + WaveForms)</w:t>
       </w:r>
     </w:p>
     <w:p>
@@ -5055,21 +2823,8 @@
           <w:numId w:val="2"/>
         </w:numPr>
       </w:pPr>
-      <w:proofErr w:type="spellStart"/>
-      <w:r>
-        <w:t>WaveForms</w:t>
-      </w:r>
-      <w:proofErr w:type="spellEnd"/>
-      <w:r>
-        <w:t xml:space="preserve"> </w:t>
-      </w:r>
-      <w:proofErr w:type="spellStart"/>
-      <w:r>
-        <w:t>Wavegen</w:t>
-      </w:r>
-      <w:proofErr w:type="spellEnd"/>
-      <w:r>
-        <w:t>: W1 (Channel 1): Custom -&gt; import ad2_i_waveform.csv. W2 (Channel 2): Custom -&gt; import ad2_q_waveform.csv.</w:t>
+      <w:r>
+        <w:t>WaveForms Wavegen: W1 (Channel 1): Custom -&gt; import ad2_i_waveform.csv. W2 (Channel 2): Custom -&gt; import ad2_q_waveform.csv.</w:t>
       </w:r>
     </w:p>
     <w:p>
@@ -5093,15 +2848,7 @@
         </w:numPr>
       </w:pPr>
       <w:r>
-        <w:t>Channels dropdown: Synchronized. Without this the two AWGs free-</w:t>
-      </w:r>
-      <w:proofErr w:type="gramStart"/>
-      <w:r>
-        <w:t>run</w:t>
-      </w:r>
-      <w:proofErr w:type="gramEnd"/>
-      <w:r>
-        <w:t xml:space="preserve"> and I/Q are offset by an arbitrary number of samples (bug 7.8).</w:t>
+        <w:t>Channels dropdown: Synchronized. Without this the two AWGs free-run and I/Q are offset by an arbitrary number of samples (bug 7.8).</w:t>
       </w:r>
     </w:p>
     <w:p>
@@ -5113,15 +2860,7 @@
         </w:numPr>
       </w:pPr>
       <w:r>
-        <w:t xml:space="preserve">Make sure Scope is set to 500k sample rate as well or else I/Q signal </w:t>
-      </w:r>
-      <w:proofErr w:type="gramStart"/>
-      <w:r>
-        <w:t>wont</w:t>
-      </w:r>
-      <w:proofErr w:type="gramEnd"/>
-      <w:r>
-        <w:t xml:space="preserve"> line up</w:t>
+        <w:t>Make sure Scope is set to 500k sample rate as well or else I/Q signal wont line up</w:t>
       </w:r>
     </w:p>
     <w:p>
@@ -5133,15 +2872,7 @@
         </w:numPr>
       </w:pPr>
       <w:r>
-        <w:t xml:space="preserve">Start with Run All (top-left). </w:t>
-      </w:r>
-      <w:proofErr w:type="gramStart"/>
-      <w:r>
-        <w:t>NEVER</w:t>
-      </w:r>
-      <w:proofErr w:type="gramEnd"/>
-      <w:r>
-        <w:t xml:space="preserve"> the per-channel Run buttons - individually started channels begin at different times even in Synchronized mode.</w:t>
+        <w:t>Start with Run All (top-left). NEVER the per-channel Run buttons - individually started channels begin at different times even in Synchronized mode.</w:t>
       </w:r>
     </w:p>
     <w:p>
@@ -5173,15 +2904,7 @@
         </w:numPr>
       </w:pPr>
       <w:r>
-        <w:t xml:space="preserve">500 </w:t>
-      </w:r>
-      <w:proofErr w:type="spellStart"/>
-      <w:r>
-        <w:t>kS</w:t>
-      </w:r>
-      <w:proofErr w:type="spellEnd"/>
-      <w:r>
-        <w:t>/s, at least 4096 samples (2-3 frame repetitions; 8192 typical).</w:t>
+        <w:t>500 kS/s, at least 4096 samples (2-3 frame repetitions; 8192 typical).</w:t>
       </w:r>
     </w:p>
     <w:p>
@@ -5223,369 +2946,63 @@
           <w:sz w:val="17"/>
           <w:szCs w:val="17"/>
         </w:rPr>
-        <w:t xml:space="preserve">ci = </w:t>
-      </w:r>
-      <w:proofErr w:type="spellStart"/>
-      <w:proofErr w:type="gramStart"/>
+        <w:t>ci = np.correlate(i_capture, i_waveform, 'valid')</w:t>
+      </w:r>
+    </w:p>
+    <w:p>
+      <w:pPr>
+        <w:shd w:val="clear" w:color="auto" w:fill="F2F2F2"/>
+        <w:spacing w:after="20"/>
+      </w:pPr>
       <w:r>
         <w:rPr>
           <w:rFonts w:ascii="Consolas" w:eastAsia="Consolas" w:hAnsi="Consolas" w:cs="Consolas"/>
           <w:sz w:val="17"/>
           <w:szCs w:val="17"/>
         </w:rPr>
-        <w:t>np.correlate</w:t>
-      </w:r>
-      <w:proofErr w:type="spellEnd"/>
-      <w:proofErr w:type="gramEnd"/>
+        <w:t>cq = np.correlate(q_capture, q_waveform, 'valid')</w:t>
+      </w:r>
+    </w:p>
+    <w:p>
+      <w:pPr>
+        <w:shd w:val="clear" w:color="auto" w:fill="F2F2F2"/>
+        <w:spacing w:after="20"/>
+      </w:pPr>
       <w:r>
         <w:rPr>
           <w:rFonts w:ascii="Consolas" w:eastAsia="Consolas" w:hAnsi="Consolas" w:cs="Consolas"/>
           <w:sz w:val="17"/>
           <w:szCs w:val="17"/>
         </w:rPr>
-        <w:t>(</w:t>
-      </w:r>
-      <w:proofErr w:type="spellStart"/>
+        <w:t>bi, bq = np.argmax(np.abs(ci)), np.argmax(np.abs(cq))</w:t>
+      </w:r>
+    </w:p>
+    <w:p>
+      <w:pPr>
+        <w:shd w:val="clear" w:color="auto" w:fill="F2F2F2"/>
+        <w:spacing w:after="20"/>
+      </w:pPr>
       <w:r>
         <w:rPr>
           <w:rFonts w:ascii="Consolas" w:eastAsia="Consolas" w:hAnsi="Consolas" w:cs="Consolas"/>
           <w:sz w:val="17"/>
           <w:szCs w:val="17"/>
         </w:rPr>
-        <w:t>i_capture</w:t>
-      </w:r>
-      <w:proofErr w:type="spellEnd"/>
+        <w:t># REQUIRED: bi == bq (skew 0), both correlation signs positive,</w:t>
+      </w:r>
+    </w:p>
+    <w:p>
+      <w:pPr>
+        <w:shd w:val="clear" w:color="auto" w:fill="F2F2F2"/>
+        <w:spacing w:after="20"/>
+      </w:pPr>
       <w:r>
         <w:rPr>
           <w:rFonts w:ascii="Consolas" w:eastAsia="Consolas" w:hAnsi="Consolas" w:cs="Consolas"/>
           <w:sz w:val="17"/>
           <w:szCs w:val="17"/>
         </w:rPr>
-        <w:t xml:space="preserve">, </w:t>
-      </w:r>
-      <w:proofErr w:type="spellStart"/>
-      <w:r>
-        <w:rPr>
-          <w:rFonts w:ascii="Consolas" w:eastAsia="Consolas" w:hAnsi="Consolas" w:cs="Consolas"/>
-          <w:sz w:val="17"/>
-          <w:szCs w:val="17"/>
-        </w:rPr>
-        <w:t>i_waveform</w:t>
-      </w:r>
-      <w:proofErr w:type="spellEnd"/>
-      <w:r>
-        <w:rPr>
-          <w:rFonts w:ascii="Consolas" w:eastAsia="Consolas" w:hAnsi="Consolas" w:cs="Consolas"/>
-          <w:sz w:val="17"/>
-          <w:szCs w:val="17"/>
-        </w:rPr>
-        <w:t>, 'valid')</w:t>
-      </w:r>
-    </w:p>
-    <w:p>
-      <w:pPr>
-        <w:shd w:val="clear" w:color="auto" w:fill="F2F2F2"/>
-        <w:spacing w:after="20"/>
-      </w:pPr>
-      <w:proofErr w:type="spellStart"/>
-      <w:r>
-        <w:rPr>
-          <w:rFonts w:ascii="Consolas" w:eastAsia="Consolas" w:hAnsi="Consolas" w:cs="Consolas"/>
-          <w:sz w:val="17"/>
-          <w:szCs w:val="17"/>
-        </w:rPr>
-        <w:t>cq</w:t>
-      </w:r>
-      <w:proofErr w:type="spellEnd"/>
-      <w:r>
-        <w:rPr>
-          <w:rFonts w:ascii="Consolas" w:eastAsia="Consolas" w:hAnsi="Consolas" w:cs="Consolas"/>
-          <w:sz w:val="17"/>
-          <w:szCs w:val="17"/>
-        </w:rPr>
-        <w:t xml:space="preserve"> = </w:t>
-      </w:r>
-      <w:proofErr w:type="spellStart"/>
-      <w:proofErr w:type="gramStart"/>
-      <w:r>
-        <w:rPr>
-          <w:rFonts w:ascii="Consolas" w:eastAsia="Consolas" w:hAnsi="Consolas" w:cs="Consolas"/>
-          <w:sz w:val="17"/>
-          <w:szCs w:val="17"/>
-        </w:rPr>
-        <w:t>np.correlate</w:t>
-      </w:r>
-      <w:proofErr w:type="spellEnd"/>
-      <w:proofErr w:type="gramEnd"/>
-      <w:r>
-        <w:rPr>
-          <w:rFonts w:ascii="Consolas" w:eastAsia="Consolas" w:hAnsi="Consolas" w:cs="Consolas"/>
-          <w:sz w:val="17"/>
-          <w:szCs w:val="17"/>
-        </w:rPr>
-        <w:t>(</w:t>
-      </w:r>
-      <w:proofErr w:type="spellStart"/>
-      <w:r>
-        <w:rPr>
-          <w:rFonts w:ascii="Consolas" w:eastAsia="Consolas" w:hAnsi="Consolas" w:cs="Consolas"/>
-          <w:sz w:val="17"/>
-          <w:szCs w:val="17"/>
-        </w:rPr>
-        <w:t>q_capture</w:t>
-      </w:r>
-      <w:proofErr w:type="spellEnd"/>
-      <w:r>
-        <w:rPr>
-          <w:rFonts w:ascii="Consolas" w:eastAsia="Consolas" w:hAnsi="Consolas" w:cs="Consolas"/>
-          <w:sz w:val="17"/>
-          <w:szCs w:val="17"/>
-        </w:rPr>
-        <w:t xml:space="preserve">, </w:t>
-      </w:r>
-      <w:proofErr w:type="spellStart"/>
-      <w:r>
-        <w:rPr>
-          <w:rFonts w:ascii="Consolas" w:eastAsia="Consolas" w:hAnsi="Consolas" w:cs="Consolas"/>
-          <w:sz w:val="17"/>
-          <w:szCs w:val="17"/>
-        </w:rPr>
-        <w:t>q_waveform</w:t>
-      </w:r>
-      <w:proofErr w:type="spellEnd"/>
-      <w:r>
-        <w:rPr>
-          <w:rFonts w:ascii="Consolas" w:eastAsia="Consolas" w:hAnsi="Consolas" w:cs="Consolas"/>
-          <w:sz w:val="17"/>
-          <w:szCs w:val="17"/>
-        </w:rPr>
-        <w:t>, 'valid')</w:t>
-      </w:r>
-    </w:p>
-    <w:p>
-      <w:pPr>
-        <w:shd w:val="clear" w:color="auto" w:fill="F2F2F2"/>
-        <w:spacing w:after="20"/>
-      </w:pPr>
-      <w:r>
-        <w:rPr>
-          <w:rFonts w:ascii="Consolas" w:eastAsia="Consolas" w:hAnsi="Consolas" w:cs="Consolas"/>
-          <w:sz w:val="17"/>
-          <w:szCs w:val="17"/>
-        </w:rPr>
-        <w:t xml:space="preserve">bi, </w:t>
-      </w:r>
-      <w:proofErr w:type="spellStart"/>
-      <w:r>
-        <w:rPr>
-          <w:rFonts w:ascii="Consolas" w:eastAsia="Consolas" w:hAnsi="Consolas" w:cs="Consolas"/>
-          <w:sz w:val="17"/>
-          <w:szCs w:val="17"/>
-        </w:rPr>
-        <w:t>bq</w:t>
-      </w:r>
-      <w:proofErr w:type="spellEnd"/>
-      <w:r>
-        <w:rPr>
-          <w:rFonts w:ascii="Consolas" w:eastAsia="Consolas" w:hAnsi="Consolas" w:cs="Consolas"/>
-          <w:sz w:val="17"/>
-          <w:szCs w:val="17"/>
-        </w:rPr>
-        <w:t xml:space="preserve"> = </w:t>
-      </w:r>
-      <w:proofErr w:type="spellStart"/>
-      <w:proofErr w:type="gramStart"/>
-      <w:r>
-        <w:rPr>
-          <w:rFonts w:ascii="Consolas" w:eastAsia="Consolas" w:hAnsi="Consolas" w:cs="Consolas"/>
-          <w:sz w:val="17"/>
-          <w:szCs w:val="17"/>
-        </w:rPr>
-        <w:t>np.argmax</w:t>
-      </w:r>
-      <w:proofErr w:type="spellEnd"/>
-      <w:proofErr w:type="gramEnd"/>
-      <w:r>
-        <w:rPr>
-          <w:rFonts w:ascii="Consolas" w:eastAsia="Consolas" w:hAnsi="Consolas" w:cs="Consolas"/>
-          <w:sz w:val="17"/>
-          <w:szCs w:val="17"/>
-        </w:rPr>
-        <w:t>(</w:t>
-      </w:r>
-      <w:proofErr w:type="spellStart"/>
-      <w:r>
-        <w:rPr>
-          <w:rFonts w:ascii="Consolas" w:eastAsia="Consolas" w:hAnsi="Consolas" w:cs="Consolas"/>
-          <w:sz w:val="17"/>
-          <w:szCs w:val="17"/>
-        </w:rPr>
-        <w:t>np.abs</w:t>
-      </w:r>
-      <w:proofErr w:type="spellEnd"/>
-      <w:r>
-        <w:rPr>
-          <w:rFonts w:ascii="Consolas" w:eastAsia="Consolas" w:hAnsi="Consolas" w:cs="Consolas"/>
-          <w:sz w:val="17"/>
-          <w:szCs w:val="17"/>
-        </w:rPr>
-        <w:t xml:space="preserve">(ci)), </w:t>
-      </w:r>
-      <w:proofErr w:type="spellStart"/>
-      <w:proofErr w:type="gramStart"/>
-      <w:r>
-        <w:rPr>
-          <w:rFonts w:ascii="Consolas" w:eastAsia="Consolas" w:hAnsi="Consolas" w:cs="Consolas"/>
-          <w:sz w:val="17"/>
-          <w:szCs w:val="17"/>
-        </w:rPr>
-        <w:t>np.argmax</w:t>
-      </w:r>
-      <w:proofErr w:type="spellEnd"/>
-      <w:proofErr w:type="gramEnd"/>
-      <w:r>
-        <w:rPr>
-          <w:rFonts w:ascii="Consolas" w:eastAsia="Consolas" w:hAnsi="Consolas" w:cs="Consolas"/>
-          <w:sz w:val="17"/>
-          <w:szCs w:val="17"/>
-        </w:rPr>
-        <w:t>(</w:t>
-      </w:r>
-      <w:proofErr w:type="spellStart"/>
-      <w:r>
-        <w:rPr>
-          <w:rFonts w:ascii="Consolas" w:eastAsia="Consolas" w:hAnsi="Consolas" w:cs="Consolas"/>
-          <w:sz w:val="17"/>
-          <w:szCs w:val="17"/>
-        </w:rPr>
-        <w:t>np.abs</w:t>
-      </w:r>
-      <w:proofErr w:type="spellEnd"/>
-      <w:r>
-        <w:rPr>
-          <w:rFonts w:ascii="Consolas" w:eastAsia="Consolas" w:hAnsi="Consolas" w:cs="Consolas"/>
-          <w:sz w:val="17"/>
-          <w:szCs w:val="17"/>
-        </w:rPr>
-        <w:t>(</w:t>
-      </w:r>
-      <w:proofErr w:type="spellStart"/>
-      <w:r>
-        <w:rPr>
-          <w:rFonts w:ascii="Consolas" w:eastAsia="Consolas" w:hAnsi="Consolas" w:cs="Consolas"/>
-          <w:sz w:val="17"/>
-          <w:szCs w:val="17"/>
-        </w:rPr>
-        <w:t>cq</w:t>
-      </w:r>
-      <w:proofErr w:type="spellEnd"/>
-      <w:r>
-        <w:rPr>
-          <w:rFonts w:ascii="Consolas" w:eastAsia="Consolas" w:hAnsi="Consolas" w:cs="Consolas"/>
-          <w:sz w:val="17"/>
-          <w:szCs w:val="17"/>
-        </w:rPr>
-        <w:t>))</w:t>
-      </w:r>
-    </w:p>
-    <w:p>
-      <w:pPr>
-        <w:shd w:val="clear" w:color="auto" w:fill="F2F2F2"/>
-        <w:spacing w:after="20"/>
-      </w:pPr>
-      <w:r>
-        <w:rPr>
-          <w:rFonts w:ascii="Consolas" w:eastAsia="Consolas" w:hAnsi="Consolas" w:cs="Consolas"/>
-          <w:sz w:val="17"/>
-          <w:szCs w:val="17"/>
-        </w:rPr>
-        <w:t xml:space="preserve"># REQUIRED: bi == </w:t>
-      </w:r>
-      <w:proofErr w:type="spellStart"/>
-      <w:r>
-        <w:rPr>
-          <w:rFonts w:ascii="Consolas" w:eastAsia="Consolas" w:hAnsi="Consolas" w:cs="Consolas"/>
-          <w:sz w:val="17"/>
-          <w:szCs w:val="17"/>
-        </w:rPr>
-        <w:t>bq</w:t>
-      </w:r>
-      <w:proofErr w:type="spellEnd"/>
-      <w:r>
-        <w:rPr>
-          <w:rFonts w:ascii="Consolas" w:eastAsia="Consolas" w:hAnsi="Consolas" w:cs="Consolas"/>
-          <w:sz w:val="17"/>
-          <w:szCs w:val="17"/>
-        </w:rPr>
-        <w:t xml:space="preserve"> (skew 0), both correlation signs positive,</w:t>
-      </w:r>
-    </w:p>
-    <w:p>
-      <w:pPr>
-        <w:shd w:val="clear" w:color="auto" w:fill="F2F2F2"/>
-        <w:spacing w:after="20"/>
-      </w:pPr>
-      <w:r>
-        <w:rPr>
-          <w:rFonts w:ascii="Consolas" w:eastAsia="Consolas" w:hAnsi="Consolas" w:cs="Consolas"/>
-          <w:sz w:val="17"/>
-          <w:szCs w:val="17"/>
-        </w:rPr>
-        <w:t xml:space="preserve"># </w:t>
-      </w:r>
-      <w:proofErr w:type="gramStart"/>
-      <w:r>
-        <w:rPr>
-          <w:rFonts w:ascii="Consolas" w:eastAsia="Consolas" w:hAnsi="Consolas" w:cs="Consolas"/>
-          <w:sz w:val="17"/>
-          <w:szCs w:val="17"/>
-        </w:rPr>
-        <w:t>both</w:t>
-      </w:r>
-      <w:proofErr w:type="gramEnd"/>
-      <w:r>
-        <w:rPr>
-          <w:rFonts w:ascii="Consolas" w:eastAsia="Consolas" w:hAnsi="Consolas" w:cs="Consolas"/>
-          <w:sz w:val="17"/>
-          <w:szCs w:val="17"/>
-        </w:rPr>
-        <w:t xml:space="preserve"> peaks strong, swap-test (</w:t>
-      </w:r>
-      <w:proofErr w:type="spellStart"/>
-      <w:r>
-        <w:rPr>
-          <w:rFonts w:ascii="Consolas" w:eastAsia="Consolas" w:hAnsi="Consolas" w:cs="Consolas"/>
-          <w:sz w:val="17"/>
-          <w:szCs w:val="17"/>
-        </w:rPr>
-        <w:t>i</w:t>
-      </w:r>
-      <w:proofErr w:type="spellEnd"/>
-      <w:r>
-        <w:rPr>
-          <w:rFonts w:ascii="Consolas" w:eastAsia="Consolas" w:hAnsi="Consolas" w:cs="Consolas"/>
-          <w:sz w:val="17"/>
-          <w:szCs w:val="17"/>
-        </w:rPr>
-        <w:t xml:space="preserve"> vs </w:t>
-      </w:r>
-      <w:proofErr w:type="spellStart"/>
-      <w:r>
-        <w:rPr>
-          <w:rFonts w:ascii="Consolas" w:eastAsia="Consolas" w:hAnsi="Consolas" w:cs="Consolas"/>
-          <w:sz w:val="17"/>
-          <w:szCs w:val="17"/>
-        </w:rPr>
-        <w:t>q_waveform</w:t>
-      </w:r>
-      <w:proofErr w:type="spellEnd"/>
-      <w:r>
-        <w:rPr>
-          <w:rFonts w:ascii="Consolas" w:eastAsia="Consolas" w:hAnsi="Consolas" w:cs="Consolas"/>
-          <w:sz w:val="17"/>
-          <w:szCs w:val="17"/>
-        </w:rPr>
-        <w:t>) peaks ~10x weaker.</w:t>
+        <w:t># both peaks strong, swap-test (i vs q_waveform) peaks ~10x weaker.</w:t>
       </w:r>
     </w:p>
     <w:tbl>
@@ -5610,12 +3027,6 @@
         <w:gridCol w:w="5160"/>
       </w:tblGrid>
       <w:tr>
-        <w:tblPrEx>
-          <w:tblCellMar>
-            <w:top w:w="0" w:type="dxa"/>
-            <w:bottom w:w="0" w:type="dxa"/>
-          </w:tblCellMar>
-        </w:tblPrEx>
         <w:tc>
           <w:tcPr>
             <w:tcW w:w="4200" w:type="dxa"/>
@@ -5676,12 +3087,6 @@
         </w:tc>
       </w:tr>
       <w:tr>
-        <w:tblPrEx>
-          <w:tblCellMar>
-            <w:top w:w="0" w:type="dxa"/>
-            <w:bottom w:w="0" w:type="dxa"/>
-          </w:tblCellMar>
-        </w:tblPrEx>
         <w:tc>
           <w:tcPr>
             <w:tcW w:w="4200" w:type="dxa"/>
@@ -5736,12 +3141,6 @@
         </w:tc>
       </w:tr>
       <w:tr>
-        <w:tblPrEx>
-          <w:tblCellMar>
-            <w:top w:w="0" w:type="dxa"/>
-            <w:bottom w:w="0" w:type="dxa"/>
-          </w:tblCellMar>
-        </w:tblPrEx>
         <w:tc>
           <w:tcPr>
             <w:tcW w:w="4200" w:type="dxa"/>
@@ -5796,12 +3195,6 @@
         </w:tc>
       </w:tr>
       <w:tr>
-        <w:tblPrEx>
-          <w:tblCellMar>
-            <w:top w:w="0" w:type="dxa"/>
-            <w:bottom w:w="0" w:type="dxa"/>
-          </w:tblCellMar>
-        </w:tblPrEx>
         <w:tc>
           <w:tcPr>
             <w:tcW w:w="4200" w:type="dxa"/>
@@ -5856,12 +3249,6 @@
         </w:tc>
       </w:tr>
       <w:tr>
-        <w:tblPrEx>
-          <w:tblCellMar>
-            <w:top w:w="0" w:type="dxa"/>
-            <w:bottom w:w="0" w:type="dxa"/>
-          </w:tblCellMar>
-        </w:tblPrEx>
         <w:tc>
           <w:tcPr>
             <w:tcW w:w="4200" w:type="dxa"/>
@@ -5974,23 +3361,7 @@
         <w:spacing w:after="120"/>
       </w:pPr>
       <w:r>
-        <w:t>Open HDL-time decisions that interact with this budget: FFT per-stage scaling vs block floating point; storing 1/</w:t>
-      </w:r>
-      <w:proofErr w:type="spellStart"/>
-      <w:r>
-        <w:t>H_est</w:t>
-      </w:r>
-      <w:proofErr w:type="spellEnd"/>
-      <w:r>
-        <w:t xml:space="preserve"> once per frame to avoid dividers in the equalizer </w:t>
-      </w:r>
-      <w:proofErr w:type="spellStart"/>
-      <w:r>
-        <w:t>datapath</w:t>
-      </w:r>
-      <w:proofErr w:type="spellEnd"/>
-      <w:r>
-        <w:t>; bit growth in the SC correlator accumulators (P and R need their own width analysis - |P|^2 doubles the bit width).</w:t>
+        <w:t>Open HDL-time decisions that interact with this budget: FFT per-stage scaling vs block floating point; storing 1/H_est once per frame to avoid dividers in the equalizer datapath; bit growth in the SC correlator accumulators (P and R need their own width analysis - |P|^2 doubles the bit width).</w:t>
       </w:r>
     </w:p>
     <w:p>
@@ -6006,23 +3377,7 @@
         <w:spacing w:after="120"/>
       </w:pPr>
       <w:r>
-        <w:t xml:space="preserve">After </w:t>
-      </w:r>
-      <w:proofErr w:type="gramStart"/>
-      <w:r>
-        <w:t>applying</w:t>
-      </w:r>
-      <w:proofErr w:type="gramEnd"/>
-      <w:r>
-        <w:t xml:space="preserve"> the </w:t>
-      </w:r>
-      <w:proofErr w:type="gramStart"/>
-      <w:r>
-        <w:t>Fixed point</w:t>
-      </w:r>
-      <w:proofErr w:type="gramEnd"/>
-      <w:r>
-        <w:t xml:space="preserve"> representation in Python Simulation, I recorded a BER of 0.0473. ~2% increase from decimal</w:t>
+        <w:t>After applying the Fixed point representation in Python Simulation, I recorded a BER of 0.0473. ~2% increase from decimal</w:t>
       </w:r>
     </w:p>
     <w:p>
@@ -6035,10 +3390,7 @@
         <w:pStyle w:val="Heading1"/>
       </w:pPr>
       <w:r>
-        <w:t xml:space="preserve">7. </w:t>
-      </w:r>
-      <w:r>
-        <w:t>HDL Implementation</w:t>
+        <w:t>7. HDL Implementation</w:t>
       </w:r>
     </w:p>
     <w:p>
@@ -6046,10 +3398,7 @@
         <w:pStyle w:val="Heading2"/>
       </w:pPr>
       <w:r>
-        <w:t>7</w:t>
-      </w:r>
-      <w:r>
-        <w:t>.1 Setup</w:t>
+        <w:t>7.1 Setup</w:t>
       </w:r>
     </w:p>
     <w:p>
@@ -6081,29 +3430,7 @@
           <w:sz w:val="21"/>
           <w:szCs w:val="21"/>
         </w:rPr>
-        <w:t xml:space="preserve">ter fixed point conversion, data are converted into 2-complment to </w:t>
-      </w:r>
-      <w:proofErr w:type="gramStart"/>
-      <w:r>
-        <w:rPr>
-          <w:b w:val="0"/>
-          <w:bCs w:val="0"/>
-          <w:color w:val="auto"/>
-          <w:sz w:val="21"/>
-          <w:szCs w:val="21"/>
-        </w:rPr>
-        <w:t>setup</w:t>
-      </w:r>
-      <w:proofErr w:type="gramEnd"/>
-      <w:r>
-        <w:rPr>
-          <w:b w:val="0"/>
-          <w:bCs w:val="0"/>
-          <w:color w:val="auto"/>
-          <w:sz w:val="21"/>
-          <w:szCs w:val="21"/>
-        </w:rPr>
-        <w:t xml:space="preserve"> testbenches to validate HDL behavior</w:t>
+        <w:t>ter fixed point conversion, data are converted into 2-complment to setup testbenches to validate HDL behavior</w:t>
       </w:r>
     </w:p>
     <w:tbl>
@@ -6128,12 +3455,6 @@
         <w:gridCol w:w="7273"/>
       </w:tblGrid>
       <w:tr>
-        <w:tblPrEx>
-          <w:tblCellMar>
-            <w:top w:w="0" w:type="dxa"/>
-            <w:bottom w:w="0" w:type="dxa"/>
-          </w:tblCellMar>
-        </w:tblPrEx>
         <w:tc>
           <w:tcPr>
             <w:tcW w:w="2082" w:type="dxa"/>
@@ -6188,12 +3509,6 @@
         </w:tc>
       </w:tr>
       <w:tr>
-        <w:tblPrEx>
-          <w:tblCellMar>
-            <w:top w:w="0" w:type="dxa"/>
-            <w:bottom w:w="0" w:type="dxa"/>
-          </w:tblCellMar>
-        </w:tblPrEx>
         <w:tc>
           <w:tcPr>
             <w:tcW w:w="2082" w:type="dxa"/>
@@ -6238,34 +3553,12 @@
                 <w:sz w:val="18"/>
                 <w:szCs w:val="18"/>
               </w:rPr>
-              <w:t xml:space="preserve">64 complex samples of </w:t>
-            </w:r>
-            <w:proofErr w:type="spellStart"/>
-            <w:r>
-              <w:rPr>
-                <w:sz w:val="18"/>
-                <w:szCs w:val="18"/>
-              </w:rPr>
-              <w:t>timing_preamble_gen</w:t>
-            </w:r>
-            <w:proofErr w:type="spellEnd"/>
-            <w:r>
-              <w:rPr>
-                <w:sz w:val="18"/>
-                <w:szCs w:val="18"/>
-              </w:rPr>
-              <w:t>(N) after fixed-point quantization</w:t>
+              <w:t>64 complex samples of timing_preamble_gen(N) after fixed-point quantization</w:t>
             </w:r>
           </w:p>
         </w:tc>
       </w:tr>
       <w:tr>
-        <w:tblPrEx>
-          <w:tblCellMar>
-            <w:top w:w="0" w:type="dxa"/>
-            <w:bottom w:w="0" w:type="dxa"/>
-          </w:tblCellMar>
-        </w:tblPrEx>
         <w:tc>
           <w:tcPr>
             <w:tcW w:w="2082" w:type="dxa"/>
@@ -6316,12 +3609,6 @@
         </w:tc>
       </w:tr>
       <w:tr>
-        <w:tblPrEx>
-          <w:tblCellMar>
-            <w:top w:w="0" w:type="dxa"/>
-            <w:bottom w:w="0" w:type="dxa"/>
-          </w:tblCellMar>
-        </w:tblPrEx>
         <w:tc>
           <w:tcPr>
             <w:tcW w:w="2082" w:type="dxa"/>
@@ -6376,12 +3663,6 @@
         </w:tc>
       </w:tr>
       <w:tr>
-        <w:tblPrEx>
-          <w:tblCellMar>
-            <w:top w:w="0" w:type="dxa"/>
-            <w:bottom w:w="0" w:type="dxa"/>
-          </w:tblCellMar>
-        </w:tblPrEx>
         <w:tc>
           <w:tcPr>
             <w:tcW w:w="2082" w:type="dxa"/>
@@ -6432,12 +3713,6 @@
         </w:tc>
       </w:tr>
       <w:tr>
-        <w:tblPrEx>
-          <w:tblCellMar>
-            <w:top w:w="0" w:type="dxa"/>
-            <w:bottom w:w="0" w:type="dxa"/>
-          </w:tblCellMar>
-        </w:tblPrEx>
         <w:tc>
           <w:tcPr>
             <w:tcW w:w="2082" w:type="dxa"/>
@@ -6492,12 +3767,6 @@
         </w:tc>
       </w:tr>
       <w:tr>
-        <w:tblPrEx>
-          <w:tblCellMar>
-            <w:top w:w="0" w:type="dxa"/>
-            <w:bottom w:w="0" w:type="dxa"/>
-          </w:tblCellMar>
-        </w:tblPrEx>
         <w:tc>
           <w:tcPr>
             <w:tcW w:w="2082" w:type="dxa"/>
@@ -6552,12 +3821,6 @@
         </w:tc>
       </w:tr>
       <w:tr>
-        <w:tblPrEx>
-          <w:tblCellMar>
-            <w:top w:w="0" w:type="dxa"/>
-            <w:bottom w:w="0" w:type="dxa"/>
-          </w:tblCellMar>
-        </w:tblPrEx>
         <w:tc>
           <w:tcPr>
             <w:tcW w:w="2082" w:type="dxa"/>
@@ -6662,10 +3925,208 @@
           <w:sz w:val="21"/>
           <w:szCs w:val="21"/>
         </w:rPr>
-        <w:t xml:space="preserve">Format: one complex sample per line, two hex values separated by </w:t>
-      </w:r>
-      <w:proofErr w:type="gramStart"/>
-      <w:r>
+        <w:t>Format: one complex sample per line, two hex values separated by a space. For W=16 these are 4-character hex (two's complement):</w:t>
+      </w:r>
+    </w:p>
+    <w:p>
+      <w:pPr>
+        <w:shd w:val="clear" w:color="auto" w:fill="F2F2F2"/>
+        <w:spacing w:after="20"/>
+        <w:rPr>
+          <w:rFonts w:ascii="Consolas" w:eastAsia="Consolas" w:hAnsi="Consolas" w:cs="Consolas"/>
+          <w:sz w:val="17"/>
+          <w:szCs w:val="17"/>
+        </w:rPr>
+      </w:pPr>
+      <w:r>
+        <w:rPr>
+          <w:rFonts w:ascii="Consolas" w:eastAsia="Consolas" w:hAnsi="Consolas" w:cs="Consolas"/>
+          <w:sz w:val="17"/>
+          <w:szCs w:val="17"/>
+        </w:rPr>
+        <w:t>1A2F E891</w:t>
+      </w:r>
+    </w:p>
+    <w:p>
+      <w:pPr>
+        <w:shd w:val="clear" w:color="auto" w:fill="F2F2F2"/>
+        <w:spacing w:after="20"/>
+        <w:rPr>
+          <w:rFonts w:ascii="Consolas" w:eastAsia="Consolas" w:hAnsi="Consolas" w:cs="Consolas"/>
+          <w:sz w:val="17"/>
+          <w:szCs w:val="17"/>
+        </w:rPr>
+      </w:pPr>
+      <w:r>
+        <w:rPr>
+          <w:rFonts w:ascii="Consolas" w:eastAsia="Consolas" w:hAnsi="Consolas" w:cs="Consolas"/>
+          <w:sz w:val="17"/>
+          <w:szCs w:val="17"/>
+        </w:rPr>
+        <w:t>0C30 F2A4</w:t>
+      </w:r>
+    </w:p>
+    <w:p>
+      <w:pPr>
+        <w:shd w:val="clear" w:color="auto" w:fill="F2F2F2"/>
+        <w:spacing w:after="20"/>
+        <w:rPr>
+          <w:rFonts w:ascii="Consolas" w:eastAsia="Consolas" w:hAnsi="Consolas" w:cs="Consolas"/>
+          <w:sz w:val="17"/>
+          <w:szCs w:val="17"/>
+        </w:rPr>
+      </w:pPr>
+      <w:r>
+        <w:rPr>
+          <w:rFonts w:ascii="Consolas" w:eastAsia="Consolas" w:hAnsi="Consolas" w:cs="Consolas"/>
+          <w:sz w:val="17"/>
+          <w:szCs w:val="17"/>
+        </w:rPr>
+        <w:t>...</w:t>
+      </w:r>
+    </w:p>
+    <w:p>
+      <w:pPr>
+        <w:pStyle w:val="Heading1"/>
+        <w:rPr>
+          <w:b w:val="0"/>
+          <w:bCs w:val="0"/>
+          <w:color w:val="000000" w:themeColor="text1"/>
+          <w:sz w:val="21"/>
+          <w:szCs w:val="21"/>
+        </w:rPr>
+      </w:pPr>
+      <w:r>
+        <w:rPr>
+          <w:b w:val="0"/>
+          <w:bCs w:val="0"/>
+          <w:color w:val="000000" w:themeColor="text1"/>
+          <w:sz w:val="21"/>
+          <w:szCs w:val="21"/>
+        </w:rPr>
+        <w:t>Fixed point to hex -&gt; if positive convert integer to binary else convert to binary &amp; 0xFFFF</w:t>
+      </w:r>
+    </w:p>
+    <w:p>
+      <w:pPr>
+        <w:shd w:val="clear" w:color="auto" w:fill="F2F2F2"/>
+        <w:spacing w:after="20"/>
+        <w:rPr>
+          <w:rFonts w:ascii="Consolas" w:eastAsia="Consolas" w:hAnsi="Consolas" w:cs="Consolas"/>
+          <w:sz w:val="17"/>
+          <w:szCs w:val="17"/>
+        </w:rPr>
+      </w:pPr>
+      <w:r>
+        <w:rPr>
+          <w:rFonts w:ascii="Consolas" w:eastAsia="Consolas" w:hAnsi="Consolas" w:cs="Consolas"/>
+          <w:sz w:val="17"/>
+          <w:szCs w:val="17"/>
+        </w:rPr>
+        <w:t>Python Refrence</w:t>
+      </w:r>
+    </w:p>
+    <w:p>
+      <w:pPr>
+        <w:shd w:val="clear" w:color="auto" w:fill="F2F2F2"/>
+        <w:spacing w:after="20"/>
+        <w:rPr>
+          <w:rFonts w:ascii="Consolas" w:eastAsia="Consolas" w:hAnsi="Consolas" w:cs="Consolas"/>
+          <w:sz w:val="17"/>
+          <w:szCs w:val="17"/>
+        </w:rPr>
+      </w:pPr>
+      <w:r>
+        <w:rPr>
+          <w:rFonts w:ascii="Consolas" w:eastAsia="Consolas" w:hAnsi="Consolas" w:cs="Consolas"/>
+          <w:sz w:val="17"/>
+          <w:szCs w:val="17"/>
+        </w:rPr>
+        <w:t>x — format as hexadecimal (lowercase). This is the conversion type. 5793 → 16a1.</w:t>
+      </w:r>
+    </w:p>
+    <w:p>
+      <w:pPr>
+        <w:shd w:val="clear" w:color="auto" w:fill="F2F2F2"/>
+        <w:spacing w:after="20"/>
+        <w:rPr>
+          <w:rFonts w:ascii="Consolas" w:eastAsia="Consolas" w:hAnsi="Consolas" w:cs="Consolas"/>
+          <w:sz w:val="17"/>
+          <w:szCs w:val="17"/>
+        </w:rPr>
+      </w:pPr>
+      <w:r>
+        <w:rPr>
+          <w:rFonts w:ascii="Consolas" w:eastAsia="Consolas" w:hAnsi="Consolas" w:cs="Consolas"/>
+          <w:sz w:val="17"/>
+          <w:szCs w:val="17"/>
+        </w:rPr>
+        <w:t>4 — the minimum field width: pad the result to at least 4 characters.</w:t>
+      </w:r>
+    </w:p>
+    <w:p>
+      <w:pPr>
+        <w:shd w:val="clear" w:color="auto" w:fill="F2F2F2"/>
+        <w:spacing w:after="20"/>
+        <w:rPr>
+          <w:rFonts w:ascii="Consolas" w:eastAsia="Consolas" w:hAnsi="Consolas" w:cs="Consolas"/>
+          <w:sz w:val="17"/>
+          <w:szCs w:val="17"/>
+        </w:rPr>
+      </w:pPr>
+      <w:r>
+        <w:rPr>
+          <w:rFonts w:ascii="Consolas" w:eastAsia="Consolas" w:hAnsi="Consolas" w:cs="Consolas"/>
+          <w:sz w:val="17"/>
+          <w:szCs w:val="17"/>
+        </w:rPr>
+        <w:lastRenderedPageBreak/>
+        <w:t>0 — the padding character is zero (not space). So short values get leading zeros.</w:t>
+      </w:r>
+    </w:p>
+    <w:p>
+      <w:pPr>
+        <w:pStyle w:val="Heading1"/>
+        <w:rPr>
+          <w:b w:val="0"/>
+          <w:bCs w:val="0"/>
+          <w:color w:val="000000" w:themeColor="text1"/>
+          <w:sz w:val="21"/>
+          <w:szCs w:val="21"/>
+        </w:rPr>
+      </w:pPr>
+      <w:r>
+        <w:rPr>
+          <w:b w:val="0"/>
+          <w:bCs w:val="0"/>
+          <w:color w:val="000000" w:themeColor="text1"/>
+          <w:sz w:val="21"/>
+          <w:szCs w:val="21"/>
+        </w:rPr>
+        <w:t xml:space="preserve">Hex to fixed point </w:t>
+      </w:r>
+      <w:r>
+        <w:rPr>
+          <w:b w:val="0"/>
+          <w:bCs w:val="0"/>
+          <w:color w:val="000000" w:themeColor="text1"/>
+          <w:sz w:val="21"/>
+          <w:szCs w:val="21"/>
+        </w:rPr>
+        <w:t>mask = (1 &lt;&lt; W) - 1 # W ones: W=16 -&gt; 0xFFFF digits = (W + 3) // 4 # hex digits needed: 16 bits -&gt; 4 digits return format(value &amp; mask, f'0{digits}x')</w:t>
+      </w:r>
+    </w:p>
+    <w:p>
+      <w:pPr>
+        <w:pStyle w:val="Heading2"/>
+      </w:pPr>
+      <w:r>
+        <w:t>7.2 ROM Preamble Design</w:t>
+      </w:r>
+    </w:p>
+    <w:p>
+      <w:pPr>
+        <w:pStyle w:val="Heading2"/>
         <w:rPr>
           <w:b w:val="0"/>
           <w:bCs w:val="0"/>
@@ -6673,9 +4134,7 @@
           <w:sz w:val="21"/>
           <w:szCs w:val="21"/>
         </w:rPr>
-        <w:t>a space</w:t>
-      </w:r>
-      <w:proofErr w:type="gramEnd"/>
+      </w:pPr>
       <w:r>
         <w:rPr>
           <w:b w:val="0"/>
@@ -6684,73 +4143,16 @@
           <w:sz w:val="21"/>
           <w:szCs w:val="21"/>
         </w:rPr>
-        <w:t>. For W=16 these are 4-character hex (two's complement):</w:t>
-      </w:r>
-    </w:p>
-    <w:p>
-      <w:pPr>
-        <w:shd w:val="clear" w:color="auto" w:fill="F2F2F2"/>
-        <w:spacing w:after="20"/>
-        <w:rPr>
-          <w:rFonts w:ascii="Consolas" w:eastAsia="Consolas" w:hAnsi="Consolas" w:cs="Consolas"/>
-          <w:sz w:val="17"/>
-          <w:szCs w:val="17"/>
-        </w:rPr>
-      </w:pPr>
-      <w:r>
-        <w:rPr>
-          <w:rFonts w:ascii="Consolas" w:eastAsia="Consolas" w:hAnsi="Consolas" w:cs="Consolas"/>
-          <w:sz w:val="17"/>
-          <w:szCs w:val="17"/>
-        </w:rPr>
-        <w:t>1A2F E891</w:t>
-      </w:r>
-    </w:p>
-    <w:p>
-      <w:pPr>
-        <w:shd w:val="clear" w:color="auto" w:fill="F2F2F2"/>
-        <w:spacing w:after="20"/>
-        <w:rPr>
-          <w:rFonts w:ascii="Consolas" w:eastAsia="Consolas" w:hAnsi="Consolas" w:cs="Consolas"/>
-          <w:sz w:val="17"/>
-          <w:szCs w:val="17"/>
-        </w:rPr>
-      </w:pPr>
-      <w:r>
-        <w:rPr>
-          <w:rFonts w:ascii="Consolas" w:eastAsia="Consolas" w:hAnsi="Consolas" w:cs="Consolas"/>
-          <w:sz w:val="17"/>
-          <w:szCs w:val="17"/>
-        </w:rPr>
-        <w:t>0C30 F2A4</w:t>
-      </w:r>
-    </w:p>
-    <w:p>
-      <w:pPr>
-        <w:shd w:val="clear" w:color="auto" w:fill="F2F2F2"/>
-        <w:spacing w:after="20"/>
-        <w:rPr>
-          <w:rFonts w:ascii="Consolas" w:eastAsia="Consolas" w:hAnsi="Consolas" w:cs="Consolas"/>
-          <w:sz w:val="17"/>
-          <w:szCs w:val="17"/>
-        </w:rPr>
-      </w:pPr>
-      <w:r>
-        <w:rPr>
-          <w:rFonts w:ascii="Consolas" w:eastAsia="Consolas" w:hAnsi="Consolas" w:cs="Consolas"/>
-          <w:sz w:val="17"/>
-          <w:szCs w:val="17"/>
-        </w:rPr>
-        <w:t>...</w:t>
-      </w:r>
-    </w:p>
-    <w:p>
-      <w:pPr>
-        <w:pStyle w:val="Heading1"/>
+        <w:t>A read-only memory that stores frequency-domain OFDM samples.</w:t>
+      </w:r>
+    </w:p>
+    <w:p>
+      <w:pPr>
+        <w:pStyle w:val="Heading2"/>
         <w:rPr>
           <w:b w:val="0"/>
           <w:bCs w:val="0"/>
-          <w:color w:val="000000" w:themeColor="text1"/>
+          <w:color w:val="auto"/>
           <w:sz w:val="21"/>
           <w:szCs w:val="21"/>
         </w:rPr>
@@ -6759,107 +4161,24 @@
         <w:rPr>
           <w:b w:val="0"/>
           <w:bCs w:val="0"/>
-          <w:color w:val="000000" w:themeColor="text1"/>
+          <w:color w:val="auto"/>
           <w:sz w:val="21"/>
           <w:szCs w:val="21"/>
         </w:rPr>
-        <w:t>Fixed point to hex -&gt; if positive convert integer to binary else convert to binary &amp; 0xFFFF</w:t>
-      </w:r>
-    </w:p>
-    <w:p>
-      <w:pPr>
-        <w:shd w:val="clear" w:color="auto" w:fill="F2F2F2"/>
-        <w:spacing w:after="20"/>
-        <w:rPr>
-          <w:rFonts w:ascii="Consolas" w:eastAsia="Consolas" w:hAnsi="Consolas" w:cs="Consolas"/>
-          <w:sz w:val="17"/>
-          <w:szCs w:val="17"/>
-        </w:rPr>
-      </w:pPr>
-      <w:r>
-        <w:rPr>
-          <w:rFonts w:ascii="Consolas" w:eastAsia="Consolas" w:hAnsi="Consolas" w:cs="Consolas"/>
-          <w:sz w:val="17"/>
-          <w:szCs w:val="17"/>
-        </w:rPr>
-        <w:t xml:space="preserve">Python </w:t>
-      </w:r>
-      <w:proofErr w:type="spellStart"/>
-      <w:r>
-        <w:rPr>
-          <w:rFonts w:ascii="Consolas" w:eastAsia="Consolas" w:hAnsi="Consolas" w:cs="Consolas"/>
-          <w:sz w:val="17"/>
-          <w:szCs w:val="17"/>
-        </w:rPr>
-        <w:t>Refrence</w:t>
-      </w:r>
-      <w:proofErr w:type="spellEnd"/>
-    </w:p>
-    <w:p>
-      <w:pPr>
-        <w:shd w:val="clear" w:color="auto" w:fill="F2F2F2"/>
-        <w:spacing w:after="20"/>
-        <w:rPr>
-          <w:rFonts w:ascii="Consolas" w:eastAsia="Consolas" w:hAnsi="Consolas" w:cs="Consolas"/>
-          <w:sz w:val="17"/>
-          <w:szCs w:val="17"/>
-        </w:rPr>
-      </w:pPr>
-      <w:r>
-        <w:rPr>
-          <w:rFonts w:ascii="Consolas" w:eastAsia="Consolas" w:hAnsi="Consolas" w:cs="Consolas"/>
-          <w:sz w:val="17"/>
-          <w:szCs w:val="17"/>
-        </w:rPr>
-        <w:t>x — format as hexadecimal (lowercase). This is the conversion type. 5793 → 16a1.</w:t>
-      </w:r>
-    </w:p>
-    <w:p>
-      <w:pPr>
-        <w:shd w:val="clear" w:color="auto" w:fill="F2F2F2"/>
-        <w:spacing w:after="20"/>
-        <w:rPr>
-          <w:rFonts w:ascii="Consolas" w:eastAsia="Consolas" w:hAnsi="Consolas" w:cs="Consolas"/>
-          <w:sz w:val="17"/>
-          <w:szCs w:val="17"/>
-        </w:rPr>
-      </w:pPr>
-      <w:r>
-        <w:rPr>
-          <w:rFonts w:ascii="Consolas" w:eastAsia="Consolas" w:hAnsi="Consolas" w:cs="Consolas"/>
-          <w:sz w:val="17"/>
-          <w:szCs w:val="17"/>
-        </w:rPr>
-        <w:t>4 — the minimum field width: pad the result to at least 4 characters.</w:t>
-      </w:r>
-    </w:p>
-    <w:p>
-      <w:pPr>
-        <w:shd w:val="clear" w:color="auto" w:fill="F2F2F2"/>
-        <w:spacing w:after="20"/>
-        <w:rPr>
-          <w:rFonts w:ascii="Consolas" w:eastAsia="Consolas" w:hAnsi="Consolas" w:cs="Consolas"/>
-          <w:sz w:val="17"/>
-          <w:szCs w:val="17"/>
-        </w:rPr>
-      </w:pPr>
-      <w:r>
-        <w:rPr>
-          <w:rFonts w:ascii="Consolas" w:eastAsia="Consolas" w:hAnsi="Consolas" w:cs="Consolas"/>
-          <w:sz w:val="17"/>
-          <w:szCs w:val="17"/>
-        </w:rPr>
-        <w:lastRenderedPageBreak/>
-        <w:t>0 — the padding character is zero (not space). So short values get leading zeros.</w:t>
-      </w:r>
-    </w:p>
-    <w:p>
-      <w:pPr>
-        <w:pStyle w:val="Heading1"/>
+        <w:t>Interface:</w:t>
+      </w:r>
+    </w:p>
+    <w:p>
+      <w:pPr>
+        <w:pStyle w:val="Heading2"/>
+        <w:numPr>
+          <w:ilvl w:val="0"/>
+          <w:numId w:val="6"/>
+        </w:numPr>
         <w:rPr>
           <w:b w:val="0"/>
           <w:bCs w:val="0"/>
-          <w:color w:val="000000" w:themeColor="text1"/>
+          <w:color w:val="auto"/>
           <w:sz w:val="21"/>
           <w:szCs w:val="21"/>
         </w:rPr>
@@ -6868,54 +4187,914 @@
         <w:rPr>
           <w:b w:val="0"/>
           <w:bCs w:val="0"/>
-          <w:color w:val="000000" w:themeColor="text1"/>
+          <w:color w:val="auto"/>
           <w:sz w:val="21"/>
           <w:szCs w:val="21"/>
         </w:rPr>
-        <w:t xml:space="preserve">Hex to fixed point </w:t>
-      </w:r>
-      <w:r>
+        <w:t>clk (input) — system clock</w:t>
+      </w:r>
+    </w:p>
+    <w:p>
+      <w:pPr>
+        <w:pStyle w:val="Heading2"/>
+        <w:numPr>
+          <w:ilvl w:val="0"/>
+          <w:numId w:val="6"/>
+        </w:numPr>
         <w:rPr>
           <w:b w:val="0"/>
           <w:bCs w:val="0"/>
-          <w:color w:val="000000" w:themeColor="text1"/>
+          <w:color w:val="auto"/>
           <w:sz w:val="21"/>
           <w:szCs w:val="21"/>
         </w:rPr>
-        <w:t xml:space="preserve">mask = (1 &lt;&lt; W) - 1 # W ones: W=16 -&gt; 0xFFFF digits = (W + 3) // 4 # hex digits needed: 16 bits -&gt; 4 digits return </w:t>
-      </w:r>
-      <w:proofErr w:type="gramStart"/>
+      </w:pPr>
       <w:r>
         <w:rPr>
           <w:b w:val="0"/>
           <w:bCs w:val="0"/>
-          <w:color w:val="000000" w:themeColor="text1"/>
+          <w:color w:val="auto"/>
           <w:sz w:val="21"/>
           <w:szCs w:val="21"/>
         </w:rPr>
-        <w:t>format(</w:t>
-      </w:r>
-      <w:proofErr w:type="gramEnd"/>
-      <w:r>
+        <w:t>addr (input, $clog2(DEPTH) bits) — address to read</w:t>
+      </w:r>
+    </w:p>
+    <w:p>
+      <w:pPr>
+        <w:pStyle w:val="Heading2"/>
+        <w:numPr>
+          <w:ilvl w:val="0"/>
+          <w:numId w:val="6"/>
+        </w:numPr>
         <w:rPr>
           <w:b w:val="0"/>
           <w:bCs w:val="0"/>
-          <w:color w:val="000000" w:themeColor="text1"/>
+          <w:color w:val="auto"/>
           <w:sz w:val="21"/>
           <w:szCs w:val="21"/>
         </w:rPr>
-        <w:t>value &amp; mask, f'0{digits}x')</w:t>
-      </w:r>
+      </w:pPr>
+      <w:r>
+        <w:rPr>
+          <w:b w:val="0"/>
+          <w:bCs w:val="0"/>
+          <w:color w:val="auto"/>
+          <w:sz w:val="21"/>
+          <w:szCs w:val="21"/>
+        </w:rPr>
+        <w:t>data_out (output, cplx_t) — sample at that address</w:t>
+      </w:r>
+    </w:p>
+    <w:p>
+      <w:pPr>
+        <w:pStyle w:val="Heading2"/>
+        <w:rPr>
+          <w:b w:val="0"/>
+          <w:bCs w:val="0"/>
+          <w:color w:val="auto"/>
+          <w:sz w:val="21"/>
+          <w:szCs w:val="21"/>
+        </w:rPr>
+      </w:pPr>
+      <w:r>
+        <w:rPr>
+          <w:b w:val="0"/>
+          <w:bCs w:val="0"/>
+          <w:color w:val="auto"/>
+          <w:sz w:val="21"/>
+          <w:szCs w:val="21"/>
+        </w:rPr>
+        <w:t>Parameters:</w:t>
+      </w:r>
+    </w:p>
+    <w:p>
+      <w:pPr>
+        <w:pStyle w:val="Heading2"/>
+        <w:numPr>
+          <w:ilvl w:val="0"/>
+          <w:numId w:val="7"/>
+        </w:numPr>
+        <w:rPr>
+          <w:b w:val="0"/>
+          <w:bCs w:val="0"/>
+          <w:color w:val="auto"/>
+          <w:sz w:val="21"/>
+          <w:szCs w:val="21"/>
+        </w:rPr>
+      </w:pPr>
+      <w:r>
+        <w:rPr>
+          <w:b w:val="0"/>
+          <w:bCs w:val="0"/>
+          <w:color w:val="auto"/>
+          <w:sz w:val="21"/>
+          <w:szCs w:val="21"/>
+        </w:rPr>
+        <w:t>DEPTH — number of entries (default 64)</w:t>
+      </w:r>
+    </w:p>
+    <w:p>
+      <w:pPr>
+        <w:pStyle w:val="Heading2"/>
+        <w:numPr>
+          <w:ilvl w:val="0"/>
+          <w:numId w:val="7"/>
+        </w:numPr>
+        <w:rPr>
+          <w:b w:val="0"/>
+          <w:bCs w:val="0"/>
+          <w:color w:val="auto"/>
+          <w:sz w:val="21"/>
+          <w:szCs w:val="21"/>
+        </w:rPr>
+      </w:pPr>
+      <w:r>
+        <w:rPr>
+          <w:b w:val="0"/>
+          <w:bCs w:val="0"/>
+          <w:color w:val="auto"/>
+          <w:sz w:val="21"/>
+          <w:szCs w:val="21"/>
+        </w:rPr>
+        <w:t>INIT_FILE — hex file with initial contents</w:t>
+      </w:r>
+    </w:p>
+    <w:p>
+      <w:pPr>
+        <w:pStyle w:val="Heading2"/>
+        <w:rPr>
+          <w:b w:val="0"/>
+          <w:bCs w:val="0"/>
+          <w:color w:val="auto"/>
+          <w:sz w:val="21"/>
+          <w:szCs w:val="21"/>
+        </w:rPr>
+      </w:pPr>
+      <w:r>
+        <w:rPr>
+          <w:b w:val="0"/>
+          <w:bCs w:val="0"/>
+          <w:color w:val="auto"/>
+          <w:sz w:val="21"/>
+          <w:szCs w:val="21"/>
+        </w:rPr>
+        <w:t>Behavior:</w:t>
+      </w:r>
+    </w:p>
+    <w:p>
+      <w:pPr>
+        <w:pStyle w:val="Heading2"/>
+        <w:numPr>
+          <w:ilvl w:val="0"/>
+          <w:numId w:val="8"/>
+        </w:numPr>
+        <w:rPr>
+          <w:b w:val="0"/>
+          <w:bCs w:val="0"/>
+          <w:color w:val="auto"/>
+          <w:sz w:val="21"/>
+          <w:szCs w:val="21"/>
+        </w:rPr>
+      </w:pPr>
+      <w:r>
+        <w:rPr>
+          <w:b w:val="0"/>
+          <w:bCs w:val="0"/>
+          <w:color w:val="auto"/>
+          <w:sz w:val="21"/>
+          <w:szCs w:val="21"/>
+        </w:rPr>
+        <w:t>On power-up / configuration, mem is loaded from INIT_FILE (one packed 32-bit entry per line, re in [31:16], im in [15:0]).</w:t>
+      </w:r>
+    </w:p>
+    <w:p>
+      <w:pPr>
+        <w:pStyle w:val="Heading2"/>
+        <w:numPr>
+          <w:ilvl w:val="0"/>
+          <w:numId w:val="8"/>
+        </w:numPr>
+        <w:rPr>
+          <w:b w:val="0"/>
+          <w:bCs w:val="0"/>
+          <w:color w:val="auto"/>
+          <w:sz w:val="21"/>
+          <w:szCs w:val="21"/>
+        </w:rPr>
+      </w:pPr>
+      <w:r>
+        <w:rPr>
+          <w:b w:val="0"/>
+          <w:bCs w:val="0"/>
+          <w:color w:val="auto"/>
+          <w:sz w:val="21"/>
+          <w:szCs w:val="21"/>
+        </w:rPr>
+        <w:t>On every rising edge of clk, data_out is updated to mem[addr]. This is a 1-cycle read latency.</w:t>
+      </w:r>
+    </w:p>
+    <w:p>
+      <w:pPr>
+        <w:pStyle w:val="Heading2"/>
+        <w:numPr>
+          <w:ilvl w:val="0"/>
+          <w:numId w:val="8"/>
+        </w:numPr>
+        <w:rPr>
+          <w:b w:val="0"/>
+          <w:bCs w:val="0"/>
+          <w:color w:val="auto"/>
+          <w:sz w:val="21"/>
+          <w:szCs w:val="21"/>
+        </w:rPr>
+      </w:pPr>
+      <w:r>
+        <w:rPr>
+          <w:b w:val="0"/>
+          <w:bCs w:val="0"/>
+          <w:color w:val="auto"/>
+          <w:sz w:val="21"/>
+          <w:szCs w:val="21"/>
+        </w:rPr>
+        <w:t>No reset port. data_out value during the first cycle after configuration is undefined; the consumer must not use it until after at least one rising edge with a valid address applied.</w:t>
+      </w:r>
+    </w:p>
+    <w:p>
+      <w:pPr>
+        <w:pStyle w:val="Heading2"/>
+        <w:numPr>
+          <w:ilvl w:val="0"/>
+          <w:numId w:val="8"/>
+        </w:numPr>
+        <w:rPr>
+          <w:b w:val="0"/>
+          <w:bCs w:val="0"/>
+          <w:color w:val="auto"/>
+          <w:sz w:val="21"/>
+          <w:szCs w:val="21"/>
+        </w:rPr>
+      </w:pPr>
+      <w:r>
+        <w:rPr>
+          <w:b w:val="0"/>
+          <w:bCs w:val="0"/>
+          <w:color w:val="auto"/>
+          <w:sz w:val="21"/>
+          <w:szCs w:val="21"/>
+        </w:rPr>
+        <w:t>mem contents are static after initial load.</w:t>
+      </w:r>
+    </w:p>
+    <w:p>
+      <w:pPr>
+        <w:pStyle w:val="Heading2"/>
+        <w:rPr>
+          <w:b w:val="0"/>
+          <w:bCs w:val="0"/>
+          <w:color w:val="auto"/>
+          <w:sz w:val="21"/>
+          <w:szCs w:val="21"/>
+        </w:rPr>
+      </w:pPr>
+      <w:r>
+        <w:rPr>
+          <w:b w:val="0"/>
+          <w:bCs w:val="0"/>
+          <w:color w:val="auto"/>
+          <w:sz w:val="21"/>
+          <w:szCs w:val="21"/>
+        </w:rPr>
+        <w:t>Out of scope: No arithmetic, no saturation, no write port.</w:t>
+      </w:r>
+    </w:p>
+    <w:p>
+      <w:pPr>
+        <w:pStyle w:val="Heading2"/>
+      </w:pPr>
+      <w:r>
+        <w:t>7.3 IFFT Wrapper Design</w:t>
+      </w:r>
+    </w:p>
+    <w:p>
+      <w:pPr>
+        <w:pStyle w:val="Heading2"/>
+        <w:rPr>
+          <w:b w:val="0"/>
+          <w:bCs w:val="0"/>
+          <w:color w:val="auto"/>
+          <w:sz w:val="21"/>
+          <w:szCs w:val="21"/>
+        </w:rPr>
+      </w:pPr>
+      <w:r>
+        <w:rPr>
+          <w:b w:val="0"/>
+          <w:bCs w:val="0"/>
+          <w:color w:val="auto"/>
+          <w:sz w:val="21"/>
+          <w:szCs w:val="21"/>
+        </w:rPr>
+        <w:t>Wraps the Xilinx FFT IP xfft_0 to present a clean cplx_t streaming interface. Performs one-time configuration on startup (inverse FFT, scaling schedule [2 2 2] for ÷N). Converts between the project's {RE, IM} convention and the IP's {IM, RE} convention. Internally counts 64 input samples per block and generates tlast for the IP.</w:t>
+      </w:r>
+    </w:p>
+    <w:p>
+      <w:pPr>
+        <w:pStyle w:val="Heading2"/>
+        <w:rPr>
+          <w:b w:val="0"/>
+          <w:bCs w:val="0"/>
+          <w:color w:val="auto"/>
+          <w:sz w:val="21"/>
+          <w:szCs w:val="21"/>
+        </w:rPr>
+      </w:pPr>
+      <w:r>
+        <w:rPr>
+          <w:b w:val="0"/>
+          <w:bCs w:val="0"/>
+          <w:color w:val="auto"/>
+          <w:sz w:val="21"/>
+          <w:szCs w:val="21"/>
+        </w:rPr>
+        <w:t>Interface:</w:t>
+      </w:r>
+    </w:p>
+    <w:p>
+      <w:pPr>
+        <w:pStyle w:val="Heading2"/>
+        <w:numPr>
+          <w:ilvl w:val="0"/>
+          <w:numId w:val="11"/>
+        </w:numPr>
+        <w:rPr>
+          <w:b w:val="0"/>
+          <w:bCs w:val="0"/>
+          <w:color w:val="auto"/>
+          <w:sz w:val="21"/>
+          <w:szCs w:val="21"/>
+        </w:rPr>
+      </w:pPr>
+      <w:r>
+        <w:rPr>
+          <w:b w:val="0"/>
+          <w:bCs w:val="0"/>
+          <w:color w:val="auto"/>
+          <w:sz w:val="21"/>
+          <w:szCs w:val="21"/>
+        </w:rPr>
+        <w:t>clk (input) — system clock</w:t>
+      </w:r>
+    </w:p>
+    <w:p>
+      <w:pPr>
+        <w:pStyle w:val="Heading2"/>
+        <w:numPr>
+          <w:ilvl w:val="0"/>
+          <w:numId w:val="11"/>
+        </w:numPr>
+        <w:rPr>
+          <w:b w:val="0"/>
+          <w:bCs w:val="0"/>
+          <w:color w:val="auto"/>
+          <w:sz w:val="21"/>
+          <w:szCs w:val="21"/>
+        </w:rPr>
+      </w:pPr>
+      <w:r>
+        <w:rPr>
+          <w:b w:val="0"/>
+          <w:bCs w:val="0"/>
+          <w:color w:val="auto"/>
+          <w:sz w:val="21"/>
+          <w:szCs w:val="21"/>
+        </w:rPr>
+        <w:t>n_rst (input) — active-low async reset</w:t>
+      </w:r>
+    </w:p>
+    <w:p>
+      <w:pPr>
+        <w:pStyle w:val="Heading2"/>
+        <w:rPr>
+          <w:b w:val="0"/>
+          <w:bCs w:val="0"/>
+          <w:color w:val="auto"/>
+          <w:sz w:val="21"/>
+          <w:szCs w:val="21"/>
+        </w:rPr>
+      </w:pPr>
+      <w:r>
+        <w:rPr>
+          <w:b w:val="0"/>
+          <w:bCs w:val="0"/>
+          <w:color w:val="auto"/>
+          <w:sz w:val="21"/>
+          <w:szCs w:val="21"/>
+        </w:rPr>
+        <w:t xml:space="preserve">Input stream (slave): </w:t>
+      </w:r>
+    </w:p>
+    <w:p>
+      <w:pPr>
+        <w:pStyle w:val="Heading2"/>
+        <w:numPr>
+          <w:ilvl w:val="0"/>
+          <w:numId w:val="12"/>
+        </w:numPr>
+        <w:rPr>
+          <w:b w:val="0"/>
+          <w:bCs w:val="0"/>
+          <w:color w:val="auto"/>
+          <w:sz w:val="21"/>
+          <w:szCs w:val="21"/>
+        </w:rPr>
+      </w:pPr>
+      <w:r>
+        <w:rPr>
+          <w:b w:val="0"/>
+          <w:bCs w:val="0"/>
+          <w:color w:val="auto"/>
+          <w:sz w:val="21"/>
+          <w:szCs w:val="21"/>
+        </w:rPr>
+        <w:lastRenderedPageBreak/>
+        <w:t>in_data (input cplx_t) — frequency-domain sample</w:t>
+      </w:r>
+    </w:p>
+    <w:p>
+      <w:pPr>
+        <w:pStyle w:val="Heading2"/>
+        <w:numPr>
+          <w:ilvl w:val="0"/>
+          <w:numId w:val="12"/>
+        </w:numPr>
+        <w:rPr>
+          <w:b w:val="0"/>
+          <w:bCs w:val="0"/>
+          <w:color w:val="auto"/>
+          <w:sz w:val="21"/>
+          <w:szCs w:val="21"/>
+        </w:rPr>
+      </w:pPr>
+      <w:r>
+        <w:rPr>
+          <w:b w:val="0"/>
+          <w:bCs w:val="0"/>
+          <w:color w:val="auto"/>
+          <w:sz w:val="21"/>
+          <w:szCs w:val="21"/>
+        </w:rPr>
+        <w:t>in_valid (input logic)</w:t>
+      </w:r>
+    </w:p>
+    <w:p>
+      <w:pPr>
+        <w:pStyle w:val="Heading2"/>
+        <w:numPr>
+          <w:ilvl w:val="0"/>
+          <w:numId w:val="12"/>
+        </w:numPr>
+        <w:rPr>
+          <w:b w:val="0"/>
+          <w:bCs w:val="0"/>
+          <w:color w:val="auto"/>
+          <w:sz w:val="21"/>
+          <w:szCs w:val="21"/>
+        </w:rPr>
+      </w:pPr>
+      <w:r>
+        <w:rPr>
+          <w:b w:val="0"/>
+          <w:bCs w:val="0"/>
+          <w:color w:val="auto"/>
+          <w:sz w:val="21"/>
+          <w:szCs w:val="21"/>
+        </w:rPr>
+        <w:t>in_ready (output logic)</w:t>
+      </w:r>
+    </w:p>
+    <w:p>
+      <w:pPr>
+        <w:pStyle w:val="Heading2"/>
+        <w:rPr>
+          <w:b w:val="0"/>
+          <w:bCs w:val="0"/>
+          <w:color w:val="auto"/>
+          <w:sz w:val="21"/>
+          <w:szCs w:val="21"/>
+        </w:rPr>
+      </w:pPr>
+      <w:r>
+        <w:rPr>
+          <w:b w:val="0"/>
+          <w:bCs w:val="0"/>
+          <w:color w:val="auto"/>
+          <w:sz w:val="21"/>
+          <w:szCs w:val="21"/>
+        </w:rPr>
+        <w:t xml:space="preserve">Output stream (master): </w:t>
+      </w:r>
+    </w:p>
+    <w:p>
+      <w:pPr>
+        <w:pStyle w:val="Heading2"/>
+        <w:numPr>
+          <w:ilvl w:val="0"/>
+          <w:numId w:val="12"/>
+        </w:numPr>
+        <w:rPr>
+          <w:b w:val="0"/>
+          <w:bCs w:val="0"/>
+          <w:color w:val="auto"/>
+          <w:sz w:val="21"/>
+          <w:szCs w:val="21"/>
+        </w:rPr>
+      </w:pPr>
+      <w:r>
+        <w:rPr>
+          <w:b w:val="0"/>
+          <w:bCs w:val="0"/>
+          <w:color w:val="auto"/>
+          <w:sz w:val="21"/>
+          <w:szCs w:val="21"/>
+        </w:rPr>
+        <w:t>out_data (output cplx_t) — time-domain sample</w:t>
+      </w:r>
+    </w:p>
+    <w:p>
+      <w:pPr>
+        <w:pStyle w:val="Heading2"/>
+        <w:numPr>
+          <w:ilvl w:val="0"/>
+          <w:numId w:val="12"/>
+        </w:numPr>
+        <w:rPr>
+          <w:b w:val="0"/>
+          <w:bCs w:val="0"/>
+          <w:color w:val="auto"/>
+          <w:sz w:val="21"/>
+          <w:szCs w:val="21"/>
+        </w:rPr>
+      </w:pPr>
+      <w:r>
+        <w:rPr>
+          <w:b w:val="0"/>
+          <w:bCs w:val="0"/>
+          <w:color w:val="auto"/>
+          <w:sz w:val="21"/>
+          <w:szCs w:val="21"/>
+        </w:rPr>
+        <w:t>out_valid (output logic)</w:t>
+      </w:r>
+    </w:p>
+    <w:p>
+      <w:pPr>
+        <w:pStyle w:val="Heading2"/>
+        <w:numPr>
+          <w:ilvl w:val="0"/>
+          <w:numId w:val="12"/>
+        </w:numPr>
+        <w:rPr>
+          <w:b w:val="0"/>
+          <w:bCs w:val="0"/>
+          <w:color w:val="auto"/>
+          <w:sz w:val="21"/>
+          <w:szCs w:val="21"/>
+        </w:rPr>
+      </w:pPr>
+      <w:r>
+        <w:rPr>
+          <w:b w:val="0"/>
+          <w:bCs w:val="0"/>
+          <w:color w:val="auto"/>
+          <w:sz w:val="21"/>
+          <w:szCs w:val="21"/>
+        </w:rPr>
+        <w:t>out_ready (input logic)</w:t>
+      </w:r>
+    </w:p>
+    <w:p>
+      <w:pPr>
+        <w:pStyle w:val="Heading2"/>
+        <w:numPr>
+          <w:ilvl w:val="0"/>
+          <w:numId w:val="12"/>
+        </w:numPr>
+        <w:rPr>
+          <w:b w:val="0"/>
+          <w:bCs w:val="0"/>
+          <w:color w:val="auto"/>
+          <w:sz w:val="21"/>
+          <w:szCs w:val="21"/>
+        </w:rPr>
+      </w:pPr>
+      <w:r>
+        <w:rPr>
+          <w:b w:val="0"/>
+          <w:bCs w:val="0"/>
+          <w:color w:val="auto"/>
+          <w:sz w:val="21"/>
+          <w:szCs w:val="21"/>
+        </w:rPr>
+        <w:t>out_last (output logic) — asserted on the 64th sample of each output block</w:t>
+      </w:r>
+    </w:p>
+    <w:p>
+      <w:pPr>
+        <w:pStyle w:val="Heading2"/>
+        <w:rPr>
+          <w:b w:val="0"/>
+          <w:bCs w:val="0"/>
+          <w:color w:val="auto"/>
+          <w:sz w:val="21"/>
+          <w:szCs w:val="21"/>
+        </w:rPr>
+      </w:pPr>
+      <w:r>
+        <w:rPr>
+          <w:b w:val="0"/>
+          <w:bCs w:val="0"/>
+          <w:color w:val="auto"/>
+          <w:sz w:val="21"/>
+          <w:szCs w:val="21"/>
+        </w:rPr>
+        <w:t>Behavior:</w:t>
+      </w:r>
+    </w:p>
+    <w:p>
+      <w:pPr>
+        <w:pStyle w:val="Heading2"/>
+        <w:numPr>
+          <w:ilvl w:val="0"/>
+          <w:numId w:val="13"/>
+        </w:numPr>
+        <w:rPr>
+          <w:b w:val="0"/>
+          <w:bCs w:val="0"/>
+          <w:color w:val="auto"/>
+          <w:sz w:val="21"/>
+          <w:szCs w:val="21"/>
+        </w:rPr>
+      </w:pPr>
+      <w:r>
+        <w:rPr>
+          <w:b w:val="0"/>
+          <w:bCs w:val="0"/>
+          <w:color w:val="auto"/>
+          <w:sz w:val="21"/>
+          <w:szCs w:val="21"/>
+        </w:rPr>
+        <w:t>After reset, the wrapper enters CONFIG state. It drives s_axis_config_tdata = 8'h54 and s_axis_config_tvalid = 1 on the IP's config port. When s_axis_config_tready = 1, the wrapper deasserts s_axis_config_tvalid and transitions to RUN.</w:t>
+      </w:r>
+    </w:p>
+    <w:p>
+      <w:pPr>
+        <w:pStyle w:val="Heading2"/>
+        <w:numPr>
+          <w:ilvl w:val="0"/>
+          <w:numId w:val="13"/>
+        </w:numPr>
+        <w:rPr>
+          <w:b w:val="0"/>
+          <w:bCs w:val="0"/>
+          <w:color w:val="auto"/>
+          <w:sz w:val="21"/>
+          <w:szCs w:val="21"/>
+        </w:rPr>
+      </w:pPr>
+      <w:r>
+        <w:rPr>
+          <w:b w:val="0"/>
+          <w:bCs w:val="0"/>
+          <w:color w:val="auto"/>
+          <w:sz w:val="21"/>
+          <w:szCs w:val="21"/>
+        </w:rPr>
+        <w:t>In CONFIG state, in_ready is held low — the wrapper rejects any input data until config completes.</w:t>
+      </w:r>
+    </w:p>
+    <w:p>
+      <w:pPr>
+        <w:pStyle w:val="Heading2"/>
+        <w:rPr>
+          <w:b w:val="0"/>
+          <w:bCs w:val="0"/>
+          <w:color w:val="auto"/>
+          <w:sz w:val="21"/>
+          <w:szCs w:val="21"/>
+        </w:rPr>
+      </w:pPr>
+      <w:r>
+        <w:rPr>
+          <w:b w:val="0"/>
+          <w:bCs w:val="0"/>
+          <w:color w:val="auto"/>
+          <w:sz w:val="21"/>
+          <w:szCs w:val="21"/>
+        </w:rPr>
+        <w:t xml:space="preserve">In RUN state: </w:t>
+      </w:r>
+    </w:p>
+    <w:p>
+      <w:pPr>
+        <w:pStyle w:val="Heading2"/>
+        <w:numPr>
+          <w:ilvl w:val="0"/>
+          <w:numId w:val="14"/>
+        </w:numPr>
+        <w:rPr>
+          <w:b w:val="0"/>
+          <w:bCs w:val="0"/>
+          <w:color w:val="auto"/>
+          <w:sz w:val="21"/>
+          <w:szCs w:val="21"/>
+        </w:rPr>
+      </w:pPr>
+      <w:r>
+        <w:rPr>
+          <w:b w:val="0"/>
+          <w:bCs w:val="0"/>
+          <w:color w:val="auto"/>
+          <w:sz w:val="21"/>
+          <w:szCs w:val="21"/>
+        </w:rPr>
+        <w:t>in_data is bit-swapped to the IP's TDATA format before forwarding (s_axis_data_tdata = {in_data.im, in_data.re}).</w:t>
+      </w:r>
+    </w:p>
+    <w:p>
+      <w:pPr>
+        <w:pStyle w:val="Heading2"/>
+        <w:numPr>
+          <w:ilvl w:val="0"/>
+          <w:numId w:val="14"/>
+        </w:numPr>
+        <w:rPr>
+          <w:b w:val="0"/>
+          <w:bCs w:val="0"/>
+          <w:color w:val="auto"/>
+          <w:sz w:val="21"/>
+          <w:szCs w:val="21"/>
+        </w:rPr>
+      </w:pPr>
+      <w:r>
+        <w:rPr>
+          <w:b w:val="0"/>
+          <w:bCs w:val="0"/>
+          <w:color w:val="auto"/>
+          <w:sz w:val="21"/>
+          <w:szCs w:val="21"/>
+        </w:rPr>
+        <w:t>s_axis_data_tvalid = in_valid; in_ready = s_axis_data_tready.</w:t>
+      </w:r>
+    </w:p>
+    <w:p>
+      <w:pPr>
+        <w:pStyle w:val="Heading2"/>
+        <w:numPr>
+          <w:ilvl w:val="0"/>
+          <w:numId w:val="14"/>
+        </w:numPr>
+        <w:rPr>
+          <w:b w:val="0"/>
+          <w:bCs w:val="0"/>
+          <w:color w:val="auto"/>
+          <w:sz w:val="21"/>
+          <w:szCs w:val="21"/>
+        </w:rPr>
+      </w:pPr>
+      <w:r>
+        <w:rPr>
+          <w:b w:val="0"/>
+          <w:bCs w:val="0"/>
+          <w:color w:val="auto"/>
+          <w:sz w:val="21"/>
+          <w:szCs w:val="21"/>
+        </w:rPr>
+        <w:t>An internal 6-bit counter in_count tracks input samples. s_axis_data_tlast is asserted on the 64th sample (when in_count == 63 and in_valid).</w:t>
+      </w:r>
+    </w:p>
+    <w:p>
+      <w:pPr>
+        <w:pStyle w:val="Heading2"/>
+        <w:rPr>
+          <w:b w:val="0"/>
+          <w:bCs w:val="0"/>
+          <w:color w:val="auto"/>
+          <w:sz w:val="21"/>
+          <w:szCs w:val="21"/>
+        </w:rPr>
+      </w:pPr>
+      <w:r>
+        <w:rPr>
+          <w:b w:val="0"/>
+          <w:bCs w:val="0"/>
+          <w:color w:val="auto"/>
+          <w:sz w:val="21"/>
+          <w:szCs w:val="21"/>
+        </w:rPr>
+        <w:t xml:space="preserve">On the output side: </w:t>
+      </w:r>
+    </w:p>
+    <w:p>
+      <w:pPr>
+        <w:pStyle w:val="Heading2"/>
+        <w:numPr>
+          <w:ilvl w:val="0"/>
+          <w:numId w:val="15"/>
+        </w:numPr>
+        <w:rPr>
+          <w:b w:val="0"/>
+          <w:bCs w:val="0"/>
+          <w:color w:val="auto"/>
+          <w:sz w:val="21"/>
+          <w:szCs w:val="21"/>
+        </w:rPr>
+      </w:pPr>
+      <w:r>
+        <w:rPr>
+          <w:b w:val="0"/>
+          <w:bCs w:val="0"/>
+          <w:color w:val="auto"/>
+          <w:sz w:val="21"/>
+          <w:szCs w:val="21"/>
+        </w:rPr>
+        <w:t>IP's m_axis_data_tdata is bit-swapped back to cplx_t (out_data = {re: m_axis_data_tdata[15:0], im: m_axis_data_tdata[31:16]}).</w:t>
+      </w:r>
+    </w:p>
+    <w:p>
+      <w:pPr>
+        <w:pStyle w:val="Heading2"/>
+        <w:numPr>
+          <w:ilvl w:val="0"/>
+          <w:numId w:val="15"/>
+        </w:numPr>
+        <w:rPr>
+          <w:b w:val="0"/>
+          <w:bCs w:val="0"/>
+          <w:color w:val="auto"/>
+          <w:sz w:val="21"/>
+          <w:szCs w:val="21"/>
+        </w:rPr>
+      </w:pPr>
+      <w:r>
+        <w:rPr>
+          <w:b w:val="0"/>
+          <w:bCs w:val="0"/>
+          <w:color w:val="auto"/>
+          <w:sz w:val="21"/>
+          <w:szCs w:val="21"/>
+        </w:rPr>
+        <w:t>out_valid = m_axis_data_tvalid; m_axis_data_tready = out_ready.</w:t>
+      </w:r>
+    </w:p>
+    <w:p>
+      <w:pPr>
+        <w:pStyle w:val="Heading2"/>
+        <w:numPr>
+          <w:ilvl w:val="0"/>
+          <w:numId w:val="15"/>
+        </w:numPr>
+        <w:rPr>
+          <w:b w:val="0"/>
+          <w:bCs w:val="0"/>
+          <w:color w:val="auto"/>
+          <w:sz w:val="21"/>
+          <w:szCs w:val="21"/>
+        </w:rPr>
+      </w:pPr>
+      <w:r>
+        <w:rPr>
+          <w:b w:val="0"/>
+          <w:bCs w:val="0"/>
+          <w:color w:val="auto"/>
+          <w:sz w:val="21"/>
+          <w:szCs w:val="21"/>
+        </w:rPr>
+        <w:t>out_last = m_axis_data_tlast. (Just forwarded from IP, since IP emits its own tlast on the 64th output sample.)</w:t>
+      </w:r>
+    </w:p>
+    <w:p>
+      <w:pPr>
+        <w:pStyle w:val="Heading2"/>
+      </w:pPr>
+    </w:p>
+    <w:p>
+      <w:pPr>
+        <w:pStyle w:val="Heading2"/>
+      </w:pPr>
+    </w:p>
+    <w:p>
+      <w:pPr>
+        <w:pStyle w:val="Heading2"/>
+      </w:pPr>
     </w:p>
     <w:p>
       <w:pPr>
         <w:pStyle w:val="Heading1"/>
       </w:pPr>
       <w:r>
-        <w:t>8</w:t>
-      </w:r>
-      <w:r>
-        <w:t>. Bug Ledger (what failed, why, and the rule that prevents it)</w:t>
+        <w:lastRenderedPageBreak/>
+        <w:t>8. Bug Ledger (what failed, why, and the rule that prevents it)</w:t>
       </w:r>
     </w:p>
     <w:p>
@@ -6951,12 +5130,6 @@
         <w:gridCol w:w="2680"/>
       </w:tblGrid>
       <w:tr>
-        <w:tblPrEx>
-          <w:tblCellMar>
-            <w:top w:w="0" w:type="dxa"/>
-            <w:bottom w:w="0" w:type="dxa"/>
-          </w:tblCellMar>
-        </w:tblPrEx>
         <w:tc>
           <w:tcPr>
             <w:tcW w:w="600" w:type="dxa"/>
@@ -7104,12 +5277,6 @@
         </w:tc>
       </w:tr>
       <w:tr>
-        <w:tblPrEx>
-          <w:tblCellMar>
-            <w:top w:w="0" w:type="dxa"/>
-            <w:bottom w:w="0" w:type="dxa"/>
-          </w:tblCellMar>
-        </w:tblPrEx>
         <w:tc>
           <w:tcPr>
             <w:tcW w:w="600" w:type="dxa"/>
@@ -7132,14 +5299,7 @@
                 <w:sz w:val="18"/>
                 <w:szCs w:val="18"/>
               </w:rPr>
-              <w:t>8</w:t>
-            </w:r>
-            <w:r>
-              <w:rPr>
-                <w:sz w:val="18"/>
-                <w:szCs w:val="18"/>
-              </w:rPr>
-              <w:t>.1</w:t>
+              <w:t>8.1</w:t>
             </w:r>
           </w:p>
         </w:tc>
@@ -7191,17 +5351,8 @@
                 <w:sz w:val="18"/>
                 <w:szCs w:val="18"/>
               </w:rPr>
-              <w:t xml:space="preserve">BER 0.5, garbage </w:t>
-            </w:r>
-            <w:proofErr w:type="spellStart"/>
-            <w:r>
-              <w:rPr>
-                <w:sz w:val="18"/>
-                <w:szCs w:val="18"/>
-              </w:rPr>
-              <w:t>d_peak</w:t>
-            </w:r>
-            <w:proofErr w:type="spellEnd"/>
+              <w:t>BER 0.5, garbage d_peak</w:t>
+            </w:r>
           </w:p>
         </w:tc>
         <w:tc>
@@ -7252,34 +5403,12 @@
                 <w:sz w:val="18"/>
                 <w:szCs w:val="18"/>
               </w:rPr>
-              <w:t xml:space="preserve">Sync lives in sample-space. Metric runs on the flat 1-D stream; reshape only after </w:t>
-            </w:r>
-            <w:proofErr w:type="spellStart"/>
-            <w:r>
-              <w:rPr>
-                <w:sz w:val="18"/>
-                <w:szCs w:val="18"/>
-              </w:rPr>
-              <w:t>d_peak</w:t>
-            </w:r>
-            <w:proofErr w:type="spellEnd"/>
-            <w:r>
-              <w:rPr>
-                <w:sz w:val="18"/>
-                <w:szCs w:val="18"/>
-              </w:rPr>
-              <w:t xml:space="preserve"> exists</w:t>
+              <w:t>Sync lives in sample-space. Metric runs on the flat 1-D stream; reshape only after d_peak exists</w:t>
             </w:r>
           </w:p>
         </w:tc>
       </w:tr>
       <w:tr>
-        <w:tblPrEx>
-          <w:tblCellMar>
-            <w:top w:w="0" w:type="dxa"/>
-            <w:bottom w:w="0" w:type="dxa"/>
-          </w:tblCellMar>
-        </w:tblPrEx>
         <w:tc>
           <w:tcPr>
             <w:tcW w:w="600" w:type="dxa"/>
@@ -7302,14 +5431,7 @@
                 <w:sz w:val="18"/>
                 <w:szCs w:val="18"/>
               </w:rPr>
-              <w:t>8</w:t>
-            </w:r>
-            <w:r>
-              <w:rPr>
-                <w:sz w:val="18"/>
-                <w:szCs w:val="18"/>
-              </w:rPr>
-              <w:t>.2</w:t>
+              <w:t>8.2</w:t>
             </w:r>
           </w:p>
         </w:tc>
@@ -7335,23 +5457,7 @@
                 <w:sz w:val="18"/>
                 <w:szCs w:val="18"/>
               </w:rPr>
-              <w:t xml:space="preserve">CP_LEN = </w:t>
-            </w:r>
-            <w:proofErr w:type="gramStart"/>
-            <w:r>
-              <w:rPr>
-                <w:sz w:val="18"/>
-                <w:szCs w:val="18"/>
-              </w:rPr>
-              <w:t>ceil(</w:t>
-            </w:r>
-            <w:proofErr w:type="gramEnd"/>
-            <w:r>
-              <w:rPr>
-                <w:sz w:val="18"/>
-                <w:szCs w:val="18"/>
-              </w:rPr>
-              <w:t>0.8e-6 x 500e3) = 1</w:t>
+              <w:t>CP_LEN = ceil(0.8e-6 x 500e3) = 1</w:t>
             </w:r>
           </w:p>
         </w:tc>
@@ -7435,12 +5541,6 @@
         </w:tc>
       </w:tr>
       <w:tr>
-        <w:tblPrEx>
-          <w:tblCellMar>
-            <w:top w:w="0" w:type="dxa"/>
-            <w:bottom w:w="0" w:type="dxa"/>
-          </w:tblCellMar>
-        </w:tblPrEx>
         <w:tc>
           <w:tcPr>
             <w:tcW w:w="600" w:type="dxa"/>
@@ -7463,14 +5563,7 @@
                 <w:sz w:val="18"/>
                 <w:szCs w:val="18"/>
               </w:rPr>
-              <w:t>8</w:t>
-            </w:r>
-            <w:r>
-              <w:rPr>
-                <w:sz w:val="18"/>
-                <w:szCs w:val="18"/>
-              </w:rPr>
-              <w:t>.3</w:t>
+              <w:t>8.3</w:t>
             </w:r>
           </w:p>
         </w:tc>
@@ -7580,12 +5673,6 @@
         </w:tc>
       </w:tr>
       <w:tr>
-        <w:tblPrEx>
-          <w:tblCellMar>
-            <w:top w:w="0" w:type="dxa"/>
-            <w:bottom w:w="0" w:type="dxa"/>
-          </w:tblCellMar>
-        </w:tblPrEx>
         <w:tc>
           <w:tcPr>
             <w:tcW w:w="600" w:type="dxa"/>
@@ -7608,14 +5695,7 @@
                 <w:sz w:val="18"/>
                 <w:szCs w:val="18"/>
               </w:rPr>
-              <w:t>8</w:t>
-            </w:r>
-            <w:r>
-              <w:rPr>
-                <w:sz w:val="18"/>
-                <w:szCs w:val="18"/>
-              </w:rPr>
-              <w:t>.4</w:t>
+              <w:t>8.4</w:t>
             </w:r>
           </w:p>
         </w:tc>
@@ -7636,21 +5716,12 @@
             </w:tcMar>
           </w:tcPr>
           <w:p>
-            <w:proofErr w:type="spellStart"/>
-            <w:r>
-              <w:rPr>
-                <w:sz w:val="18"/>
-                <w:szCs w:val="18"/>
-              </w:rPr>
-              <w:t>H_est</w:t>
-            </w:r>
-            <w:proofErr w:type="spellEnd"/>
-            <w:r>
-              <w:rPr>
-                <w:sz w:val="18"/>
-                <w:szCs w:val="18"/>
-              </w:rPr>
-              <w:t xml:space="preserve"> divided by timing preamble</w:t>
+            <w:r>
+              <w:rPr>
+                <w:sz w:val="18"/>
+                <w:szCs w:val="18"/>
+              </w:rPr>
+              <w:t>H_est divided by timing preamble</w:t>
             </w:r>
           </w:p>
         </w:tc>
@@ -7734,12 +5805,6 @@
         </w:tc>
       </w:tr>
       <w:tr>
-        <w:tblPrEx>
-          <w:tblCellMar>
-            <w:top w:w="0" w:type="dxa"/>
-            <w:bottom w:w="0" w:type="dxa"/>
-          </w:tblCellMar>
-        </w:tblPrEx>
         <w:tc>
           <w:tcPr>
             <w:tcW w:w="600" w:type="dxa"/>
@@ -7762,14 +5827,7 @@
                 <w:sz w:val="18"/>
                 <w:szCs w:val="18"/>
               </w:rPr>
-              <w:t>8</w:t>
-            </w:r>
-            <w:r>
-              <w:rPr>
-                <w:sz w:val="18"/>
-                <w:szCs w:val="18"/>
-              </w:rPr>
-              <w:t>.5</w:t>
+              <w:t>8.5</w:t>
             </w:r>
           </w:p>
         </w:tc>
@@ -7873,43 +5931,12 @@
                 <w:sz w:val="18"/>
                 <w:szCs w:val="18"/>
               </w:rPr>
-              <w:t xml:space="preserve">Payload = 2 x N x NUM_DATA exactly; compute NUM_BLOCKS from </w:t>
-            </w:r>
-            <w:proofErr w:type="spellStart"/>
-            <w:r>
-              <w:rPr>
-                <w:sz w:val="18"/>
-                <w:szCs w:val="18"/>
-              </w:rPr>
-              <w:t>N_</w:t>
-            </w:r>
-            <w:proofErr w:type="gramStart"/>
-            <w:r>
-              <w:rPr>
-                <w:sz w:val="18"/>
-                <w:szCs w:val="18"/>
-              </w:rPr>
-              <w:t>symbols.shape</w:t>
-            </w:r>
-            <w:proofErr w:type="spellEnd"/>
-            <w:proofErr w:type="gramEnd"/>
-            <w:r>
-              <w:rPr>
-                <w:sz w:val="18"/>
-                <w:szCs w:val="18"/>
-              </w:rPr>
-              <w:t>[0]</w:t>
+              <w:t>Payload = 2 x N x NUM_DATA exactly; compute NUM_BLOCKS from N_symbols.shape[0]</w:t>
             </w:r>
           </w:p>
         </w:tc>
       </w:tr>
       <w:tr>
-        <w:tblPrEx>
-          <w:tblCellMar>
-            <w:top w:w="0" w:type="dxa"/>
-            <w:bottom w:w="0" w:type="dxa"/>
-          </w:tblCellMar>
-        </w:tblPrEx>
         <w:tc>
           <w:tcPr>
             <w:tcW w:w="600" w:type="dxa"/>
@@ -7932,14 +5959,7 @@
                 <w:sz w:val="18"/>
                 <w:szCs w:val="18"/>
               </w:rPr>
-              <w:t>8</w:t>
-            </w:r>
-            <w:r>
-              <w:rPr>
-                <w:sz w:val="18"/>
-                <w:szCs w:val="18"/>
-              </w:rPr>
-              <w:t>.6</w:t>
+              <w:t>8.6</w:t>
             </w:r>
           </w:p>
         </w:tc>
@@ -7965,39 +5985,7 @@
                 <w:sz w:val="18"/>
                 <w:szCs w:val="18"/>
               </w:rPr>
-              <w:t xml:space="preserve">metric = </w:t>
-            </w:r>
-            <w:proofErr w:type="gramStart"/>
-            <w:r>
-              <w:rPr>
-                <w:sz w:val="18"/>
-                <w:szCs w:val="18"/>
-              </w:rPr>
-              <w:t>metric[</w:t>
-            </w:r>
-            <w:proofErr w:type="gramEnd"/>
-            <w:r>
-              <w:rPr>
-                <w:sz w:val="18"/>
-                <w:szCs w:val="18"/>
-              </w:rPr>
-              <w:t xml:space="preserve">energy &gt; </w:t>
-            </w:r>
-            <w:proofErr w:type="spellStart"/>
-            <w:r>
-              <w:rPr>
-                <w:sz w:val="18"/>
-                <w:szCs w:val="18"/>
-              </w:rPr>
-              <w:t>thr</w:t>
-            </w:r>
-            <w:proofErr w:type="spellEnd"/>
-            <w:r>
-              <w:rPr>
-                <w:sz w:val="18"/>
-                <w:szCs w:val="18"/>
-              </w:rPr>
-              <w:t>]</w:t>
+              <w:t>metric = metric[energy &gt; thr]</w:t>
             </w:r>
           </w:p>
         </w:tc>
@@ -8023,23 +6011,7 @@
                 <w:sz w:val="18"/>
                 <w:szCs w:val="18"/>
               </w:rPr>
-              <w:t xml:space="preserve">Wrong </w:t>
-            </w:r>
-            <w:proofErr w:type="spellStart"/>
-            <w:r>
-              <w:rPr>
-                <w:sz w:val="18"/>
-                <w:szCs w:val="18"/>
-              </w:rPr>
-              <w:t>d_peak</w:t>
-            </w:r>
-            <w:proofErr w:type="spellEnd"/>
-            <w:r>
-              <w:rPr>
-                <w:sz w:val="18"/>
-                <w:szCs w:val="18"/>
-              </w:rPr>
-              <w:t>, silent</w:t>
+              <w:t>Wrong d_peak, silent</w:t>
             </w:r>
           </w:p>
         </w:tc>
@@ -8097,12 +6069,6 @@
         </w:tc>
       </w:tr>
       <w:tr>
-        <w:tblPrEx>
-          <w:tblCellMar>
-            <w:top w:w="0" w:type="dxa"/>
-            <w:bottom w:w="0" w:type="dxa"/>
-          </w:tblCellMar>
-        </w:tblPrEx>
         <w:tc>
           <w:tcPr>
             <w:tcW w:w="600" w:type="dxa"/>
@@ -8125,14 +6091,7 @@
                 <w:sz w:val="18"/>
                 <w:szCs w:val="18"/>
               </w:rPr>
-              <w:t>8</w:t>
-            </w:r>
-            <w:r>
-              <w:rPr>
-                <w:sz w:val="18"/>
-                <w:szCs w:val="18"/>
-              </w:rPr>
-              <w:t>.7</w:t>
+              <w:t>8.7</w:t>
             </w:r>
           </w:p>
         </w:tc>
@@ -8205,21 +6164,12 @@
             </w:tcMar>
           </w:tcPr>
           <w:p>
-            <w:proofErr w:type="spellStart"/>
-            <w:r>
-              <w:rPr>
-                <w:sz w:val="18"/>
-                <w:szCs w:val="18"/>
-              </w:rPr>
-              <w:t>data_eq</w:t>
-            </w:r>
-            <w:proofErr w:type="spellEnd"/>
-            <w:r>
-              <w:rPr>
-                <w:sz w:val="18"/>
-                <w:szCs w:val="18"/>
-              </w:rPr>
-              <w:t>[x] indexes rows of (16, 64), not symbols</w:t>
+            <w:r>
+              <w:rPr>
+                <w:sz w:val="18"/>
+                <w:szCs w:val="18"/>
+              </w:rPr>
+              <w:t>data_eq[x] indexes rows of (16, 64), not symbols</w:t>
             </w:r>
           </w:p>
         </w:tc>
@@ -8240,48 +6190,17 @@
             </w:tcMar>
           </w:tcPr>
           <w:p>
-            <w:proofErr w:type="spellStart"/>
-            <w:r>
-              <w:rPr>
-                <w:sz w:val="18"/>
-                <w:szCs w:val="18"/>
-              </w:rPr>
-              <w:t>Demapper</w:t>
-            </w:r>
-            <w:proofErr w:type="spellEnd"/>
-            <w:r>
-              <w:rPr>
-                <w:sz w:val="18"/>
-                <w:szCs w:val="18"/>
-              </w:rPr>
-              <w:t xml:space="preserve"> already does </w:t>
-            </w:r>
-            <w:proofErr w:type="gramStart"/>
-            <w:r>
-              <w:rPr>
-                <w:sz w:val="18"/>
-                <w:szCs w:val="18"/>
-              </w:rPr>
-              <w:t>nearest-quadrant</w:t>
-            </w:r>
-            <w:proofErr w:type="gramEnd"/>
-            <w:r>
-              <w:rPr>
-                <w:sz w:val="18"/>
-                <w:szCs w:val="18"/>
-              </w:rPr>
-              <w:t>; no pre-snapping. Flatten before symbol-level ops</w:t>
+            <w:r>
+              <w:rPr>
+                <w:sz w:val="18"/>
+                <w:szCs w:val="18"/>
+              </w:rPr>
+              <w:t>Demapper already does nearest-quadrant; no pre-snapping. Flatten before symbol-level ops</w:t>
             </w:r>
           </w:p>
         </w:tc>
       </w:tr>
       <w:tr>
-        <w:tblPrEx>
-          <w:tblCellMar>
-            <w:top w:w="0" w:type="dxa"/>
-            <w:bottom w:w="0" w:type="dxa"/>
-          </w:tblCellMar>
-        </w:tblPrEx>
         <w:tc>
           <w:tcPr>
             <w:tcW w:w="600" w:type="dxa"/>
@@ -8304,14 +6223,7 @@
                 <w:sz w:val="18"/>
                 <w:szCs w:val="18"/>
               </w:rPr>
-              <w:t>8</w:t>
-            </w:r>
-            <w:r>
-              <w:rPr>
-                <w:sz w:val="18"/>
-                <w:szCs w:val="18"/>
-              </w:rPr>
-              <w:t>.8</w:t>
+              <w:t>8.8</w:t>
             </w:r>
           </w:p>
         </w:tc>
@@ -8421,12 +6333,6 @@
         </w:tc>
       </w:tr>
       <w:tr>
-        <w:tblPrEx>
-          <w:tblCellMar>
-            <w:top w:w="0" w:type="dxa"/>
-            <w:bottom w:w="0" w:type="dxa"/>
-          </w:tblCellMar>
-        </w:tblPrEx>
         <w:tc>
           <w:tcPr>
             <w:tcW w:w="600" w:type="dxa"/>
@@ -8449,14 +6355,7 @@
                 <w:sz w:val="18"/>
                 <w:szCs w:val="18"/>
               </w:rPr>
-              <w:t>8</w:t>
-            </w:r>
-            <w:r>
-              <w:rPr>
-                <w:sz w:val="18"/>
-                <w:szCs w:val="18"/>
-              </w:rPr>
-              <w:t>.9</w:t>
+              <w:t>8.9</w:t>
             </w:r>
           </w:p>
         </w:tc>
@@ -8579,10 +6478,7 @@
         <w:pStyle w:val="Heading1"/>
       </w:pPr>
       <w:r>
-        <w:t>9</w:t>
-      </w:r>
-      <w:r>
-        <w:t>. Extension Points (how to build on this)</w:t>
+        <w:t>9. Extension Points (how to build on this)</w:t>
       </w:r>
     </w:p>
     <w:p>
@@ -8590,10 +6486,7 @@
         <w:pStyle w:val="Heading2"/>
       </w:pPr>
       <w:r>
-        <w:t>9</w:t>
-      </w:r>
-      <w:r>
-        <w:t>.1 Radar Path (next, in progress)</w:t>
+        <w:t>9.1 Radar Path (next, in progress)</w:t>
       </w:r>
     </w:p>
     <w:p>
@@ -8615,357 +6508,99 @@
           <w:sz w:val="17"/>
           <w:szCs w:val="17"/>
         </w:rPr>
-        <w:t xml:space="preserve"># </w:t>
-      </w:r>
-      <w:proofErr w:type="gramStart"/>
+        <w:t># Y[k, n]: received freq-domain data symbols -&gt; freq[2:].T  (64 subcarriers x 16 symbols)</w:t>
+      </w:r>
+    </w:p>
+    <w:p>
+      <w:pPr>
+        <w:shd w:val="clear" w:color="auto" w:fill="F2F2F2"/>
+        <w:spacing w:after="20"/>
+      </w:pPr>
       <w:r>
         <w:rPr>
           <w:rFonts w:ascii="Consolas" w:eastAsia="Consolas" w:hAnsi="Consolas" w:cs="Consolas"/>
           <w:sz w:val="17"/>
           <w:szCs w:val="17"/>
         </w:rPr>
-        <w:t>Y[</w:t>
-      </w:r>
-      <w:proofErr w:type="gramEnd"/>
+        <w:t># X[k, n]: KNOWN transmitted data symbols    -&gt; rebuild from bits.txt via mapper</w:t>
+      </w:r>
+    </w:p>
+    <w:p>
+      <w:pPr>
+        <w:shd w:val="clear" w:color="auto" w:fill="F2F2F2"/>
+        <w:spacing w:after="20"/>
+      </w:pPr>
       <w:r>
         <w:rPr>
           <w:rFonts w:ascii="Consolas" w:eastAsia="Consolas" w:hAnsi="Consolas" w:cs="Consolas"/>
           <w:sz w:val="17"/>
           <w:szCs w:val="17"/>
         </w:rPr>
-        <w:t xml:space="preserve">k, n]: received </w:t>
-      </w:r>
-      <w:proofErr w:type="spellStart"/>
+        <w:t>H_radar = Y / X                      # symbol division: strips data modulation</w:t>
+      </w:r>
+    </w:p>
+    <w:p>
+      <w:pPr>
+        <w:shd w:val="clear" w:color="auto" w:fill="F2F2F2"/>
+        <w:spacing w:after="20"/>
+      </w:pPr>
       <w:r>
         <w:rPr>
           <w:rFonts w:ascii="Consolas" w:eastAsia="Consolas" w:hAnsi="Consolas" w:cs="Consolas"/>
           <w:sz w:val="17"/>
           <w:szCs w:val="17"/>
         </w:rPr>
-        <w:t>freq</w:t>
-      </w:r>
-      <w:proofErr w:type="spellEnd"/>
+        <w:t>rd_map  = np.fft.ifft(               # 2D transform:</w:t>
+      </w:r>
+    </w:p>
+    <w:p>
+      <w:pPr>
+        <w:shd w:val="clear" w:color="auto" w:fill="F2F2F2"/>
+        <w:spacing w:after="20"/>
+      </w:pPr>
       <w:r>
         <w:rPr>
           <w:rFonts w:ascii="Consolas" w:eastAsia="Consolas" w:hAnsi="Consolas" w:cs="Consolas"/>
           <w:sz w:val="17"/>
           <w:szCs w:val="17"/>
         </w:rPr>
-        <w:t xml:space="preserve">-domain data symbols -&gt; </w:t>
-      </w:r>
-      <w:proofErr w:type="spellStart"/>
-      <w:proofErr w:type="gramStart"/>
+        <w:t xml:space="preserve">            np.fft.fft(H_radar, axis=1),  # across symbols    -&gt; Doppler axis</w:t>
+      </w:r>
+    </w:p>
+    <w:p>
+      <w:pPr>
+        <w:shd w:val="clear" w:color="auto" w:fill="F2F2F2"/>
+        <w:spacing w:after="20"/>
+      </w:pPr>
       <w:r>
         <w:rPr>
           <w:rFonts w:ascii="Consolas" w:eastAsia="Consolas" w:hAnsi="Consolas" w:cs="Consolas"/>
           <w:sz w:val="17"/>
           <w:szCs w:val="17"/>
         </w:rPr>
-        <w:t>freq</w:t>
-      </w:r>
-      <w:proofErr w:type="spellEnd"/>
+        <w:t xml:space="preserve">          axis=0)                         # across subcarriers -&gt; range axis</w:t>
+      </w:r>
+    </w:p>
+    <w:p>
+      <w:pPr>
+        <w:shd w:val="clear" w:color="auto" w:fill="F2F2F2"/>
+        <w:spacing w:after="20"/>
+      </w:pPr>
       <w:r>
         <w:rPr>
           <w:rFonts w:ascii="Consolas" w:eastAsia="Consolas" w:hAnsi="Consolas" w:cs="Consolas"/>
           <w:sz w:val="17"/>
           <w:szCs w:val="17"/>
         </w:rPr>
-        <w:t>[</w:t>
-      </w:r>
-      <w:proofErr w:type="gramEnd"/>
-      <w:r>
-        <w:rPr>
-          <w:rFonts w:ascii="Consolas" w:eastAsia="Consolas" w:hAnsi="Consolas" w:cs="Consolas"/>
-          <w:sz w:val="17"/>
-          <w:szCs w:val="17"/>
-        </w:rPr>
-        <w:t>2:</w:t>
-      </w:r>
-      <w:proofErr w:type="gramStart"/>
-      <w:r>
-        <w:rPr>
-          <w:rFonts w:ascii="Consolas" w:eastAsia="Consolas" w:hAnsi="Consolas" w:cs="Consolas"/>
-          <w:sz w:val="17"/>
-          <w:szCs w:val="17"/>
-        </w:rPr>
-        <w:t>].T</w:t>
-      </w:r>
-      <w:proofErr w:type="gramEnd"/>
-      <w:r>
-        <w:rPr>
-          <w:rFonts w:ascii="Consolas" w:eastAsia="Consolas" w:hAnsi="Consolas" w:cs="Consolas"/>
-          <w:sz w:val="17"/>
-          <w:szCs w:val="17"/>
-        </w:rPr>
-        <w:t xml:space="preserve">  (64 subcarriers x 16 symbols)</w:t>
-      </w:r>
-    </w:p>
-    <w:p>
-      <w:pPr>
-        <w:shd w:val="clear" w:color="auto" w:fill="F2F2F2"/>
-        <w:spacing w:after="20"/>
-      </w:pPr>
-      <w:r>
-        <w:rPr>
-          <w:rFonts w:ascii="Consolas" w:eastAsia="Consolas" w:hAnsi="Consolas" w:cs="Consolas"/>
-          <w:sz w:val="17"/>
-          <w:szCs w:val="17"/>
-        </w:rPr>
+        <w:t># |rd_map|^2 peaks = targets at (range bin, Doppler bin)</w:t>
+      </w:r>
+    </w:p>
+    <w:p>
+      <w:pPr>
+        <w:spacing w:after="120"/>
+      </w:pPr>
+      <w:r>
         <w:lastRenderedPageBreak/>
-        <w:t xml:space="preserve"># </w:t>
-      </w:r>
-      <w:proofErr w:type="gramStart"/>
-      <w:r>
-        <w:rPr>
-          <w:rFonts w:ascii="Consolas" w:eastAsia="Consolas" w:hAnsi="Consolas" w:cs="Consolas"/>
-          <w:sz w:val="17"/>
-          <w:szCs w:val="17"/>
-        </w:rPr>
-        <w:t>X[</w:t>
-      </w:r>
-      <w:proofErr w:type="gramEnd"/>
-      <w:r>
-        <w:rPr>
-          <w:rFonts w:ascii="Consolas" w:eastAsia="Consolas" w:hAnsi="Consolas" w:cs="Consolas"/>
-          <w:sz w:val="17"/>
-          <w:szCs w:val="17"/>
-        </w:rPr>
-        <w:t>k, n]: KNOWN transmitted data symbols    -&gt; rebuild from bits.txt via mapper</w:t>
-      </w:r>
-    </w:p>
-    <w:p>
-      <w:pPr>
-        <w:shd w:val="clear" w:color="auto" w:fill="F2F2F2"/>
-        <w:spacing w:after="20"/>
-      </w:pPr>
-      <w:proofErr w:type="spellStart"/>
-      <w:r>
-        <w:rPr>
-          <w:rFonts w:ascii="Consolas" w:eastAsia="Consolas" w:hAnsi="Consolas" w:cs="Consolas"/>
-          <w:sz w:val="17"/>
-          <w:szCs w:val="17"/>
-        </w:rPr>
-        <w:t>H_radar</w:t>
-      </w:r>
-      <w:proofErr w:type="spellEnd"/>
-      <w:r>
-        <w:rPr>
-          <w:rFonts w:ascii="Consolas" w:eastAsia="Consolas" w:hAnsi="Consolas" w:cs="Consolas"/>
-          <w:sz w:val="17"/>
-          <w:szCs w:val="17"/>
-        </w:rPr>
-        <w:t xml:space="preserve"> = Y / X                      # symbol division: strips data modulation</w:t>
-      </w:r>
-    </w:p>
-    <w:p>
-      <w:pPr>
-        <w:shd w:val="clear" w:color="auto" w:fill="F2F2F2"/>
-        <w:spacing w:after="20"/>
-      </w:pPr>
-      <w:proofErr w:type="spellStart"/>
-      <w:r>
-        <w:rPr>
-          <w:rFonts w:ascii="Consolas" w:eastAsia="Consolas" w:hAnsi="Consolas" w:cs="Consolas"/>
-          <w:sz w:val="17"/>
-          <w:szCs w:val="17"/>
-        </w:rPr>
-        <w:t>rd_</w:t>
-      </w:r>
-      <w:proofErr w:type="gramStart"/>
-      <w:r>
-        <w:rPr>
-          <w:rFonts w:ascii="Consolas" w:eastAsia="Consolas" w:hAnsi="Consolas" w:cs="Consolas"/>
-          <w:sz w:val="17"/>
-          <w:szCs w:val="17"/>
-        </w:rPr>
-        <w:t>map</w:t>
-      </w:r>
-      <w:proofErr w:type="spellEnd"/>
-      <w:r>
-        <w:rPr>
-          <w:rFonts w:ascii="Consolas" w:eastAsia="Consolas" w:hAnsi="Consolas" w:cs="Consolas"/>
-          <w:sz w:val="17"/>
-          <w:szCs w:val="17"/>
-        </w:rPr>
-        <w:t xml:space="preserve">  =</w:t>
-      </w:r>
-      <w:proofErr w:type="gramEnd"/>
-      <w:r>
-        <w:rPr>
-          <w:rFonts w:ascii="Consolas" w:eastAsia="Consolas" w:hAnsi="Consolas" w:cs="Consolas"/>
-          <w:sz w:val="17"/>
-          <w:szCs w:val="17"/>
-        </w:rPr>
-        <w:t xml:space="preserve"> </w:t>
-      </w:r>
-      <w:proofErr w:type="spellStart"/>
-      <w:proofErr w:type="gramStart"/>
-      <w:r>
-        <w:rPr>
-          <w:rFonts w:ascii="Consolas" w:eastAsia="Consolas" w:hAnsi="Consolas" w:cs="Consolas"/>
-          <w:sz w:val="17"/>
-          <w:szCs w:val="17"/>
-        </w:rPr>
-        <w:t>np.fft.ifft</w:t>
-      </w:r>
-      <w:proofErr w:type="spellEnd"/>
-      <w:r>
-        <w:rPr>
-          <w:rFonts w:ascii="Consolas" w:eastAsia="Consolas" w:hAnsi="Consolas" w:cs="Consolas"/>
-          <w:sz w:val="17"/>
-          <w:szCs w:val="17"/>
-        </w:rPr>
-        <w:t xml:space="preserve">(  </w:t>
-      </w:r>
-      <w:proofErr w:type="gramEnd"/>
-      <w:r>
-        <w:rPr>
-          <w:rFonts w:ascii="Consolas" w:eastAsia="Consolas" w:hAnsi="Consolas" w:cs="Consolas"/>
-          <w:sz w:val="17"/>
-          <w:szCs w:val="17"/>
-        </w:rPr>
-        <w:t xml:space="preserve">             # 2D transform:</w:t>
-      </w:r>
-    </w:p>
-    <w:p>
-      <w:pPr>
-        <w:shd w:val="clear" w:color="auto" w:fill="F2F2F2"/>
-        <w:spacing w:after="20"/>
-      </w:pPr>
-      <w:r>
-        <w:rPr>
-          <w:rFonts w:ascii="Consolas" w:eastAsia="Consolas" w:hAnsi="Consolas" w:cs="Consolas"/>
-          <w:sz w:val="17"/>
-          <w:szCs w:val="17"/>
-        </w:rPr>
-        <w:t xml:space="preserve">            </w:t>
-      </w:r>
-      <w:proofErr w:type="spellStart"/>
-      <w:proofErr w:type="gramStart"/>
-      <w:r>
-        <w:rPr>
-          <w:rFonts w:ascii="Consolas" w:eastAsia="Consolas" w:hAnsi="Consolas" w:cs="Consolas"/>
-          <w:sz w:val="17"/>
-          <w:szCs w:val="17"/>
-        </w:rPr>
-        <w:t>np.fft.fft</w:t>
-      </w:r>
-      <w:proofErr w:type="spellEnd"/>
-      <w:r>
-        <w:rPr>
-          <w:rFonts w:ascii="Consolas" w:eastAsia="Consolas" w:hAnsi="Consolas" w:cs="Consolas"/>
-          <w:sz w:val="17"/>
-          <w:szCs w:val="17"/>
-        </w:rPr>
-        <w:t>(</w:t>
-      </w:r>
-      <w:proofErr w:type="spellStart"/>
-      <w:proofErr w:type="gramEnd"/>
-      <w:r>
-        <w:rPr>
-          <w:rFonts w:ascii="Consolas" w:eastAsia="Consolas" w:hAnsi="Consolas" w:cs="Consolas"/>
-          <w:sz w:val="17"/>
-          <w:szCs w:val="17"/>
-        </w:rPr>
-        <w:t>H_radar</w:t>
-      </w:r>
-      <w:proofErr w:type="spellEnd"/>
-      <w:r>
-        <w:rPr>
-          <w:rFonts w:ascii="Consolas" w:eastAsia="Consolas" w:hAnsi="Consolas" w:cs="Consolas"/>
-          <w:sz w:val="17"/>
-          <w:szCs w:val="17"/>
-        </w:rPr>
-        <w:t>, axis=1</w:t>
-      </w:r>
-      <w:proofErr w:type="gramStart"/>
-      <w:r>
-        <w:rPr>
-          <w:rFonts w:ascii="Consolas" w:eastAsia="Consolas" w:hAnsi="Consolas" w:cs="Consolas"/>
-          <w:sz w:val="17"/>
-          <w:szCs w:val="17"/>
-        </w:rPr>
-        <w:t>),  #</w:t>
-      </w:r>
-      <w:proofErr w:type="gramEnd"/>
-      <w:r>
-        <w:rPr>
-          <w:rFonts w:ascii="Consolas" w:eastAsia="Consolas" w:hAnsi="Consolas" w:cs="Consolas"/>
-          <w:sz w:val="17"/>
-          <w:szCs w:val="17"/>
-        </w:rPr>
-        <w:t xml:space="preserve"> across symbols    -&gt; Doppler axis</w:t>
-      </w:r>
-    </w:p>
-    <w:p>
-      <w:pPr>
-        <w:shd w:val="clear" w:color="auto" w:fill="F2F2F2"/>
-        <w:spacing w:after="20"/>
-      </w:pPr>
-      <w:r>
-        <w:rPr>
-          <w:rFonts w:ascii="Consolas" w:eastAsia="Consolas" w:hAnsi="Consolas" w:cs="Consolas"/>
-          <w:sz w:val="17"/>
-          <w:szCs w:val="17"/>
-        </w:rPr>
-        <w:t xml:space="preserve">          axis=</w:t>
-      </w:r>
-      <w:proofErr w:type="gramStart"/>
-      <w:r>
-        <w:rPr>
-          <w:rFonts w:ascii="Consolas" w:eastAsia="Consolas" w:hAnsi="Consolas" w:cs="Consolas"/>
-          <w:sz w:val="17"/>
-          <w:szCs w:val="17"/>
-        </w:rPr>
-        <w:t>0)                         #</w:t>
-      </w:r>
-      <w:proofErr w:type="gramEnd"/>
-      <w:r>
-        <w:rPr>
-          <w:rFonts w:ascii="Consolas" w:eastAsia="Consolas" w:hAnsi="Consolas" w:cs="Consolas"/>
-          <w:sz w:val="17"/>
-          <w:szCs w:val="17"/>
-        </w:rPr>
-        <w:t xml:space="preserve"> across subcarriers -&gt; range axis</w:t>
-      </w:r>
-    </w:p>
-    <w:p>
-      <w:pPr>
-        <w:shd w:val="clear" w:color="auto" w:fill="F2F2F2"/>
-        <w:spacing w:after="20"/>
-      </w:pPr>
-      <w:r>
-        <w:rPr>
-          <w:rFonts w:ascii="Consolas" w:eastAsia="Consolas" w:hAnsi="Consolas" w:cs="Consolas"/>
-          <w:sz w:val="17"/>
-          <w:szCs w:val="17"/>
-        </w:rPr>
-        <w:t># |</w:t>
-      </w:r>
-      <w:proofErr w:type="spellStart"/>
-      <w:r>
-        <w:rPr>
-          <w:rFonts w:ascii="Consolas" w:eastAsia="Consolas" w:hAnsi="Consolas" w:cs="Consolas"/>
-          <w:sz w:val="17"/>
-          <w:szCs w:val="17"/>
-        </w:rPr>
-        <w:t>rd_map</w:t>
-      </w:r>
-      <w:proofErr w:type="spellEnd"/>
-      <w:r>
-        <w:rPr>
-          <w:rFonts w:ascii="Consolas" w:eastAsia="Consolas" w:hAnsi="Consolas" w:cs="Consolas"/>
-          <w:sz w:val="17"/>
-          <w:szCs w:val="17"/>
-        </w:rPr>
-        <w:t>|^2 peaks = targets at (range bin, Doppler bin)</w:t>
-      </w:r>
-    </w:p>
-    <w:p>
-      <w:pPr>
-        <w:spacing w:after="120"/>
-      </w:pPr>
-      <w:r>
         <w:t>Key numbers at current parameters:</w:t>
       </w:r>
     </w:p>
@@ -8990,15 +6625,7 @@
         </w:numPr>
       </w:pPr>
       <w:r>
-        <w:t xml:space="preserve">Doppler resolution 1 / (NUM_DATA x </w:t>
-      </w:r>
-      <w:proofErr w:type="spellStart"/>
-      <w:r>
-        <w:t>T_block</w:t>
-      </w:r>
-      <w:proofErr w:type="spellEnd"/>
-      <w:r>
-        <w:t>) = 1 / (16 x 160 us) ~ 488 Hz per bin.</w:t>
+        <w:t>Doppler resolution 1 / (NUM_DATA x T_block) = 1 / (16 x 160 us) ~ 488 Hz per bin.</w:t>
       </w:r>
     </w:p>
     <w:p>
@@ -9018,31 +6645,7 @@
         <w:spacing w:after="120"/>
       </w:pPr>
       <w:r>
-        <w:t xml:space="preserve">Keep </w:t>
-      </w:r>
-      <w:proofErr w:type="spellStart"/>
-      <w:r>
-        <w:t>compute_range_</w:t>
-      </w:r>
-      <w:proofErr w:type="gramStart"/>
-      <w:r>
-        <w:t>doppler</w:t>
-      </w:r>
-      <w:proofErr w:type="spellEnd"/>
-      <w:r>
-        <w:t>(</w:t>
-      </w:r>
-      <w:proofErr w:type="gramEnd"/>
-      <w:r>
-        <w:t xml:space="preserve">Y, X) -&gt; </w:t>
-      </w:r>
-      <w:proofErr w:type="spellStart"/>
-      <w:r>
-        <w:t>rd_map</w:t>
-      </w:r>
-      <w:proofErr w:type="spellEnd"/>
-      <w:r>
-        <w:t xml:space="preserve"> as a pure function - it becomes the ML feature extractor later (Section 8.5) and the HDL block spec.</w:t>
+        <w:t>Keep compute_range_doppler(Y, X) -&gt; rd_map as a pure function - it becomes the ML feature extractor later (Section 8.5) and the HDL block spec.</w:t>
       </w:r>
     </w:p>
     <w:p>
@@ -9050,10 +6653,7 @@
         <w:pStyle w:val="Heading2"/>
       </w:pPr>
       <w:r>
-        <w:t>9</w:t>
-      </w:r>
-      <w:r>
-        <w:t>.2 CFO Correction (closes the 2% BER gap)</w:t>
+        <w:t>9.2 CFO Correction (closes the 2% BER gap)</w:t>
       </w:r>
     </w:p>
     <w:p>
@@ -9075,135 +6675,73 @@
           <w:sz w:val="17"/>
           <w:szCs w:val="17"/>
         </w:rPr>
-        <w:t xml:space="preserve">eps = </w:t>
-      </w:r>
-      <w:proofErr w:type="spellStart"/>
-      <w:proofErr w:type="gramStart"/>
+        <w:t>eps = np.angle(P[d_peak]) / L        # phase per sample</w:t>
+      </w:r>
+    </w:p>
+    <w:p>
+      <w:pPr>
+        <w:shd w:val="clear" w:color="auto" w:fill="F2F2F2"/>
+        <w:spacing w:after="20"/>
+      </w:pPr>
       <w:r>
         <w:rPr>
           <w:rFonts w:ascii="Consolas" w:eastAsia="Consolas" w:hAnsi="Consolas" w:cs="Consolas"/>
           <w:sz w:val="17"/>
           <w:szCs w:val="17"/>
         </w:rPr>
-        <w:t>np.angle</w:t>
-      </w:r>
-      <w:proofErr w:type="spellEnd"/>
-      <w:proofErr w:type="gramEnd"/>
+        <w:t>r_corrected = r * np.exp(-1j * eps * np.arange(len(r)))</w:t>
+      </w:r>
+    </w:p>
+    <w:p>
+      <w:pPr>
+        <w:spacing w:after="120"/>
+      </w:pPr>
+      <w:r>
+        <w:t>Apply before the frame slice. Diagnose first: if per-symbol BER grows across the frame, it is residual phase drift (CFO); if flat, it is noise-limited and CFO correction will not help much.</w:t>
+      </w:r>
+    </w:p>
+    <w:p>
+      <w:pPr>
+        <w:pStyle w:val="Heading2"/>
+      </w:pPr>
+      <w:r>
+        <w:t>9.3 Recursive Schmidl-Cox (required before HDL)</w:t>
+      </w:r>
+    </w:p>
+    <w:p>
+      <w:pPr>
+        <w:spacing w:after="120"/>
+      </w:pPr>
+      <w:r>
+        <w:t>The O(L)-per-sample loop is simulation-only. The streaming form is O(1) per sample:</w:t>
+      </w:r>
+    </w:p>
+    <w:p>
+      <w:pPr>
+        <w:shd w:val="clear" w:color="auto" w:fill="F2F2F2"/>
+        <w:spacing w:after="20"/>
+      </w:pPr>
       <w:r>
         <w:rPr>
           <w:rFonts w:ascii="Consolas" w:eastAsia="Consolas" w:hAnsi="Consolas" w:cs="Consolas"/>
           <w:sz w:val="17"/>
           <w:szCs w:val="17"/>
         </w:rPr>
-        <w:t>(P[</w:t>
-      </w:r>
-      <w:proofErr w:type="spellStart"/>
+        <w:t>P(d+1) = P(d) + conj(r[d+L]) * r[d+2L] - conj(r[d]) * r[d+L]</w:t>
+      </w:r>
+    </w:p>
+    <w:p>
+      <w:pPr>
+        <w:shd w:val="clear" w:color="auto" w:fill="F2F2F2"/>
+        <w:spacing w:after="20"/>
+      </w:pPr>
       <w:r>
         <w:rPr>
           <w:rFonts w:ascii="Consolas" w:eastAsia="Consolas" w:hAnsi="Consolas" w:cs="Consolas"/>
           <w:sz w:val="17"/>
           <w:szCs w:val="17"/>
         </w:rPr>
-        <w:t>d_peak</w:t>
-      </w:r>
-      <w:proofErr w:type="spellEnd"/>
-      <w:r>
-        <w:rPr>
-          <w:rFonts w:ascii="Consolas" w:eastAsia="Consolas" w:hAnsi="Consolas" w:cs="Consolas"/>
-          <w:sz w:val="17"/>
-          <w:szCs w:val="17"/>
-        </w:rPr>
-        <w:t>]) / L        # phase per sample</w:t>
-      </w:r>
-    </w:p>
-    <w:p>
-      <w:pPr>
-        <w:shd w:val="clear" w:color="auto" w:fill="F2F2F2"/>
-        <w:spacing w:after="20"/>
-      </w:pPr>
-      <w:proofErr w:type="spellStart"/>
-      <w:r>
-        <w:rPr>
-          <w:rFonts w:ascii="Consolas" w:eastAsia="Consolas" w:hAnsi="Consolas" w:cs="Consolas"/>
-          <w:sz w:val="17"/>
-          <w:szCs w:val="17"/>
-        </w:rPr>
-        <w:t>r_corrected</w:t>
-      </w:r>
-      <w:proofErr w:type="spellEnd"/>
-      <w:r>
-        <w:rPr>
-          <w:rFonts w:ascii="Consolas" w:eastAsia="Consolas" w:hAnsi="Consolas" w:cs="Consolas"/>
-          <w:sz w:val="17"/>
-          <w:szCs w:val="17"/>
-        </w:rPr>
-        <w:t xml:space="preserve"> = r * </w:t>
-      </w:r>
-      <w:proofErr w:type="spellStart"/>
-      <w:proofErr w:type="gramStart"/>
-      <w:r>
-        <w:rPr>
-          <w:rFonts w:ascii="Consolas" w:eastAsia="Consolas" w:hAnsi="Consolas" w:cs="Consolas"/>
-          <w:sz w:val="17"/>
-          <w:szCs w:val="17"/>
-        </w:rPr>
-        <w:t>np.exp</w:t>
-      </w:r>
-      <w:proofErr w:type="spellEnd"/>
-      <w:r>
-        <w:rPr>
-          <w:rFonts w:ascii="Consolas" w:eastAsia="Consolas" w:hAnsi="Consolas" w:cs="Consolas"/>
-          <w:sz w:val="17"/>
-          <w:szCs w:val="17"/>
-        </w:rPr>
-        <w:t>(</w:t>
-      </w:r>
-      <w:proofErr w:type="gramEnd"/>
-      <w:r>
-        <w:rPr>
-          <w:rFonts w:ascii="Consolas" w:eastAsia="Consolas" w:hAnsi="Consolas" w:cs="Consolas"/>
-          <w:sz w:val="17"/>
-          <w:szCs w:val="17"/>
-        </w:rPr>
-        <w:t xml:space="preserve">-1j * eps * </w:t>
-      </w:r>
-      <w:proofErr w:type="spellStart"/>
-      <w:proofErr w:type="gramStart"/>
-      <w:r>
-        <w:rPr>
-          <w:rFonts w:ascii="Consolas" w:eastAsia="Consolas" w:hAnsi="Consolas" w:cs="Consolas"/>
-          <w:sz w:val="17"/>
-          <w:szCs w:val="17"/>
-        </w:rPr>
-        <w:t>np.arange</w:t>
-      </w:r>
-      <w:proofErr w:type="spellEnd"/>
-      <w:proofErr w:type="gramEnd"/>
-      <w:r>
-        <w:rPr>
-          <w:rFonts w:ascii="Consolas" w:eastAsia="Consolas" w:hAnsi="Consolas" w:cs="Consolas"/>
-          <w:sz w:val="17"/>
-          <w:szCs w:val="17"/>
-        </w:rPr>
-        <w:t>(</w:t>
-      </w:r>
-      <w:proofErr w:type="spellStart"/>
-      <w:r>
-        <w:rPr>
-          <w:rFonts w:ascii="Consolas" w:eastAsia="Consolas" w:hAnsi="Consolas" w:cs="Consolas"/>
-          <w:sz w:val="17"/>
-          <w:szCs w:val="17"/>
-        </w:rPr>
-        <w:t>len</w:t>
-      </w:r>
-      <w:proofErr w:type="spellEnd"/>
-      <w:r>
-        <w:rPr>
-          <w:rFonts w:ascii="Consolas" w:eastAsia="Consolas" w:hAnsi="Consolas" w:cs="Consolas"/>
-          <w:sz w:val="17"/>
-          <w:szCs w:val="17"/>
-        </w:rPr>
-        <w:t>(r)))</w:t>
+        <w:t>R(d+1) = R(d) + |r[d+2L]|^2            - |r[d+L]|^2</w:t>
       </w:r>
     </w:p>
     <w:p>
@@ -9211,7 +6749,7 @@
         <w:spacing w:after="120"/>
       </w:pPr>
       <w:r>
-        <w:t>Apply before the frame slice. Diagnose first: if per-symbol BER grows across the frame, it is residual phase drift (CFO); if flat, it is noise-limited and CFO correction will not help much.</w:t>
+        <w:t>Two delay lines (length L and 2L) plus two accumulators. On FPGA, replace the division in M(d) with a threshold compare: detect |P|^2 &gt; k x R^2 (one multiply, one compare). Pick k empirically in Python now (somewhere below the observed plateau height, well above the noise floor - current hardware numbers suggest k = 0.3 to 0.5).</w:t>
       </w:r>
     </w:p>
     <w:p>
@@ -9219,10 +6757,7 @@
         <w:pStyle w:val="Heading2"/>
       </w:pPr>
       <w:r>
-        <w:t>9</w:t>
-      </w:r>
-      <w:r>
-        <w:t>.3 Recursive Schmidl-Cox (required before HDL)</w:t>
+        <w:t>9.4 Wideband RF Front-End</w:t>
       </w:r>
     </w:p>
     <w:p>
@@ -9230,177 +6765,7 @@
         <w:spacing w:after="120"/>
       </w:pPr>
       <w:r>
-        <w:t xml:space="preserve">The O(L)-per-sample loop is simulation-only. The streaming form is </w:t>
-      </w:r>
-      <w:proofErr w:type="gramStart"/>
-      <w:r>
-        <w:t>O(</w:t>
-      </w:r>
-      <w:proofErr w:type="gramEnd"/>
-      <w:r>
-        <w:t>1) per sample:</w:t>
-      </w:r>
-    </w:p>
-    <w:p>
-      <w:pPr>
-        <w:shd w:val="clear" w:color="auto" w:fill="F2F2F2"/>
-        <w:spacing w:after="20"/>
-      </w:pPr>
-      <w:r>
-        <w:rPr>
-          <w:rFonts w:ascii="Consolas" w:eastAsia="Consolas" w:hAnsi="Consolas" w:cs="Consolas"/>
-          <w:sz w:val="17"/>
-          <w:szCs w:val="17"/>
-        </w:rPr>
-        <w:t xml:space="preserve">P(d+1) = P(d) + </w:t>
-      </w:r>
-      <w:proofErr w:type="spellStart"/>
-      <w:r>
-        <w:rPr>
-          <w:rFonts w:ascii="Consolas" w:eastAsia="Consolas" w:hAnsi="Consolas" w:cs="Consolas"/>
-          <w:sz w:val="17"/>
-          <w:szCs w:val="17"/>
-        </w:rPr>
-        <w:t>conj</w:t>
-      </w:r>
-      <w:proofErr w:type="spellEnd"/>
-      <w:r>
-        <w:rPr>
-          <w:rFonts w:ascii="Consolas" w:eastAsia="Consolas" w:hAnsi="Consolas" w:cs="Consolas"/>
-          <w:sz w:val="17"/>
-          <w:szCs w:val="17"/>
-        </w:rPr>
-        <w:t>(r[</w:t>
-      </w:r>
-      <w:proofErr w:type="spellStart"/>
-      <w:r>
-        <w:rPr>
-          <w:rFonts w:ascii="Consolas" w:eastAsia="Consolas" w:hAnsi="Consolas" w:cs="Consolas"/>
-          <w:sz w:val="17"/>
-          <w:szCs w:val="17"/>
-        </w:rPr>
-        <w:t>d+L</w:t>
-      </w:r>
-      <w:proofErr w:type="spellEnd"/>
-      <w:r>
-        <w:rPr>
-          <w:rFonts w:ascii="Consolas" w:eastAsia="Consolas" w:hAnsi="Consolas" w:cs="Consolas"/>
-          <w:sz w:val="17"/>
-          <w:szCs w:val="17"/>
-        </w:rPr>
-        <w:t xml:space="preserve">]) * r[d+2L] - </w:t>
-      </w:r>
-      <w:proofErr w:type="spellStart"/>
-      <w:r>
-        <w:rPr>
-          <w:rFonts w:ascii="Consolas" w:eastAsia="Consolas" w:hAnsi="Consolas" w:cs="Consolas"/>
-          <w:sz w:val="17"/>
-          <w:szCs w:val="17"/>
-        </w:rPr>
-        <w:t>conj</w:t>
-      </w:r>
-      <w:proofErr w:type="spellEnd"/>
-      <w:r>
-        <w:rPr>
-          <w:rFonts w:ascii="Consolas" w:eastAsia="Consolas" w:hAnsi="Consolas" w:cs="Consolas"/>
-          <w:sz w:val="17"/>
-          <w:szCs w:val="17"/>
-        </w:rPr>
-        <w:t>(r[d]) * r[</w:t>
-      </w:r>
-      <w:proofErr w:type="spellStart"/>
-      <w:r>
-        <w:rPr>
-          <w:rFonts w:ascii="Consolas" w:eastAsia="Consolas" w:hAnsi="Consolas" w:cs="Consolas"/>
-          <w:sz w:val="17"/>
-          <w:szCs w:val="17"/>
-        </w:rPr>
-        <w:t>d+L</w:t>
-      </w:r>
-      <w:proofErr w:type="spellEnd"/>
-      <w:r>
-        <w:rPr>
-          <w:rFonts w:ascii="Consolas" w:eastAsia="Consolas" w:hAnsi="Consolas" w:cs="Consolas"/>
-          <w:sz w:val="17"/>
-          <w:szCs w:val="17"/>
-        </w:rPr>
-        <w:t>]</w:t>
-      </w:r>
-    </w:p>
-    <w:p>
-      <w:pPr>
-        <w:shd w:val="clear" w:color="auto" w:fill="F2F2F2"/>
-        <w:spacing w:after="20"/>
-      </w:pPr>
-      <w:r>
-        <w:rPr>
-          <w:rFonts w:ascii="Consolas" w:eastAsia="Consolas" w:hAnsi="Consolas" w:cs="Consolas"/>
-          <w:sz w:val="17"/>
-          <w:szCs w:val="17"/>
-        </w:rPr>
-        <w:t>R(d+1) = R(d) + |r[d+2</w:t>
-      </w:r>
-      <w:proofErr w:type="gramStart"/>
-      <w:r>
-        <w:rPr>
-          <w:rFonts w:ascii="Consolas" w:eastAsia="Consolas" w:hAnsi="Consolas" w:cs="Consolas"/>
-          <w:sz w:val="17"/>
-          <w:szCs w:val="17"/>
-        </w:rPr>
-        <w:t>L]|</w:t>
-      </w:r>
-      <w:proofErr w:type="gramEnd"/>
-      <w:r>
-        <w:rPr>
-          <w:rFonts w:ascii="Consolas" w:eastAsia="Consolas" w:hAnsi="Consolas" w:cs="Consolas"/>
-          <w:sz w:val="17"/>
-          <w:szCs w:val="17"/>
-        </w:rPr>
-        <w:t>^2            - |r[</w:t>
-      </w:r>
-      <w:proofErr w:type="spellStart"/>
-      <w:r>
-        <w:rPr>
-          <w:rFonts w:ascii="Consolas" w:eastAsia="Consolas" w:hAnsi="Consolas" w:cs="Consolas"/>
-          <w:sz w:val="17"/>
-          <w:szCs w:val="17"/>
-        </w:rPr>
-        <w:t>d+</w:t>
-      </w:r>
-      <w:proofErr w:type="gramStart"/>
-      <w:r>
-        <w:rPr>
-          <w:rFonts w:ascii="Consolas" w:eastAsia="Consolas" w:hAnsi="Consolas" w:cs="Consolas"/>
-          <w:sz w:val="17"/>
-          <w:szCs w:val="17"/>
-        </w:rPr>
-        <w:t>L</w:t>
-      </w:r>
-      <w:proofErr w:type="spellEnd"/>
-      <w:r>
-        <w:rPr>
-          <w:rFonts w:ascii="Consolas" w:eastAsia="Consolas" w:hAnsi="Consolas" w:cs="Consolas"/>
-          <w:sz w:val="17"/>
-          <w:szCs w:val="17"/>
-        </w:rPr>
-        <w:t>]|</w:t>
-      </w:r>
-      <w:proofErr w:type="gramEnd"/>
-      <w:r>
-        <w:rPr>
-          <w:rFonts w:ascii="Consolas" w:eastAsia="Consolas" w:hAnsi="Consolas" w:cs="Consolas"/>
-          <w:sz w:val="17"/>
-          <w:szCs w:val="17"/>
-        </w:rPr>
-        <w:t>^2</w:t>
-      </w:r>
-    </w:p>
-    <w:p>
-      <w:pPr>
-        <w:spacing w:after="120"/>
-      </w:pPr>
-      <w:r>
-        <w:t>Two delay lines (length L and 2L) plus two accumulators. On FPGA, replace the division in M(d) with a threshold compare: detect |P|^2 &gt; k x R^2 (one multiply, one compare). Pick k empirically in Python now (somewhere below the observed plateau height, well above the noise floor - current hardware numbers suggest k = 0.3 to 0.5).</w:t>
+        <w:t>The AD2 caps the project at 500 kHz baseband. Next hardware step: SDR (HackRF ~20 MHz BW at 2.4/5.8 GHz, or PlutoSDR). 20 MHz gives 7.5 m range bins - real targets become visible. The Python chain is carrier-agnostic; only sample rate, N, and CP_LEN re-derivation are needed (CP must still exceed the new channel delay spread in the new sample units).</w:t>
       </w:r>
     </w:p>
     <w:p>
@@ -9408,45 +6773,7 @@
         <w:pStyle w:val="Heading2"/>
       </w:pPr>
       <w:r>
-        <w:t>9</w:t>
-      </w:r>
-      <w:r>
-        <w:t>.4 Wideband RF Front-End</w:t>
-      </w:r>
-    </w:p>
-    <w:p>
-      <w:pPr>
-        <w:spacing w:after="120"/>
-      </w:pPr>
-      <w:r>
-        <w:t>The AD2 caps the project at 500 kHz baseband. Next hardware step: SDR (</w:t>
-      </w:r>
-      <w:proofErr w:type="spellStart"/>
-      <w:r>
-        <w:t>HackRF</w:t>
-      </w:r>
-      <w:proofErr w:type="spellEnd"/>
-      <w:r>
-        <w:t xml:space="preserve"> ~20 MHz BW at 2.4/5.8 GHz, or </w:t>
-      </w:r>
-      <w:proofErr w:type="spellStart"/>
-      <w:r>
-        <w:t>PlutoSDR</w:t>
-      </w:r>
-      <w:proofErr w:type="spellEnd"/>
-      <w:r>
-        <w:t>). 20 MHz gives 7.5 m range bins - real targets become visible. The Python chain is carrier-agnostic; only sample rate, N, and CP_LEN re-derivation are needed (CP must still exceed the new channel delay spread in the new sample units).</w:t>
-      </w:r>
-    </w:p>
-    <w:p>
-      <w:pPr>
-        <w:pStyle w:val="Heading2"/>
-      </w:pPr>
-      <w:r>
-        <w:t>9</w:t>
-      </w:r>
-      <w:r>
-        <w:t>.5 ML Hooks (far future, but shapes interfaces now)</w:t>
+        <w:t>9.5 ML Hooks (far future, but shapes interfaces now)</w:t>
       </w:r>
     </w:p>
     <w:p>
@@ -9458,15 +6785,7 @@
         </w:numPr>
       </w:pPr>
       <w:r>
-        <w:t>Classification operates on |</w:t>
-      </w:r>
-      <w:proofErr w:type="spellStart"/>
-      <w:r>
-        <w:t>rd_map</w:t>
-      </w:r>
-      <w:proofErr w:type="spellEnd"/>
-      <w:r>
-        <w:t>| images (or range-Doppler-time stacks) - hence the pure-function requirement in Section 8.1.</w:t>
+        <w:t>Classification operates on |rd_map| images (or range-Doppler-time stacks) - hence the pure-function requirement in Section 8.1.</w:t>
       </w:r>
     </w:p>
     <w:p>
@@ -9490,15 +6809,7 @@
         </w:numPr>
       </w:pPr>
       <w:r>
-        <w:t xml:space="preserve">Keep detection (CFAR or learned) as a separate stage after </w:t>
-      </w:r>
-      <w:proofErr w:type="spellStart"/>
-      <w:r>
-        <w:t>rd_map</w:t>
-      </w:r>
-      <w:proofErr w:type="spellEnd"/>
-      <w:r>
-        <w:t xml:space="preserve"> so it can be swapped.</w:t>
+        <w:t>Keep detection (CFAR or learned) as a separate stage after rd_map so it can be swapped.</w:t>
       </w:r>
     </w:p>
     <w:p>
@@ -9506,10 +6817,7 @@
         <w:pStyle w:val="Heading2"/>
       </w:pPr>
       <w:r>
-        <w:t>9</w:t>
-      </w:r>
-      <w:r>
-        <w:t>.6 HDL Block Order (when the FPGA phase starts)</w:t>
+        <w:t>9.6 HDL Block Order (when the FPGA phase starts)</w:t>
       </w:r>
     </w:p>
     <w:p>
@@ -9517,35 +6825,16 @@
         <w:spacing w:after="120"/>
       </w:pPr>
       <w:r>
+        <w:t>Smallest-first, each diffed against the Python golden model at W=16/F=13: mapper/demapper -&gt; recursive SC correlator -&gt; FFT (shared-resource design: comms needs 1 FFT per symbol, radar needs FFTs across the frame; at 500 kS/s one pipelined FFT serves both with large margin) -&gt; channel estimator (compute 1/H once, multiply thereafter) -&gt; equalizer -&gt; symbol-division plus 2D transform.</w:t>
+      </w:r>
+    </w:p>
+    <w:p>
+      <w:pPr>
+        <w:pStyle w:val="Heading1"/>
+      </w:pPr>
+      <w:r>
         <w:lastRenderedPageBreak/>
-        <w:t>Smallest-first, each diffed against the Python golden model at W=16/F=13: mapper/</w:t>
-      </w:r>
-      <w:proofErr w:type="spellStart"/>
-      <w:r>
-        <w:t>demapper</w:t>
-      </w:r>
-      <w:proofErr w:type="spellEnd"/>
-      <w:r>
-        <w:t xml:space="preserve"> -&gt; recursive SC correlator -&gt; FFT (shared-resource design: comms needs 1 FFT per symbol, radar needs FFTs across the frame; at 500 </w:t>
-      </w:r>
-      <w:proofErr w:type="spellStart"/>
-      <w:r>
-        <w:t>kS</w:t>
-      </w:r>
-      <w:proofErr w:type="spellEnd"/>
-      <w:r>
-        <w:t>/s one pipelined FFT serves both with large margin) -&gt; channel estimator (compute 1/H once, multiply thereafter) -&gt; equalizer -&gt; symbol-division plus 2D transform.</w:t>
-      </w:r>
-    </w:p>
-    <w:p>
-      <w:pPr>
-        <w:pStyle w:val="Heading1"/>
-      </w:pPr>
-      <w:r>
-        <w:t>10</w:t>
-      </w:r>
-      <w:r>
-        <w:t>. Reproducibility Checklist</w:t>
+        <w:t>10. Reproducibility Checklist</w:t>
       </w:r>
     </w:p>
     <w:p>
@@ -9580,21 +6869,8 @@
           <w:numId w:val="2"/>
         </w:numPr>
       </w:pPr>
-      <w:proofErr w:type="spellStart"/>
-      <w:r>
-        <w:t>WaveForms</w:t>
-      </w:r>
-      <w:proofErr w:type="spellEnd"/>
-      <w:r>
-        <w:t xml:space="preserve">: load both CSVs, Synchronized, 500 kHz, </w:t>
-      </w:r>
-      <w:proofErr w:type="gramStart"/>
-      <w:r>
-        <w:t>Repeat</w:t>
-      </w:r>
-      <w:proofErr w:type="gramEnd"/>
-      <w:r>
-        <w:t xml:space="preserve"> infinite, Run All.</w:t>
+      <w:r>
+        <w:t>WaveForms: load both CSVs, Synchronized, 500 kHz, Repeat infinite, Run All.</w:t>
       </w:r>
     </w:p>
     <w:p>
@@ -9606,15 +6882,7 @@
         </w:numPr>
       </w:pPr>
       <w:r>
-        <w:t xml:space="preserve">Scope: both channels, 500 </w:t>
-      </w:r>
-      <w:proofErr w:type="spellStart"/>
-      <w:r>
-        <w:t>kS</w:t>
-      </w:r>
-      <w:proofErr w:type="spellEnd"/>
-      <w:r>
-        <w:t>/s, at least 4096 samples -&gt; Recieved_waveform.csv.</w:t>
+        <w:t>Scope: both channels, 500 kS/s, at least 4096 samples -&gt; Recieved_waveform.csv.</w:t>
       </w:r>
     </w:p>
     <w:p>
@@ -9626,15 +6894,7 @@
         </w:numPr>
       </w:pPr>
       <w:r>
-        <w:t xml:space="preserve">python receiver_communication.py -&gt; expect </w:t>
-      </w:r>
-      <w:proofErr w:type="spellStart"/>
-      <w:r>
-        <w:t>metric_peak</w:t>
-      </w:r>
-      <w:proofErr w:type="spellEnd"/>
-      <w:r>
-        <w:t xml:space="preserve"> &gt;= 0.7, median ~0.02, non-finite H bins: 0, BER &lt;= 0.05.</w:t>
+        <w:t>python receiver_communication.py -&gt; expect metric_peak &gt;= 0.7, median ~0.02, non-finite H bins: 0, BER &lt;= 0.05.</w:t>
       </w:r>
     </w:p>
     <w:p>
@@ -9685,12 +6945,6 @@
         <w:gridCol w:w="6560"/>
       </w:tblGrid>
       <w:tr>
-        <w:tblPrEx>
-          <w:tblCellMar>
-            <w:top w:w="0" w:type="dxa"/>
-            <w:bottom w:w="0" w:type="dxa"/>
-          </w:tblCellMar>
-        </w:tblPrEx>
         <w:tc>
           <w:tcPr>
             <w:tcW w:w="2800" w:type="dxa"/>
@@ -9751,12 +7005,6 @@
         </w:tc>
       </w:tr>
       <w:tr>
-        <w:tblPrEx>
-          <w:tblCellMar>
-            <w:top w:w="0" w:type="dxa"/>
-            <w:bottom w:w="0" w:type="dxa"/>
-          </w:tblCellMar>
-        </w:tblPrEx>
         <w:tc>
           <w:tcPr>
             <w:tcW w:w="2800" w:type="dxa"/>
@@ -9779,17 +7027,8 @@
                 <w:sz w:val="18"/>
                 <w:szCs w:val="18"/>
               </w:rPr>
-              <w:t xml:space="preserve">d / </w:t>
-            </w:r>
-            <w:proofErr w:type="spellStart"/>
-            <w:r>
-              <w:rPr>
-                <w:sz w:val="18"/>
-                <w:szCs w:val="18"/>
-              </w:rPr>
-              <w:t>d_peak</w:t>
-            </w:r>
-            <w:proofErr w:type="spellEnd"/>
+              <w:t>d / d_peak</w:t>
+            </w:r>
           </w:p>
         </w:tc>
         <w:tc>
@@ -9820,12 +7059,6 @@
         </w:tc>
       </w:tr>
       <w:tr>
-        <w:tblPrEx>
-          <w:tblCellMar>
-            <w:top w:w="0" w:type="dxa"/>
-            <w:bottom w:w="0" w:type="dxa"/>
-          </w:tblCellMar>
-        </w:tblPrEx>
         <w:tc>
           <w:tcPr>
             <w:tcW w:w="2800" w:type="dxa"/>
@@ -9880,12 +7113,6 @@
         </w:tc>
       </w:tr>
       <w:tr>
-        <w:tblPrEx>
-          <w:tblCellMar>
-            <w:top w:w="0" w:type="dxa"/>
-            <w:bottom w:w="0" w:type="dxa"/>
-          </w:tblCellMar>
-        </w:tblPrEx>
         <w:tc>
           <w:tcPr>
             <w:tcW w:w="2800" w:type="dxa"/>
@@ -9940,12 +7167,6 @@
         </w:tc>
       </w:tr>
       <w:tr>
-        <w:tblPrEx>
-          <w:tblCellMar>
-            <w:top w:w="0" w:type="dxa"/>
-            <w:bottom w:w="0" w:type="dxa"/>
-          </w:tblCellMar>
-        </w:tblPrEx>
         <w:tc>
           <w:tcPr>
             <w:tcW w:w="2800" w:type="dxa"/>
@@ -10000,12 +7221,6 @@
         </w:tc>
       </w:tr>
       <w:tr>
-        <w:tblPrEx>
-          <w:tblCellMar>
-            <w:top w:w="0" w:type="dxa"/>
-            <w:bottom w:w="0" w:type="dxa"/>
-          </w:tblCellMar>
-        </w:tblPrEx>
         <w:tc>
           <w:tcPr>
             <w:tcW w:w="2800" w:type="dxa"/>
@@ -10060,12 +7275,6 @@
         </w:tc>
       </w:tr>
       <w:tr>
-        <w:tblPrEx>
-          <w:tblCellMar>
-            <w:top w:w="0" w:type="dxa"/>
-            <w:bottom w:w="0" w:type="dxa"/>
-          </w:tblCellMar>
-        </w:tblPrEx>
         <w:tc>
           <w:tcPr>
             <w:tcW w:w="2800" w:type="dxa"/>
@@ -10120,12 +7329,6 @@
         </w:tc>
       </w:tr>
       <w:tr>
-        <w:tblPrEx>
-          <w:tblCellMar>
-            <w:top w:w="0" w:type="dxa"/>
-            <w:bottom w:w="0" w:type="dxa"/>
-          </w:tblCellMar>
-        </w:tblPrEx>
         <w:tc>
           <w:tcPr>
             <w:tcW w:w="2800" w:type="dxa"/>
@@ -10195,29 +7398,7 @@
           <w:sz w:val="18"/>
           <w:szCs w:val="18"/>
         </w:rPr>
-        <w:t xml:space="preserve">End of documentation. The Python implementation in the </w:t>
-      </w:r>
-      <w:proofErr w:type="spellStart"/>
-      <w:r>
-        <w:rPr>
-          <w:i/>
-          <w:iCs/>
-          <w:color w:val="666666"/>
-          <w:sz w:val="18"/>
-          <w:szCs w:val="18"/>
-        </w:rPr>
-        <w:t>smanthat</w:t>
-      </w:r>
-      <w:proofErr w:type="spellEnd"/>
-      <w:r>
-        <w:rPr>
-          <w:i/>
-          <w:iCs/>
-          <w:color w:val="666666"/>
-          <w:sz w:val="18"/>
-          <w:szCs w:val="18"/>
-        </w:rPr>
-        <w:t>/OFDM repository is canonical; this document supplements it.</w:t>
+        <w:t>End of documentation. The Python implementation in the smanthat/OFDM repository is canonical; this document supplements it.</w:t>
       </w:r>
     </w:p>
     <w:sectPr>
@@ -10485,6 +7666,1054 @@
     </w:lvl>
   </w:abstractNum>
   <w:abstractNum w:abstractNumId="1" w15:restartNumberingAfterBreak="0">
+    <w:nsid w:val="18BA503D"/>
+    <w:multiLevelType w:val="hybridMultilevel"/>
+    <w:tmpl w:val="0F20A14C"/>
+    <w:lvl w:ilvl="0" w:tplc="04090001">
+      <w:start w:val="1"/>
+      <w:numFmt w:val="bullet"/>
+      <w:lvlText w:val=""/>
+      <w:lvlJc w:val="left"/>
+      <w:pPr>
+        <w:ind w:left="720" w:hanging="360"/>
+      </w:pPr>
+      <w:rPr>
+        <w:rFonts w:ascii="Symbol" w:hAnsi="Symbol" w:hint="default"/>
+      </w:rPr>
+    </w:lvl>
+    <w:lvl w:ilvl="1" w:tplc="04090003" w:tentative="1">
+      <w:start w:val="1"/>
+      <w:numFmt w:val="bullet"/>
+      <w:lvlText w:val="o"/>
+      <w:lvlJc w:val="left"/>
+      <w:pPr>
+        <w:ind w:left="1440" w:hanging="360"/>
+      </w:pPr>
+      <w:rPr>
+        <w:rFonts w:ascii="Courier New" w:hAnsi="Courier New" w:cs="Courier New" w:hint="default"/>
+      </w:rPr>
+    </w:lvl>
+    <w:lvl w:ilvl="2" w:tplc="04090005" w:tentative="1">
+      <w:start w:val="1"/>
+      <w:numFmt w:val="bullet"/>
+      <w:lvlText w:val=""/>
+      <w:lvlJc w:val="left"/>
+      <w:pPr>
+        <w:ind w:left="2160" w:hanging="360"/>
+      </w:pPr>
+      <w:rPr>
+        <w:rFonts w:ascii="Wingdings" w:hAnsi="Wingdings" w:hint="default"/>
+      </w:rPr>
+    </w:lvl>
+    <w:lvl w:ilvl="3" w:tplc="04090001" w:tentative="1">
+      <w:start w:val="1"/>
+      <w:numFmt w:val="bullet"/>
+      <w:lvlText w:val=""/>
+      <w:lvlJc w:val="left"/>
+      <w:pPr>
+        <w:ind w:left="2880" w:hanging="360"/>
+      </w:pPr>
+      <w:rPr>
+        <w:rFonts w:ascii="Symbol" w:hAnsi="Symbol" w:hint="default"/>
+      </w:rPr>
+    </w:lvl>
+    <w:lvl w:ilvl="4" w:tplc="04090003" w:tentative="1">
+      <w:start w:val="1"/>
+      <w:numFmt w:val="bullet"/>
+      <w:lvlText w:val="o"/>
+      <w:lvlJc w:val="left"/>
+      <w:pPr>
+        <w:ind w:left="3600" w:hanging="360"/>
+      </w:pPr>
+      <w:rPr>
+        <w:rFonts w:ascii="Courier New" w:hAnsi="Courier New" w:cs="Courier New" w:hint="default"/>
+      </w:rPr>
+    </w:lvl>
+    <w:lvl w:ilvl="5" w:tplc="04090005" w:tentative="1">
+      <w:start w:val="1"/>
+      <w:numFmt w:val="bullet"/>
+      <w:lvlText w:val=""/>
+      <w:lvlJc w:val="left"/>
+      <w:pPr>
+        <w:ind w:left="4320" w:hanging="360"/>
+      </w:pPr>
+      <w:rPr>
+        <w:rFonts w:ascii="Wingdings" w:hAnsi="Wingdings" w:hint="default"/>
+      </w:rPr>
+    </w:lvl>
+    <w:lvl w:ilvl="6" w:tplc="04090001" w:tentative="1">
+      <w:start w:val="1"/>
+      <w:numFmt w:val="bullet"/>
+      <w:lvlText w:val=""/>
+      <w:lvlJc w:val="left"/>
+      <w:pPr>
+        <w:ind w:left="5040" w:hanging="360"/>
+      </w:pPr>
+      <w:rPr>
+        <w:rFonts w:ascii="Symbol" w:hAnsi="Symbol" w:hint="default"/>
+      </w:rPr>
+    </w:lvl>
+    <w:lvl w:ilvl="7" w:tplc="04090003" w:tentative="1">
+      <w:start w:val="1"/>
+      <w:numFmt w:val="bullet"/>
+      <w:lvlText w:val="o"/>
+      <w:lvlJc w:val="left"/>
+      <w:pPr>
+        <w:ind w:left="5760" w:hanging="360"/>
+      </w:pPr>
+      <w:rPr>
+        <w:rFonts w:ascii="Courier New" w:hAnsi="Courier New" w:cs="Courier New" w:hint="default"/>
+      </w:rPr>
+    </w:lvl>
+    <w:lvl w:ilvl="8" w:tplc="04090005" w:tentative="1">
+      <w:start w:val="1"/>
+      <w:numFmt w:val="bullet"/>
+      <w:lvlText w:val=""/>
+      <w:lvlJc w:val="left"/>
+      <w:pPr>
+        <w:ind w:left="6480" w:hanging="360"/>
+      </w:pPr>
+      <w:rPr>
+        <w:rFonts w:ascii="Wingdings" w:hAnsi="Wingdings" w:hint="default"/>
+      </w:rPr>
+    </w:lvl>
+  </w:abstractNum>
+  <w:abstractNum w:abstractNumId="2" w15:restartNumberingAfterBreak="0">
+    <w:nsid w:val="1D696A2B"/>
+    <w:multiLevelType w:val="hybridMultilevel"/>
+    <w:tmpl w:val="96EA316E"/>
+    <w:lvl w:ilvl="0" w:tplc="04090001">
+      <w:start w:val="1"/>
+      <w:numFmt w:val="bullet"/>
+      <w:lvlText w:val=""/>
+      <w:lvlJc w:val="left"/>
+      <w:pPr>
+        <w:ind w:left="720" w:hanging="360"/>
+      </w:pPr>
+      <w:rPr>
+        <w:rFonts w:ascii="Symbol" w:hAnsi="Symbol" w:hint="default"/>
+      </w:rPr>
+    </w:lvl>
+    <w:lvl w:ilvl="1" w:tplc="04090003" w:tentative="1">
+      <w:start w:val="1"/>
+      <w:numFmt w:val="bullet"/>
+      <w:lvlText w:val="o"/>
+      <w:lvlJc w:val="left"/>
+      <w:pPr>
+        <w:ind w:left="1440" w:hanging="360"/>
+      </w:pPr>
+      <w:rPr>
+        <w:rFonts w:ascii="Courier New" w:hAnsi="Courier New" w:cs="Courier New" w:hint="default"/>
+      </w:rPr>
+    </w:lvl>
+    <w:lvl w:ilvl="2" w:tplc="04090005" w:tentative="1">
+      <w:start w:val="1"/>
+      <w:numFmt w:val="bullet"/>
+      <w:lvlText w:val=""/>
+      <w:lvlJc w:val="left"/>
+      <w:pPr>
+        <w:ind w:left="2160" w:hanging="360"/>
+      </w:pPr>
+      <w:rPr>
+        <w:rFonts w:ascii="Wingdings" w:hAnsi="Wingdings" w:hint="default"/>
+      </w:rPr>
+    </w:lvl>
+    <w:lvl w:ilvl="3" w:tplc="04090001" w:tentative="1">
+      <w:start w:val="1"/>
+      <w:numFmt w:val="bullet"/>
+      <w:lvlText w:val=""/>
+      <w:lvlJc w:val="left"/>
+      <w:pPr>
+        <w:ind w:left="2880" w:hanging="360"/>
+      </w:pPr>
+      <w:rPr>
+        <w:rFonts w:ascii="Symbol" w:hAnsi="Symbol" w:hint="default"/>
+      </w:rPr>
+    </w:lvl>
+    <w:lvl w:ilvl="4" w:tplc="04090003" w:tentative="1">
+      <w:start w:val="1"/>
+      <w:numFmt w:val="bullet"/>
+      <w:lvlText w:val="o"/>
+      <w:lvlJc w:val="left"/>
+      <w:pPr>
+        <w:ind w:left="3600" w:hanging="360"/>
+      </w:pPr>
+      <w:rPr>
+        <w:rFonts w:ascii="Courier New" w:hAnsi="Courier New" w:cs="Courier New" w:hint="default"/>
+      </w:rPr>
+    </w:lvl>
+    <w:lvl w:ilvl="5" w:tplc="04090005" w:tentative="1">
+      <w:start w:val="1"/>
+      <w:numFmt w:val="bullet"/>
+      <w:lvlText w:val=""/>
+      <w:lvlJc w:val="left"/>
+      <w:pPr>
+        <w:ind w:left="4320" w:hanging="360"/>
+      </w:pPr>
+      <w:rPr>
+        <w:rFonts w:ascii="Wingdings" w:hAnsi="Wingdings" w:hint="default"/>
+      </w:rPr>
+    </w:lvl>
+    <w:lvl w:ilvl="6" w:tplc="04090001" w:tentative="1">
+      <w:start w:val="1"/>
+      <w:numFmt w:val="bullet"/>
+      <w:lvlText w:val=""/>
+      <w:lvlJc w:val="left"/>
+      <w:pPr>
+        <w:ind w:left="5040" w:hanging="360"/>
+      </w:pPr>
+      <w:rPr>
+        <w:rFonts w:ascii="Symbol" w:hAnsi="Symbol" w:hint="default"/>
+      </w:rPr>
+    </w:lvl>
+    <w:lvl w:ilvl="7" w:tplc="04090003" w:tentative="1">
+      <w:start w:val="1"/>
+      <w:numFmt w:val="bullet"/>
+      <w:lvlText w:val="o"/>
+      <w:lvlJc w:val="left"/>
+      <w:pPr>
+        <w:ind w:left="5760" w:hanging="360"/>
+      </w:pPr>
+      <w:rPr>
+        <w:rFonts w:ascii="Courier New" w:hAnsi="Courier New" w:cs="Courier New" w:hint="default"/>
+      </w:rPr>
+    </w:lvl>
+    <w:lvl w:ilvl="8" w:tplc="04090005" w:tentative="1">
+      <w:start w:val="1"/>
+      <w:numFmt w:val="bullet"/>
+      <w:lvlText w:val=""/>
+      <w:lvlJc w:val="left"/>
+      <w:pPr>
+        <w:ind w:left="6480" w:hanging="360"/>
+      </w:pPr>
+      <w:rPr>
+        <w:rFonts w:ascii="Wingdings" w:hAnsi="Wingdings" w:hint="default"/>
+      </w:rPr>
+    </w:lvl>
+  </w:abstractNum>
+  <w:abstractNum w:abstractNumId="3" w15:restartNumberingAfterBreak="0">
+    <w:nsid w:val="255B46AE"/>
+    <w:multiLevelType w:val="multilevel"/>
+    <w:tmpl w:val="AA9A5062"/>
+    <w:lvl w:ilvl="0">
+      <w:start w:val="1"/>
+      <w:numFmt w:val="bullet"/>
+      <w:lvlText w:val=""/>
+      <w:lvlJc w:val="left"/>
+      <w:pPr>
+        <w:tabs>
+          <w:tab w:val="num" w:pos="720"/>
+        </w:tabs>
+        <w:ind w:left="720" w:hanging="360"/>
+      </w:pPr>
+      <w:rPr>
+        <w:rFonts w:ascii="Symbol" w:hAnsi="Symbol" w:hint="default"/>
+        <w:sz w:val="20"/>
+      </w:rPr>
+    </w:lvl>
+    <w:lvl w:ilvl="1">
+      <w:start w:val="1"/>
+      <w:numFmt w:val="bullet"/>
+      <w:lvlText w:val="o"/>
+      <w:lvlJc w:val="left"/>
+      <w:pPr>
+        <w:tabs>
+          <w:tab w:val="num" w:pos="1440"/>
+        </w:tabs>
+        <w:ind w:left="1440" w:hanging="360"/>
+      </w:pPr>
+      <w:rPr>
+        <w:rFonts w:ascii="Courier New" w:hAnsi="Courier New" w:hint="default"/>
+        <w:sz w:val="20"/>
+      </w:rPr>
+    </w:lvl>
+    <w:lvl w:ilvl="2" w:tentative="1">
+      <w:start w:val="1"/>
+      <w:numFmt w:val="bullet"/>
+      <w:lvlText w:val=""/>
+      <w:lvlJc w:val="left"/>
+      <w:pPr>
+        <w:tabs>
+          <w:tab w:val="num" w:pos="2160"/>
+        </w:tabs>
+        <w:ind w:left="2160" w:hanging="360"/>
+      </w:pPr>
+      <w:rPr>
+        <w:rFonts w:ascii="Wingdings" w:hAnsi="Wingdings" w:hint="default"/>
+        <w:sz w:val="20"/>
+      </w:rPr>
+    </w:lvl>
+    <w:lvl w:ilvl="3" w:tentative="1">
+      <w:start w:val="1"/>
+      <w:numFmt w:val="bullet"/>
+      <w:lvlText w:val=""/>
+      <w:lvlJc w:val="left"/>
+      <w:pPr>
+        <w:tabs>
+          <w:tab w:val="num" w:pos="2880"/>
+        </w:tabs>
+        <w:ind w:left="2880" w:hanging="360"/>
+      </w:pPr>
+      <w:rPr>
+        <w:rFonts w:ascii="Wingdings" w:hAnsi="Wingdings" w:hint="default"/>
+        <w:sz w:val="20"/>
+      </w:rPr>
+    </w:lvl>
+    <w:lvl w:ilvl="4" w:tentative="1">
+      <w:start w:val="1"/>
+      <w:numFmt w:val="bullet"/>
+      <w:lvlText w:val=""/>
+      <w:lvlJc w:val="left"/>
+      <w:pPr>
+        <w:tabs>
+          <w:tab w:val="num" w:pos="3600"/>
+        </w:tabs>
+        <w:ind w:left="3600" w:hanging="360"/>
+      </w:pPr>
+      <w:rPr>
+        <w:rFonts w:ascii="Wingdings" w:hAnsi="Wingdings" w:hint="default"/>
+        <w:sz w:val="20"/>
+      </w:rPr>
+    </w:lvl>
+    <w:lvl w:ilvl="5" w:tentative="1">
+      <w:start w:val="1"/>
+      <w:numFmt w:val="bullet"/>
+      <w:lvlText w:val=""/>
+      <w:lvlJc w:val="left"/>
+      <w:pPr>
+        <w:tabs>
+          <w:tab w:val="num" w:pos="4320"/>
+        </w:tabs>
+        <w:ind w:left="4320" w:hanging="360"/>
+      </w:pPr>
+      <w:rPr>
+        <w:rFonts w:ascii="Wingdings" w:hAnsi="Wingdings" w:hint="default"/>
+        <w:sz w:val="20"/>
+      </w:rPr>
+    </w:lvl>
+    <w:lvl w:ilvl="6" w:tentative="1">
+      <w:start w:val="1"/>
+      <w:numFmt w:val="bullet"/>
+      <w:lvlText w:val=""/>
+      <w:lvlJc w:val="left"/>
+      <w:pPr>
+        <w:tabs>
+          <w:tab w:val="num" w:pos="5040"/>
+        </w:tabs>
+        <w:ind w:left="5040" w:hanging="360"/>
+      </w:pPr>
+      <w:rPr>
+        <w:rFonts w:ascii="Wingdings" w:hAnsi="Wingdings" w:hint="default"/>
+        <w:sz w:val="20"/>
+      </w:rPr>
+    </w:lvl>
+    <w:lvl w:ilvl="7" w:tentative="1">
+      <w:start w:val="1"/>
+      <w:numFmt w:val="bullet"/>
+      <w:lvlText w:val=""/>
+      <w:lvlJc w:val="left"/>
+      <w:pPr>
+        <w:tabs>
+          <w:tab w:val="num" w:pos="5760"/>
+        </w:tabs>
+        <w:ind w:left="5760" w:hanging="360"/>
+      </w:pPr>
+      <w:rPr>
+        <w:rFonts w:ascii="Wingdings" w:hAnsi="Wingdings" w:hint="default"/>
+        <w:sz w:val="20"/>
+      </w:rPr>
+    </w:lvl>
+    <w:lvl w:ilvl="8" w:tentative="1">
+      <w:start w:val="1"/>
+      <w:numFmt w:val="bullet"/>
+      <w:lvlText w:val=""/>
+      <w:lvlJc w:val="left"/>
+      <w:pPr>
+        <w:tabs>
+          <w:tab w:val="num" w:pos="6480"/>
+        </w:tabs>
+        <w:ind w:left="6480" w:hanging="360"/>
+      </w:pPr>
+      <w:rPr>
+        <w:rFonts w:ascii="Wingdings" w:hAnsi="Wingdings" w:hint="default"/>
+        <w:sz w:val="20"/>
+      </w:rPr>
+    </w:lvl>
+  </w:abstractNum>
+  <w:abstractNum w:abstractNumId="4" w15:restartNumberingAfterBreak="0">
+    <w:nsid w:val="26DF6CC5"/>
+    <w:multiLevelType w:val="multilevel"/>
+    <w:tmpl w:val="2932D2F4"/>
+    <w:lvl w:ilvl="0">
+      <w:start w:val="1"/>
+      <w:numFmt w:val="bullet"/>
+      <w:lvlText w:val=""/>
+      <w:lvlJc w:val="left"/>
+      <w:pPr>
+        <w:tabs>
+          <w:tab w:val="num" w:pos="720"/>
+        </w:tabs>
+        <w:ind w:left="720" w:hanging="360"/>
+      </w:pPr>
+      <w:rPr>
+        <w:rFonts w:ascii="Symbol" w:hAnsi="Symbol" w:hint="default"/>
+        <w:sz w:val="20"/>
+      </w:rPr>
+    </w:lvl>
+    <w:lvl w:ilvl="1" w:tentative="1">
+      <w:start w:val="1"/>
+      <w:numFmt w:val="bullet"/>
+      <w:lvlText w:val="o"/>
+      <w:lvlJc w:val="left"/>
+      <w:pPr>
+        <w:tabs>
+          <w:tab w:val="num" w:pos="1440"/>
+        </w:tabs>
+        <w:ind w:left="1440" w:hanging="360"/>
+      </w:pPr>
+      <w:rPr>
+        <w:rFonts w:ascii="Courier New" w:hAnsi="Courier New" w:hint="default"/>
+        <w:sz w:val="20"/>
+      </w:rPr>
+    </w:lvl>
+    <w:lvl w:ilvl="2" w:tentative="1">
+      <w:start w:val="1"/>
+      <w:numFmt w:val="bullet"/>
+      <w:lvlText w:val=""/>
+      <w:lvlJc w:val="left"/>
+      <w:pPr>
+        <w:tabs>
+          <w:tab w:val="num" w:pos="2160"/>
+        </w:tabs>
+        <w:ind w:left="2160" w:hanging="360"/>
+      </w:pPr>
+      <w:rPr>
+        <w:rFonts w:ascii="Wingdings" w:hAnsi="Wingdings" w:hint="default"/>
+        <w:sz w:val="20"/>
+      </w:rPr>
+    </w:lvl>
+    <w:lvl w:ilvl="3" w:tentative="1">
+      <w:start w:val="1"/>
+      <w:numFmt w:val="bullet"/>
+      <w:lvlText w:val=""/>
+      <w:lvlJc w:val="left"/>
+      <w:pPr>
+        <w:tabs>
+          <w:tab w:val="num" w:pos="2880"/>
+        </w:tabs>
+        <w:ind w:left="2880" w:hanging="360"/>
+      </w:pPr>
+      <w:rPr>
+        <w:rFonts w:ascii="Wingdings" w:hAnsi="Wingdings" w:hint="default"/>
+        <w:sz w:val="20"/>
+      </w:rPr>
+    </w:lvl>
+    <w:lvl w:ilvl="4" w:tentative="1">
+      <w:start w:val="1"/>
+      <w:numFmt w:val="bullet"/>
+      <w:lvlText w:val=""/>
+      <w:lvlJc w:val="left"/>
+      <w:pPr>
+        <w:tabs>
+          <w:tab w:val="num" w:pos="3600"/>
+        </w:tabs>
+        <w:ind w:left="3600" w:hanging="360"/>
+      </w:pPr>
+      <w:rPr>
+        <w:rFonts w:ascii="Wingdings" w:hAnsi="Wingdings" w:hint="default"/>
+        <w:sz w:val="20"/>
+      </w:rPr>
+    </w:lvl>
+    <w:lvl w:ilvl="5" w:tentative="1">
+      <w:start w:val="1"/>
+      <w:numFmt w:val="bullet"/>
+      <w:lvlText w:val=""/>
+      <w:lvlJc w:val="left"/>
+      <w:pPr>
+        <w:tabs>
+          <w:tab w:val="num" w:pos="4320"/>
+        </w:tabs>
+        <w:ind w:left="4320" w:hanging="360"/>
+      </w:pPr>
+      <w:rPr>
+        <w:rFonts w:ascii="Wingdings" w:hAnsi="Wingdings" w:hint="default"/>
+        <w:sz w:val="20"/>
+      </w:rPr>
+    </w:lvl>
+    <w:lvl w:ilvl="6" w:tentative="1">
+      <w:start w:val="1"/>
+      <w:numFmt w:val="bullet"/>
+      <w:lvlText w:val=""/>
+      <w:lvlJc w:val="left"/>
+      <w:pPr>
+        <w:tabs>
+          <w:tab w:val="num" w:pos="5040"/>
+        </w:tabs>
+        <w:ind w:left="5040" w:hanging="360"/>
+      </w:pPr>
+      <w:rPr>
+        <w:rFonts w:ascii="Wingdings" w:hAnsi="Wingdings" w:hint="default"/>
+        <w:sz w:val="20"/>
+      </w:rPr>
+    </w:lvl>
+    <w:lvl w:ilvl="7" w:tentative="1">
+      <w:start w:val="1"/>
+      <w:numFmt w:val="bullet"/>
+      <w:lvlText w:val=""/>
+      <w:lvlJc w:val="left"/>
+      <w:pPr>
+        <w:tabs>
+          <w:tab w:val="num" w:pos="5760"/>
+        </w:tabs>
+        <w:ind w:left="5760" w:hanging="360"/>
+      </w:pPr>
+      <w:rPr>
+        <w:rFonts w:ascii="Wingdings" w:hAnsi="Wingdings" w:hint="default"/>
+        <w:sz w:val="20"/>
+      </w:rPr>
+    </w:lvl>
+    <w:lvl w:ilvl="8" w:tentative="1">
+      <w:start w:val="1"/>
+      <w:numFmt w:val="bullet"/>
+      <w:lvlText w:val=""/>
+      <w:lvlJc w:val="left"/>
+      <w:pPr>
+        <w:tabs>
+          <w:tab w:val="num" w:pos="6480"/>
+        </w:tabs>
+        <w:ind w:left="6480" w:hanging="360"/>
+      </w:pPr>
+      <w:rPr>
+        <w:rFonts w:ascii="Wingdings" w:hAnsi="Wingdings" w:hint="default"/>
+        <w:sz w:val="20"/>
+      </w:rPr>
+    </w:lvl>
+  </w:abstractNum>
+  <w:abstractNum w:abstractNumId="5" w15:restartNumberingAfterBreak="0">
+    <w:nsid w:val="27F81229"/>
+    <w:multiLevelType w:val="multilevel"/>
+    <w:tmpl w:val="BE240674"/>
+    <w:lvl w:ilvl="0">
+      <w:start w:val="1"/>
+      <w:numFmt w:val="bullet"/>
+      <w:lvlText w:val=""/>
+      <w:lvlJc w:val="left"/>
+      <w:pPr>
+        <w:tabs>
+          <w:tab w:val="num" w:pos="720"/>
+        </w:tabs>
+        <w:ind w:left="720" w:hanging="360"/>
+      </w:pPr>
+      <w:rPr>
+        <w:rFonts w:ascii="Symbol" w:hAnsi="Symbol" w:hint="default"/>
+        <w:sz w:val="20"/>
+      </w:rPr>
+    </w:lvl>
+    <w:lvl w:ilvl="1" w:tentative="1">
+      <w:start w:val="1"/>
+      <w:numFmt w:val="bullet"/>
+      <w:lvlText w:val="o"/>
+      <w:lvlJc w:val="left"/>
+      <w:pPr>
+        <w:tabs>
+          <w:tab w:val="num" w:pos="1440"/>
+        </w:tabs>
+        <w:ind w:left="1440" w:hanging="360"/>
+      </w:pPr>
+      <w:rPr>
+        <w:rFonts w:ascii="Courier New" w:hAnsi="Courier New" w:hint="default"/>
+        <w:sz w:val="20"/>
+      </w:rPr>
+    </w:lvl>
+    <w:lvl w:ilvl="2" w:tentative="1">
+      <w:start w:val="1"/>
+      <w:numFmt w:val="bullet"/>
+      <w:lvlText w:val=""/>
+      <w:lvlJc w:val="left"/>
+      <w:pPr>
+        <w:tabs>
+          <w:tab w:val="num" w:pos="2160"/>
+        </w:tabs>
+        <w:ind w:left="2160" w:hanging="360"/>
+      </w:pPr>
+      <w:rPr>
+        <w:rFonts w:ascii="Wingdings" w:hAnsi="Wingdings" w:hint="default"/>
+        <w:sz w:val="20"/>
+      </w:rPr>
+    </w:lvl>
+    <w:lvl w:ilvl="3" w:tentative="1">
+      <w:start w:val="1"/>
+      <w:numFmt w:val="bullet"/>
+      <w:lvlText w:val=""/>
+      <w:lvlJc w:val="left"/>
+      <w:pPr>
+        <w:tabs>
+          <w:tab w:val="num" w:pos="2880"/>
+        </w:tabs>
+        <w:ind w:left="2880" w:hanging="360"/>
+      </w:pPr>
+      <w:rPr>
+        <w:rFonts w:ascii="Wingdings" w:hAnsi="Wingdings" w:hint="default"/>
+        <w:sz w:val="20"/>
+      </w:rPr>
+    </w:lvl>
+    <w:lvl w:ilvl="4" w:tentative="1">
+      <w:start w:val="1"/>
+      <w:numFmt w:val="bullet"/>
+      <w:lvlText w:val=""/>
+      <w:lvlJc w:val="left"/>
+      <w:pPr>
+        <w:tabs>
+          <w:tab w:val="num" w:pos="3600"/>
+        </w:tabs>
+        <w:ind w:left="3600" w:hanging="360"/>
+      </w:pPr>
+      <w:rPr>
+        <w:rFonts w:ascii="Wingdings" w:hAnsi="Wingdings" w:hint="default"/>
+        <w:sz w:val="20"/>
+      </w:rPr>
+    </w:lvl>
+    <w:lvl w:ilvl="5" w:tentative="1">
+      <w:start w:val="1"/>
+      <w:numFmt w:val="bullet"/>
+      <w:lvlText w:val=""/>
+      <w:lvlJc w:val="left"/>
+      <w:pPr>
+        <w:tabs>
+          <w:tab w:val="num" w:pos="4320"/>
+        </w:tabs>
+        <w:ind w:left="4320" w:hanging="360"/>
+      </w:pPr>
+      <w:rPr>
+        <w:rFonts w:ascii="Wingdings" w:hAnsi="Wingdings" w:hint="default"/>
+        <w:sz w:val="20"/>
+      </w:rPr>
+    </w:lvl>
+    <w:lvl w:ilvl="6" w:tentative="1">
+      <w:start w:val="1"/>
+      <w:numFmt w:val="bullet"/>
+      <w:lvlText w:val=""/>
+      <w:lvlJc w:val="left"/>
+      <w:pPr>
+        <w:tabs>
+          <w:tab w:val="num" w:pos="5040"/>
+        </w:tabs>
+        <w:ind w:left="5040" w:hanging="360"/>
+      </w:pPr>
+      <w:rPr>
+        <w:rFonts w:ascii="Wingdings" w:hAnsi="Wingdings" w:hint="default"/>
+        <w:sz w:val="20"/>
+      </w:rPr>
+    </w:lvl>
+    <w:lvl w:ilvl="7" w:tentative="1">
+      <w:start w:val="1"/>
+      <w:numFmt w:val="bullet"/>
+      <w:lvlText w:val=""/>
+      <w:lvlJc w:val="left"/>
+      <w:pPr>
+        <w:tabs>
+          <w:tab w:val="num" w:pos="5760"/>
+        </w:tabs>
+        <w:ind w:left="5760" w:hanging="360"/>
+      </w:pPr>
+      <w:rPr>
+        <w:rFonts w:ascii="Wingdings" w:hAnsi="Wingdings" w:hint="default"/>
+        <w:sz w:val="20"/>
+      </w:rPr>
+    </w:lvl>
+    <w:lvl w:ilvl="8" w:tentative="1">
+      <w:start w:val="1"/>
+      <w:numFmt w:val="bullet"/>
+      <w:lvlText w:val=""/>
+      <w:lvlJc w:val="left"/>
+      <w:pPr>
+        <w:tabs>
+          <w:tab w:val="num" w:pos="6480"/>
+        </w:tabs>
+        <w:ind w:left="6480" w:hanging="360"/>
+      </w:pPr>
+      <w:rPr>
+        <w:rFonts w:ascii="Wingdings" w:hAnsi="Wingdings" w:hint="default"/>
+        <w:sz w:val="20"/>
+      </w:rPr>
+    </w:lvl>
+  </w:abstractNum>
+  <w:abstractNum w:abstractNumId="6" w15:restartNumberingAfterBreak="0">
+    <w:nsid w:val="335B5D67"/>
+    <w:multiLevelType w:val="multilevel"/>
+    <w:tmpl w:val="E7FC65E2"/>
+    <w:lvl w:ilvl="0">
+      <w:start w:val="1"/>
+      <w:numFmt w:val="bullet"/>
+      <w:lvlText w:val=""/>
+      <w:lvlJc w:val="left"/>
+      <w:pPr>
+        <w:tabs>
+          <w:tab w:val="num" w:pos="720"/>
+        </w:tabs>
+        <w:ind w:left="720" w:hanging="360"/>
+      </w:pPr>
+      <w:rPr>
+        <w:rFonts w:ascii="Symbol" w:hAnsi="Symbol" w:hint="default"/>
+        <w:sz w:val="20"/>
+      </w:rPr>
+    </w:lvl>
+    <w:lvl w:ilvl="1">
+      <w:start w:val="1"/>
+      <w:numFmt w:val="bullet"/>
+      <w:lvlText w:val="o"/>
+      <w:lvlJc w:val="left"/>
+      <w:pPr>
+        <w:tabs>
+          <w:tab w:val="num" w:pos="1440"/>
+        </w:tabs>
+        <w:ind w:left="1440" w:hanging="360"/>
+      </w:pPr>
+      <w:rPr>
+        <w:rFonts w:ascii="Courier New" w:hAnsi="Courier New" w:hint="default"/>
+        <w:sz w:val="20"/>
+      </w:rPr>
+    </w:lvl>
+    <w:lvl w:ilvl="2" w:tentative="1">
+      <w:start w:val="1"/>
+      <w:numFmt w:val="bullet"/>
+      <w:lvlText w:val=""/>
+      <w:lvlJc w:val="left"/>
+      <w:pPr>
+        <w:tabs>
+          <w:tab w:val="num" w:pos="2160"/>
+        </w:tabs>
+        <w:ind w:left="2160" w:hanging="360"/>
+      </w:pPr>
+      <w:rPr>
+        <w:rFonts w:ascii="Wingdings" w:hAnsi="Wingdings" w:hint="default"/>
+        <w:sz w:val="20"/>
+      </w:rPr>
+    </w:lvl>
+    <w:lvl w:ilvl="3" w:tentative="1">
+      <w:start w:val="1"/>
+      <w:numFmt w:val="bullet"/>
+      <w:lvlText w:val=""/>
+      <w:lvlJc w:val="left"/>
+      <w:pPr>
+        <w:tabs>
+          <w:tab w:val="num" w:pos="2880"/>
+        </w:tabs>
+        <w:ind w:left="2880" w:hanging="360"/>
+      </w:pPr>
+      <w:rPr>
+        <w:rFonts w:ascii="Wingdings" w:hAnsi="Wingdings" w:hint="default"/>
+        <w:sz w:val="20"/>
+      </w:rPr>
+    </w:lvl>
+    <w:lvl w:ilvl="4" w:tentative="1">
+      <w:start w:val="1"/>
+      <w:numFmt w:val="bullet"/>
+      <w:lvlText w:val=""/>
+      <w:lvlJc w:val="left"/>
+      <w:pPr>
+        <w:tabs>
+          <w:tab w:val="num" w:pos="3600"/>
+        </w:tabs>
+        <w:ind w:left="3600" w:hanging="360"/>
+      </w:pPr>
+      <w:rPr>
+        <w:rFonts w:ascii="Wingdings" w:hAnsi="Wingdings" w:hint="default"/>
+        <w:sz w:val="20"/>
+      </w:rPr>
+    </w:lvl>
+    <w:lvl w:ilvl="5" w:tentative="1">
+      <w:start w:val="1"/>
+      <w:numFmt w:val="bullet"/>
+      <w:lvlText w:val=""/>
+      <w:lvlJc w:val="left"/>
+      <w:pPr>
+        <w:tabs>
+          <w:tab w:val="num" w:pos="4320"/>
+        </w:tabs>
+        <w:ind w:left="4320" w:hanging="360"/>
+      </w:pPr>
+      <w:rPr>
+        <w:rFonts w:ascii="Wingdings" w:hAnsi="Wingdings" w:hint="default"/>
+        <w:sz w:val="20"/>
+      </w:rPr>
+    </w:lvl>
+    <w:lvl w:ilvl="6" w:tentative="1">
+      <w:start w:val="1"/>
+      <w:numFmt w:val="bullet"/>
+      <w:lvlText w:val=""/>
+      <w:lvlJc w:val="left"/>
+      <w:pPr>
+        <w:tabs>
+          <w:tab w:val="num" w:pos="5040"/>
+        </w:tabs>
+        <w:ind w:left="5040" w:hanging="360"/>
+      </w:pPr>
+      <w:rPr>
+        <w:rFonts w:ascii="Wingdings" w:hAnsi="Wingdings" w:hint="default"/>
+        <w:sz w:val="20"/>
+      </w:rPr>
+    </w:lvl>
+    <w:lvl w:ilvl="7" w:tentative="1">
+      <w:start w:val="1"/>
+      <w:numFmt w:val="bullet"/>
+      <w:lvlText w:val=""/>
+      <w:lvlJc w:val="left"/>
+      <w:pPr>
+        <w:tabs>
+          <w:tab w:val="num" w:pos="5760"/>
+        </w:tabs>
+        <w:ind w:left="5760" w:hanging="360"/>
+      </w:pPr>
+      <w:rPr>
+        <w:rFonts w:ascii="Wingdings" w:hAnsi="Wingdings" w:hint="default"/>
+        <w:sz w:val="20"/>
+      </w:rPr>
+    </w:lvl>
+    <w:lvl w:ilvl="8" w:tentative="1">
+      <w:start w:val="1"/>
+      <w:numFmt w:val="bullet"/>
+      <w:lvlText w:val=""/>
+      <w:lvlJc w:val="left"/>
+      <w:pPr>
+        <w:tabs>
+          <w:tab w:val="num" w:pos="6480"/>
+        </w:tabs>
+        <w:ind w:left="6480" w:hanging="360"/>
+      </w:pPr>
+      <w:rPr>
+        <w:rFonts w:ascii="Wingdings" w:hAnsi="Wingdings" w:hint="default"/>
+        <w:sz w:val="20"/>
+      </w:rPr>
+    </w:lvl>
+  </w:abstractNum>
+  <w:abstractNum w:abstractNumId="7" w15:restartNumberingAfterBreak="0">
+    <w:nsid w:val="3460139E"/>
+    <w:multiLevelType w:val="hybridMultilevel"/>
+    <w:tmpl w:val="6B2AC60A"/>
+    <w:lvl w:ilvl="0" w:tplc="04090001">
+      <w:start w:val="1"/>
+      <w:numFmt w:val="bullet"/>
+      <w:lvlText w:val=""/>
+      <w:lvlJc w:val="left"/>
+      <w:pPr>
+        <w:ind w:left="720" w:hanging="360"/>
+      </w:pPr>
+      <w:rPr>
+        <w:rFonts w:ascii="Symbol" w:hAnsi="Symbol" w:hint="default"/>
+      </w:rPr>
+    </w:lvl>
+    <w:lvl w:ilvl="1" w:tplc="04090003" w:tentative="1">
+      <w:start w:val="1"/>
+      <w:numFmt w:val="bullet"/>
+      <w:lvlText w:val="o"/>
+      <w:lvlJc w:val="left"/>
+      <w:pPr>
+        <w:ind w:left="1440" w:hanging="360"/>
+      </w:pPr>
+      <w:rPr>
+        <w:rFonts w:ascii="Courier New" w:hAnsi="Courier New" w:cs="Courier New" w:hint="default"/>
+      </w:rPr>
+    </w:lvl>
+    <w:lvl w:ilvl="2" w:tplc="04090005" w:tentative="1">
+      <w:start w:val="1"/>
+      <w:numFmt w:val="bullet"/>
+      <w:lvlText w:val=""/>
+      <w:lvlJc w:val="left"/>
+      <w:pPr>
+        <w:ind w:left="2160" w:hanging="360"/>
+      </w:pPr>
+      <w:rPr>
+        <w:rFonts w:ascii="Wingdings" w:hAnsi="Wingdings" w:hint="default"/>
+      </w:rPr>
+    </w:lvl>
+    <w:lvl w:ilvl="3" w:tplc="04090001" w:tentative="1">
+      <w:start w:val="1"/>
+      <w:numFmt w:val="bullet"/>
+      <w:lvlText w:val=""/>
+      <w:lvlJc w:val="left"/>
+      <w:pPr>
+        <w:ind w:left="2880" w:hanging="360"/>
+      </w:pPr>
+      <w:rPr>
+        <w:rFonts w:ascii="Symbol" w:hAnsi="Symbol" w:hint="default"/>
+      </w:rPr>
+    </w:lvl>
+    <w:lvl w:ilvl="4" w:tplc="04090003" w:tentative="1">
+      <w:start w:val="1"/>
+      <w:numFmt w:val="bullet"/>
+      <w:lvlText w:val="o"/>
+      <w:lvlJc w:val="left"/>
+      <w:pPr>
+        <w:ind w:left="3600" w:hanging="360"/>
+      </w:pPr>
+      <w:rPr>
+        <w:rFonts w:ascii="Courier New" w:hAnsi="Courier New" w:cs="Courier New" w:hint="default"/>
+      </w:rPr>
+    </w:lvl>
+    <w:lvl w:ilvl="5" w:tplc="04090005" w:tentative="1">
+      <w:start w:val="1"/>
+      <w:numFmt w:val="bullet"/>
+      <w:lvlText w:val=""/>
+      <w:lvlJc w:val="left"/>
+      <w:pPr>
+        <w:ind w:left="4320" w:hanging="360"/>
+      </w:pPr>
+      <w:rPr>
+        <w:rFonts w:ascii="Wingdings" w:hAnsi="Wingdings" w:hint="default"/>
+      </w:rPr>
+    </w:lvl>
+    <w:lvl w:ilvl="6" w:tplc="04090001" w:tentative="1">
+      <w:start w:val="1"/>
+      <w:numFmt w:val="bullet"/>
+      <w:lvlText w:val=""/>
+      <w:lvlJc w:val="left"/>
+      <w:pPr>
+        <w:ind w:left="5040" w:hanging="360"/>
+      </w:pPr>
+      <w:rPr>
+        <w:rFonts w:ascii="Symbol" w:hAnsi="Symbol" w:hint="default"/>
+      </w:rPr>
+    </w:lvl>
+    <w:lvl w:ilvl="7" w:tplc="04090003" w:tentative="1">
+      <w:start w:val="1"/>
+      <w:numFmt w:val="bullet"/>
+      <w:lvlText w:val="o"/>
+      <w:lvlJc w:val="left"/>
+      <w:pPr>
+        <w:ind w:left="5760" w:hanging="360"/>
+      </w:pPr>
+      <w:rPr>
+        <w:rFonts w:ascii="Courier New" w:hAnsi="Courier New" w:cs="Courier New" w:hint="default"/>
+      </w:rPr>
+    </w:lvl>
+    <w:lvl w:ilvl="8" w:tplc="04090005" w:tentative="1">
+      <w:start w:val="1"/>
+      <w:numFmt w:val="bullet"/>
+      <w:lvlText w:val=""/>
+      <w:lvlJc w:val="left"/>
+      <w:pPr>
+        <w:ind w:left="6480" w:hanging="360"/>
+      </w:pPr>
+      <w:rPr>
+        <w:rFonts w:ascii="Wingdings" w:hAnsi="Wingdings" w:hint="default"/>
+      </w:rPr>
+    </w:lvl>
+  </w:abstractNum>
+  <w:abstractNum w:abstractNumId="8" w15:restartNumberingAfterBreak="0">
+    <w:nsid w:val="37AC0CFB"/>
+    <w:multiLevelType w:val="hybridMultilevel"/>
+    <w:tmpl w:val="47BA1980"/>
+    <w:lvl w:ilvl="0" w:tplc="04090001">
+      <w:start w:val="1"/>
+      <w:numFmt w:val="bullet"/>
+      <w:lvlText w:val=""/>
+      <w:lvlJc w:val="left"/>
+      <w:pPr>
+        <w:ind w:left="720" w:hanging="360"/>
+      </w:pPr>
+      <w:rPr>
+        <w:rFonts w:ascii="Symbol" w:hAnsi="Symbol" w:hint="default"/>
+      </w:rPr>
+    </w:lvl>
+    <w:lvl w:ilvl="1" w:tplc="04090003" w:tentative="1">
+      <w:start w:val="1"/>
+      <w:numFmt w:val="bullet"/>
+      <w:lvlText w:val="o"/>
+      <w:lvlJc w:val="left"/>
+      <w:pPr>
+        <w:ind w:left="1440" w:hanging="360"/>
+      </w:pPr>
+      <w:rPr>
+        <w:rFonts w:ascii="Courier New" w:hAnsi="Courier New" w:cs="Courier New" w:hint="default"/>
+      </w:rPr>
+    </w:lvl>
+    <w:lvl w:ilvl="2" w:tplc="04090005" w:tentative="1">
+      <w:start w:val="1"/>
+      <w:numFmt w:val="bullet"/>
+      <w:lvlText w:val=""/>
+      <w:lvlJc w:val="left"/>
+      <w:pPr>
+        <w:ind w:left="2160" w:hanging="360"/>
+      </w:pPr>
+      <w:rPr>
+        <w:rFonts w:ascii="Wingdings" w:hAnsi="Wingdings" w:hint="default"/>
+      </w:rPr>
+    </w:lvl>
+    <w:lvl w:ilvl="3" w:tplc="04090001" w:tentative="1">
+      <w:start w:val="1"/>
+      <w:numFmt w:val="bullet"/>
+      <w:lvlText w:val=""/>
+      <w:lvlJc w:val="left"/>
+      <w:pPr>
+        <w:ind w:left="2880" w:hanging="360"/>
+      </w:pPr>
+      <w:rPr>
+        <w:rFonts w:ascii="Symbol" w:hAnsi="Symbol" w:hint="default"/>
+      </w:rPr>
+    </w:lvl>
+    <w:lvl w:ilvl="4" w:tplc="04090003" w:tentative="1">
+      <w:start w:val="1"/>
+      <w:numFmt w:val="bullet"/>
+      <w:lvlText w:val="o"/>
+      <w:lvlJc w:val="left"/>
+      <w:pPr>
+        <w:ind w:left="3600" w:hanging="360"/>
+      </w:pPr>
+      <w:rPr>
+        <w:rFonts w:ascii="Courier New" w:hAnsi="Courier New" w:cs="Courier New" w:hint="default"/>
+      </w:rPr>
+    </w:lvl>
+    <w:lvl w:ilvl="5" w:tplc="04090005" w:tentative="1">
+      <w:start w:val="1"/>
+      <w:numFmt w:val="bullet"/>
+      <w:lvlText w:val=""/>
+      <w:lvlJc w:val="left"/>
+      <w:pPr>
+        <w:ind w:left="4320" w:hanging="360"/>
+      </w:pPr>
+      <w:rPr>
+        <w:rFonts w:ascii="Wingdings" w:hAnsi="Wingdings" w:hint="default"/>
+      </w:rPr>
+    </w:lvl>
+    <w:lvl w:ilvl="6" w:tplc="04090001" w:tentative="1">
+      <w:start w:val="1"/>
+      <w:numFmt w:val="bullet"/>
+      <w:lvlText w:val=""/>
+      <w:lvlJc w:val="left"/>
+      <w:pPr>
+        <w:ind w:left="5040" w:hanging="360"/>
+      </w:pPr>
+      <w:rPr>
+        <w:rFonts w:ascii="Symbol" w:hAnsi="Symbol" w:hint="default"/>
+      </w:rPr>
+    </w:lvl>
+    <w:lvl w:ilvl="7" w:tplc="04090003" w:tentative="1">
+      <w:start w:val="1"/>
+      <w:numFmt w:val="bullet"/>
+      <w:lvlText w:val="o"/>
+      <w:lvlJc w:val="left"/>
+      <w:pPr>
+        <w:ind w:left="5760" w:hanging="360"/>
+      </w:pPr>
+      <w:rPr>
+        <w:rFonts w:ascii="Courier New" w:hAnsi="Courier New" w:cs="Courier New" w:hint="default"/>
+      </w:rPr>
+    </w:lvl>
+    <w:lvl w:ilvl="8" w:tplc="04090005" w:tentative="1">
+      <w:start w:val="1"/>
+      <w:numFmt w:val="bullet"/>
+      <w:lvlText w:val=""/>
+      <w:lvlJc w:val="left"/>
+      <w:pPr>
+        <w:ind w:left="6480" w:hanging="360"/>
+      </w:pPr>
+      <w:rPr>
+        <w:rFonts w:ascii="Wingdings" w:hAnsi="Wingdings" w:hint="default"/>
+      </w:rPr>
+    </w:lvl>
+  </w:abstractNum>
+  <w:abstractNum w:abstractNumId="9" w15:restartNumberingAfterBreak="0">
     <w:nsid w:val="46A56468"/>
     <w:multiLevelType w:val="hybridMultilevel"/>
     <w:tmpl w:val="49F6BF04"/>
@@ -10536,6 +8765,607 @@
       <w:numFmt w:val="decimal"/>
       <w:lvlText w:val=""/>
       <w:lvlJc w:val="left"/>
+    </w:lvl>
+  </w:abstractNum>
+  <w:abstractNum w:abstractNumId="10" w15:restartNumberingAfterBreak="0">
+    <w:nsid w:val="5E4E1F3C"/>
+    <w:multiLevelType w:val="hybridMultilevel"/>
+    <w:tmpl w:val="06CCFC10"/>
+    <w:lvl w:ilvl="0" w:tplc="04090001">
+      <w:start w:val="1"/>
+      <w:numFmt w:val="bullet"/>
+      <w:lvlText w:val=""/>
+      <w:lvlJc w:val="left"/>
+      <w:pPr>
+        <w:ind w:left="720" w:hanging="360"/>
+      </w:pPr>
+      <w:rPr>
+        <w:rFonts w:ascii="Symbol" w:hAnsi="Symbol" w:hint="default"/>
+      </w:rPr>
+    </w:lvl>
+    <w:lvl w:ilvl="1" w:tplc="04090003" w:tentative="1">
+      <w:start w:val="1"/>
+      <w:numFmt w:val="bullet"/>
+      <w:lvlText w:val="o"/>
+      <w:lvlJc w:val="left"/>
+      <w:pPr>
+        <w:ind w:left="1440" w:hanging="360"/>
+      </w:pPr>
+      <w:rPr>
+        <w:rFonts w:ascii="Courier New" w:hAnsi="Courier New" w:cs="Courier New" w:hint="default"/>
+      </w:rPr>
+    </w:lvl>
+    <w:lvl w:ilvl="2" w:tplc="04090005" w:tentative="1">
+      <w:start w:val="1"/>
+      <w:numFmt w:val="bullet"/>
+      <w:lvlText w:val=""/>
+      <w:lvlJc w:val="left"/>
+      <w:pPr>
+        <w:ind w:left="2160" w:hanging="360"/>
+      </w:pPr>
+      <w:rPr>
+        <w:rFonts w:ascii="Wingdings" w:hAnsi="Wingdings" w:hint="default"/>
+      </w:rPr>
+    </w:lvl>
+    <w:lvl w:ilvl="3" w:tplc="04090001" w:tentative="1">
+      <w:start w:val="1"/>
+      <w:numFmt w:val="bullet"/>
+      <w:lvlText w:val=""/>
+      <w:lvlJc w:val="left"/>
+      <w:pPr>
+        <w:ind w:left="2880" w:hanging="360"/>
+      </w:pPr>
+      <w:rPr>
+        <w:rFonts w:ascii="Symbol" w:hAnsi="Symbol" w:hint="default"/>
+      </w:rPr>
+    </w:lvl>
+    <w:lvl w:ilvl="4" w:tplc="04090003" w:tentative="1">
+      <w:start w:val="1"/>
+      <w:numFmt w:val="bullet"/>
+      <w:lvlText w:val="o"/>
+      <w:lvlJc w:val="left"/>
+      <w:pPr>
+        <w:ind w:left="3600" w:hanging="360"/>
+      </w:pPr>
+      <w:rPr>
+        <w:rFonts w:ascii="Courier New" w:hAnsi="Courier New" w:cs="Courier New" w:hint="default"/>
+      </w:rPr>
+    </w:lvl>
+    <w:lvl w:ilvl="5" w:tplc="04090005" w:tentative="1">
+      <w:start w:val="1"/>
+      <w:numFmt w:val="bullet"/>
+      <w:lvlText w:val=""/>
+      <w:lvlJc w:val="left"/>
+      <w:pPr>
+        <w:ind w:left="4320" w:hanging="360"/>
+      </w:pPr>
+      <w:rPr>
+        <w:rFonts w:ascii="Wingdings" w:hAnsi="Wingdings" w:hint="default"/>
+      </w:rPr>
+    </w:lvl>
+    <w:lvl w:ilvl="6" w:tplc="04090001" w:tentative="1">
+      <w:start w:val="1"/>
+      <w:numFmt w:val="bullet"/>
+      <w:lvlText w:val=""/>
+      <w:lvlJc w:val="left"/>
+      <w:pPr>
+        <w:ind w:left="5040" w:hanging="360"/>
+      </w:pPr>
+      <w:rPr>
+        <w:rFonts w:ascii="Symbol" w:hAnsi="Symbol" w:hint="default"/>
+      </w:rPr>
+    </w:lvl>
+    <w:lvl w:ilvl="7" w:tplc="04090003" w:tentative="1">
+      <w:start w:val="1"/>
+      <w:numFmt w:val="bullet"/>
+      <w:lvlText w:val="o"/>
+      <w:lvlJc w:val="left"/>
+      <w:pPr>
+        <w:ind w:left="5760" w:hanging="360"/>
+      </w:pPr>
+      <w:rPr>
+        <w:rFonts w:ascii="Courier New" w:hAnsi="Courier New" w:cs="Courier New" w:hint="default"/>
+      </w:rPr>
+    </w:lvl>
+    <w:lvl w:ilvl="8" w:tplc="04090005" w:tentative="1">
+      <w:start w:val="1"/>
+      <w:numFmt w:val="bullet"/>
+      <w:lvlText w:val=""/>
+      <w:lvlJc w:val="left"/>
+      <w:pPr>
+        <w:ind w:left="6480" w:hanging="360"/>
+      </w:pPr>
+      <w:rPr>
+        <w:rFonts w:ascii="Wingdings" w:hAnsi="Wingdings" w:hint="default"/>
+      </w:rPr>
+    </w:lvl>
+  </w:abstractNum>
+  <w:abstractNum w:abstractNumId="11" w15:restartNumberingAfterBreak="0">
+    <w:nsid w:val="67F14700"/>
+    <w:multiLevelType w:val="hybridMultilevel"/>
+    <w:tmpl w:val="FF1EDDE8"/>
+    <w:lvl w:ilvl="0" w:tplc="04090001">
+      <w:start w:val="1"/>
+      <w:numFmt w:val="bullet"/>
+      <w:lvlText w:val=""/>
+      <w:lvlJc w:val="left"/>
+      <w:pPr>
+        <w:ind w:left="720" w:hanging="360"/>
+      </w:pPr>
+      <w:rPr>
+        <w:rFonts w:ascii="Symbol" w:hAnsi="Symbol" w:hint="default"/>
+      </w:rPr>
+    </w:lvl>
+    <w:lvl w:ilvl="1" w:tplc="04090003" w:tentative="1">
+      <w:start w:val="1"/>
+      <w:numFmt w:val="bullet"/>
+      <w:lvlText w:val="o"/>
+      <w:lvlJc w:val="left"/>
+      <w:pPr>
+        <w:ind w:left="1440" w:hanging="360"/>
+      </w:pPr>
+      <w:rPr>
+        <w:rFonts w:ascii="Courier New" w:hAnsi="Courier New" w:cs="Courier New" w:hint="default"/>
+      </w:rPr>
+    </w:lvl>
+    <w:lvl w:ilvl="2" w:tplc="04090005" w:tentative="1">
+      <w:start w:val="1"/>
+      <w:numFmt w:val="bullet"/>
+      <w:lvlText w:val=""/>
+      <w:lvlJc w:val="left"/>
+      <w:pPr>
+        <w:ind w:left="2160" w:hanging="360"/>
+      </w:pPr>
+      <w:rPr>
+        <w:rFonts w:ascii="Wingdings" w:hAnsi="Wingdings" w:hint="default"/>
+      </w:rPr>
+    </w:lvl>
+    <w:lvl w:ilvl="3" w:tplc="04090001" w:tentative="1">
+      <w:start w:val="1"/>
+      <w:numFmt w:val="bullet"/>
+      <w:lvlText w:val=""/>
+      <w:lvlJc w:val="left"/>
+      <w:pPr>
+        <w:ind w:left="2880" w:hanging="360"/>
+      </w:pPr>
+      <w:rPr>
+        <w:rFonts w:ascii="Symbol" w:hAnsi="Symbol" w:hint="default"/>
+      </w:rPr>
+    </w:lvl>
+    <w:lvl w:ilvl="4" w:tplc="04090003" w:tentative="1">
+      <w:start w:val="1"/>
+      <w:numFmt w:val="bullet"/>
+      <w:lvlText w:val="o"/>
+      <w:lvlJc w:val="left"/>
+      <w:pPr>
+        <w:ind w:left="3600" w:hanging="360"/>
+      </w:pPr>
+      <w:rPr>
+        <w:rFonts w:ascii="Courier New" w:hAnsi="Courier New" w:cs="Courier New" w:hint="default"/>
+      </w:rPr>
+    </w:lvl>
+    <w:lvl w:ilvl="5" w:tplc="04090005" w:tentative="1">
+      <w:start w:val="1"/>
+      <w:numFmt w:val="bullet"/>
+      <w:lvlText w:val=""/>
+      <w:lvlJc w:val="left"/>
+      <w:pPr>
+        <w:ind w:left="4320" w:hanging="360"/>
+      </w:pPr>
+      <w:rPr>
+        <w:rFonts w:ascii="Wingdings" w:hAnsi="Wingdings" w:hint="default"/>
+      </w:rPr>
+    </w:lvl>
+    <w:lvl w:ilvl="6" w:tplc="04090001" w:tentative="1">
+      <w:start w:val="1"/>
+      <w:numFmt w:val="bullet"/>
+      <w:lvlText w:val=""/>
+      <w:lvlJc w:val="left"/>
+      <w:pPr>
+        <w:ind w:left="5040" w:hanging="360"/>
+      </w:pPr>
+      <w:rPr>
+        <w:rFonts w:ascii="Symbol" w:hAnsi="Symbol" w:hint="default"/>
+      </w:rPr>
+    </w:lvl>
+    <w:lvl w:ilvl="7" w:tplc="04090003" w:tentative="1">
+      <w:start w:val="1"/>
+      <w:numFmt w:val="bullet"/>
+      <w:lvlText w:val="o"/>
+      <w:lvlJc w:val="left"/>
+      <w:pPr>
+        <w:ind w:left="5760" w:hanging="360"/>
+      </w:pPr>
+      <w:rPr>
+        <w:rFonts w:ascii="Courier New" w:hAnsi="Courier New" w:cs="Courier New" w:hint="default"/>
+      </w:rPr>
+    </w:lvl>
+    <w:lvl w:ilvl="8" w:tplc="04090005" w:tentative="1">
+      <w:start w:val="1"/>
+      <w:numFmt w:val="bullet"/>
+      <w:lvlText w:val=""/>
+      <w:lvlJc w:val="left"/>
+      <w:pPr>
+        <w:ind w:left="6480" w:hanging="360"/>
+      </w:pPr>
+      <w:rPr>
+        <w:rFonts w:ascii="Wingdings" w:hAnsi="Wingdings" w:hint="default"/>
+      </w:rPr>
+    </w:lvl>
+  </w:abstractNum>
+  <w:abstractNum w:abstractNumId="12" w15:restartNumberingAfterBreak="0">
+    <w:nsid w:val="71B752B2"/>
+    <w:multiLevelType w:val="hybridMultilevel"/>
+    <w:tmpl w:val="8ECEFE02"/>
+    <w:lvl w:ilvl="0" w:tplc="04090001">
+      <w:start w:val="1"/>
+      <w:numFmt w:val="bullet"/>
+      <w:lvlText w:val=""/>
+      <w:lvlJc w:val="left"/>
+      <w:pPr>
+        <w:ind w:left="720" w:hanging="360"/>
+      </w:pPr>
+      <w:rPr>
+        <w:rFonts w:ascii="Symbol" w:hAnsi="Symbol" w:hint="default"/>
+      </w:rPr>
+    </w:lvl>
+    <w:lvl w:ilvl="1" w:tplc="04090003" w:tentative="1">
+      <w:start w:val="1"/>
+      <w:numFmt w:val="bullet"/>
+      <w:lvlText w:val="o"/>
+      <w:lvlJc w:val="left"/>
+      <w:pPr>
+        <w:ind w:left="1440" w:hanging="360"/>
+      </w:pPr>
+      <w:rPr>
+        <w:rFonts w:ascii="Courier New" w:hAnsi="Courier New" w:cs="Courier New" w:hint="default"/>
+      </w:rPr>
+    </w:lvl>
+    <w:lvl w:ilvl="2" w:tplc="04090005" w:tentative="1">
+      <w:start w:val="1"/>
+      <w:numFmt w:val="bullet"/>
+      <w:lvlText w:val=""/>
+      <w:lvlJc w:val="left"/>
+      <w:pPr>
+        <w:ind w:left="2160" w:hanging="360"/>
+      </w:pPr>
+      <w:rPr>
+        <w:rFonts w:ascii="Wingdings" w:hAnsi="Wingdings" w:hint="default"/>
+      </w:rPr>
+    </w:lvl>
+    <w:lvl w:ilvl="3" w:tplc="04090001" w:tentative="1">
+      <w:start w:val="1"/>
+      <w:numFmt w:val="bullet"/>
+      <w:lvlText w:val=""/>
+      <w:lvlJc w:val="left"/>
+      <w:pPr>
+        <w:ind w:left="2880" w:hanging="360"/>
+      </w:pPr>
+      <w:rPr>
+        <w:rFonts w:ascii="Symbol" w:hAnsi="Symbol" w:hint="default"/>
+      </w:rPr>
+    </w:lvl>
+    <w:lvl w:ilvl="4" w:tplc="04090003" w:tentative="1">
+      <w:start w:val="1"/>
+      <w:numFmt w:val="bullet"/>
+      <w:lvlText w:val="o"/>
+      <w:lvlJc w:val="left"/>
+      <w:pPr>
+        <w:ind w:left="3600" w:hanging="360"/>
+      </w:pPr>
+      <w:rPr>
+        <w:rFonts w:ascii="Courier New" w:hAnsi="Courier New" w:cs="Courier New" w:hint="default"/>
+      </w:rPr>
+    </w:lvl>
+    <w:lvl w:ilvl="5" w:tplc="04090005" w:tentative="1">
+      <w:start w:val="1"/>
+      <w:numFmt w:val="bullet"/>
+      <w:lvlText w:val=""/>
+      <w:lvlJc w:val="left"/>
+      <w:pPr>
+        <w:ind w:left="4320" w:hanging="360"/>
+      </w:pPr>
+      <w:rPr>
+        <w:rFonts w:ascii="Wingdings" w:hAnsi="Wingdings" w:hint="default"/>
+      </w:rPr>
+    </w:lvl>
+    <w:lvl w:ilvl="6" w:tplc="04090001" w:tentative="1">
+      <w:start w:val="1"/>
+      <w:numFmt w:val="bullet"/>
+      <w:lvlText w:val=""/>
+      <w:lvlJc w:val="left"/>
+      <w:pPr>
+        <w:ind w:left="5040" w:hanging="360"/>
+      </w:pPr>
+      <w:rPr>
+        <w:rFonts w:ascii="Symbol" w:hAnsi="Symbol" w:hint="default"/>
+      </w:rPr>
+    </w:lvl>
+    <w:lvl w:ilvl="7" w:tplc="04090003" w:tentative="1">
+      <w:start w:val="1"/>
+      <w:numFmt w:val="bullet"/>
+      <w:lvlText w:val="o"/>
+      <w:lvlJc w:val="left"/>
+      <w:pPr>
+        <w:ind w:left="5760" w:hanging="360"/>
+      </w:pPr>
+      <w:rPr>
+        <w:rFonts w:ascii="Courier New" w:hAnsi="Courier New" w:cs="Courier New" w:hint="default"/>
+      </w:rPr>
+    </w:lvl>
+    <w:lvl w:ilvl="8" w:tplc="04090005" w:tentative="1">
+      <w:start w:val="1"/>
+      <w:numFmt w:val="bullet"/>
+      <w:lvlText w:val=""/>
+      <w:lvlJc w:val="left"/>
+      <w:pPr>
+        <w:ind w:left="6480" w:hanging="360"/>
+      </w:pPr>
+      <w:rPr>
+        <w:rFonts w:ascii="Wingdings" w:hAnsi="Wingdings" w:hint="default"/>
+      </w:rPr>
+    </w:lvl>
+  </w:abstractNum>
+  <w:abstractNum w:abstractNumId="13" w15:restartNumberingAfterBreak="0">
+    <w:nsid w:val="748264CA"/>
+    <w:multiLevelType w:val="multilevel"/>
+    <w:tmpl w:val="BA6685EA"/>
+    <w:lvl w:ilvl="0">
+      <w:start w:val="1"/>
+      <w:numFmt w:val="bullet"/>
+      <w:lvlText w:val=""/>
+      <w:lvlJc w:val="left"/>
+      <w:pPr>
+        <w:tabs>
+          <w:tab w:val="num" w:pos="720"/>
+        </w:tabs>
+        <w:ind w:left="720" w:hanging="360"/>
+      </w:pPr>
+      <w:rPr>
+        <w:rFonts w:ascii="Symbol" w:hAnsi="Symbol" w:hint="default"/>
+        <w:sz w:val="20"/>
+      </w:rPr>
+    </w:lvl>
+    <w:lvl w:ilvl="1" w:tentative="1">
+      <w:start w:val="1"/>
+      <w:numFmt w:val="bullet"/>
+      <w:lvlText w:val="o"/>
+      <w:lvlJc w:val="left"/>
+      <w:pPr>
+        <w:tabs>
+          <w:tab w:val="num" w:pos="1440"/>
+        </w:tabs>
+        <w:ind w:left="1440" w:hanging="360"/>
+      </w:pPr>
+      <w:rPr>
+        <w:rFonts w:ascii="Courier New" w:hAnsi="Courier New" w:hint="default"/>
+        <w:sz w:val="20"/>
+      </w:rPr>
+    </w:lvl>
+    <w:lvl w:ilvl="2" w:tentative="1">
+      <w:start w:val="1"/>
+      <w:numFmt w:val="bullet"/>
+      <w:lvlText w:val=""/>
+      <w:lvlJc w:val="left"/>
+      <w:pPr>
+        <w:tabs>
+          <w:tab w:val="num" w:pos="2160"/>
+        </w:tabs>
+        <w:ind w:left="2160" w:hanging="360"/>
+      </w:pPr>
+      <w:rPr>
+        <w:rFonts w:ascii="Wingdings" w:hAnsi="Wingdings" w:hint="default"/>
+        <w:sz w:val="20"/>
+      </w:rPr>
+    </w:lvl>
+    <w:lvl w:ilvl="3" w:tentative="1">
+      <w:start w:val="1"/>
+      <w:numFmt w:val="bullet"/>
+      <w:lvlText w:val=""/>
+      <w:lvlJc w:val="left"/>
+      <w:pPr>
+        <w:tabs>
+          <w:tab w:val="num" w:pos="2880"/>
+        </w:tabs>
+        <w:ind w:left="2880" w:hanging="360"/>
+      </w:pPr>
+      <w:rPr>
+        <w:rFonts w:ascii="Wingdings" w:hAnsi="Wingdings" w:hint="default"/>
+        <w:sz w:val="20"/>
+      </w:rPr>
+    </w:lvl>
+    <w:lvl w:ilvl="4" w:tentative="1">
+      <w:start w:val="1"/>
+      <w:numFmt w:val="bullet"/>
+      <w:lvlText w:val=""/>
+      <w:lvlJc w:val="left"/>
+      <w:pPr>
+        <w:tabs>
+          <w:tab w:val="num" w:pos="3600"/>
+        </w:tabs>
+        <w:ind w:left="3600" w:hanging="360"/>
+      </w:pPr>
+      <w:rPr>
+        <w:rFonts w:ascii="Wingdings" w:hAnsi="Wingdings" w:hint="default"/>
+        <w:sz w:val="20"/>
+      </w:rPr>
+    </w:lvl>
+    <w:lvl w:ilvl="5" w:tentative="1">
+      <w:start w:val="1"/>
+      <w:numFmt w:val="bullet"/>
+      <w:lvlText w:val=""/>
+      <w:lvlJc w:val="left"/>
+      <w:pPr>
+        <w:tabs>
+          <w:tab w:val="num" w:pos="4320"/>
+        </w:tabs>
+        <w:ind w:left="4320" w:hanging="360"/>
+      </w:pPr>
+      <w:rPr>
+        <w:rFonts w:ascii="Wingdings" w:hAnsi="Wingdings" w:hint="default"/>
+        <w:sz w:val="20"/>
+      </w:rPr>
+    </w:lvl>
+    <w:lvl w:ilvl="6" w:tentative="1">
+      <w:start w:val="1"/>
+      <w:numFmt w:val="bullet"/>
+      <w:lvlText w:val=""/>
+      <w:lvlJc w:val="left"/>
+      <w:pPr>
+        <w:tabs>
+          <w:tab w:val="num" w:pos="5040"/>
+        </w:tabs>
+        <w:ind w:left="5040" w:hanging="360"/>
+      </w:pPr>
+      <w:rPr>
+        <w:rFonts w:ascii="Wingdings" w:hAnsi="Wingdings" w:hint="default"/>
+        <w:sz w:val="20"/>
+      </w:rPr>
+    </w:lvl>
+    <w:lvl w:ilvl="7" w:tentative="1">
+      <w:start w:val="1"/>
+      <w:numFmt w:val="bullet"/>
+      <w:lvlText w:val=""/>
+      <w:lvlJc w:val="left"/>
+      <w:pPr>
+        <w:tabs>
+          <w:tab w:val="num" w:pos="5760"/>
+        </w:tabs>
+        <w:ind w:left="5760" w:hanging="360"/>
+      </w:pPr>
+      <w:rPr>
+        <w:rFonts w:ascii="Wingdings" w:hAnsi="Wingdings" w:hint="default"/>
+        <w:sz w:val="20"/>
+      </w:rPr>
+    </w:lvl>
+    <w:lvl w:ilvl="8" w:tentative="1">
+      <w:start w:val="1"/>
+      <w:numFmt w:val="bullet"/>
+      <w:lvlText w:val=""/>
+      <w:lvlJc w:val="left"/>
+      <w:pPr>
+        <w:tabs>
+          <w:tab w:val="num" w:pos="6480"/>
+        </w:tabs>
+        <w:ind w:left="6480" w:hanging="360"/>
+      </w:pPr>
+      <w:rPr>
+        <w:rFonts w:ascii="Wingdings" w:hAnsi="Wingdings" w:hint="default"/>
+        <w:sz w:val="20"/>
+      </w:rPr>
+    </w:lvl>
+  </w:abstractNum>
+  <w:abstractNum w:abstractNumId="14" w15:restartNumberingAfterBreak="0">
+    <w:nsid w:val="7B412D6D"/>
+    <w:multiLevelType w:val="hybridMultilevel"/>
+    <w:tmpl w:val="D6C01B90"/>
+    <w:lvl w:ilvl="0" w:tplc="04090001">
+      <w:start w:val="1"/>
+      <w:numFmt w:val="bullet"/>
+      <w:lvlText w:val=""/>
+      <w:lvlJc w:val="left"/>
+      <w:pPr>
+        <w:ind w:left="720" w:hanging="360"/>
+      </w:pPr>
+      <w:rPr>
+        <w:rFonts w:ascii="Symbol" w:hAnsi="Symbol" w:hint="default"/>
+      </w:rPr>
+    </w:lvl>
+    <w:lvl w:ilvl="1" w:tplc="04090003" w:tentative="1">
+      <w:start w:val="1"/>
+      <w:numFmt w:val="bullet"/>
+      <w:lvlText w:val="o"/>
+      <w:lvlJc w:val="left"/>
+      <w:pPr>
+        <w:ind w:left="1440" w:hanging="360"/>
+      </w:pPr>
+      <w:rPr>
+        <w:rFonts w:ascii="Courier New" w:hAnsi="Courier New" w:cs="Courier New" w:hint="default"/>
+      </w:rPr>
+    </w:lvl>
+    <w:lvl w:ilvl="2" w:tplc="04090005" w:tentative="1">
+      <w:start w:val="1"/>
+      <w:numFmt w:val="bullet"/>
+      <w:lvlText w:val=""/>
+      <w:lvlJc w:val="left"/>
+      <w:pPr>
+        <w:ind w:left="2160" w:hanging="360"/>
+      </w:pPr>
+      <w:rPr>
+        <w:rFonts w:ascii="Wingdings" w:hAnsi="Wingdings" w:hint="default"/>
+      </w:rPr>
+    </w:lvl>
+    <w:lvl w:ilvl="3" w:tplc="04090001" w:tentative="1">
+      <w:start w:val="1"/>
+      <w:numFmt w:val="bullet"/>
+      <w:lvlText w:val=""/>
+      <w:lvlJc w:val="left"/>
+      <w:pPr>
+        <w:ind w:left="2880" w:hanging="360"/>
+      </w:pPr>
+      <w:rPr>
+        <w:rFonts w:ascii="Symbol" w:hAnsi="Symbol" w:hint="default"/>
+      </w:rPr>
+    </w:lvl>
+    <w:lvl w:ilvl="4" w:tplc="04090003" w:tentative="1">
+      <w:start w:val="1"/>
+      <w:numFmt w:val="bullet"/>
+      <w:lvlText w:val="o"/>
+      <w:lvlJc w:val="left"/>
+      <w:pPr>
+        <w:ind w:left="3600" w:hanging="360"/>
+      </w:pPr>
+      <w:rPr>
+        <w:rFonts w:ascii="Courier New" w:hAnsi="Courier New" w:cs="Courier New" w:hint="default"/>
+      </w:rPr>
+    </w:lvl>
+    <w:lvl w:ilvl="5" w:tplc="04090005" w:tentative="1">
+      <w:start w:val="1"/>
+      <w:numFmt w:val="bullet"/>
+      <w:lvlText w:val=""/>
+      <w:lvlJc w:val="left"/>
+      <w:pPr>
+        <w:ind w:left="4320" w:hanging="360"/>
+      </w:pPr>
+      <w:rPr>
+        <w:rFonts w:ascii="Wingdings" w:hAnsi="Wingdings" w:hint="default"/>
+      </w:rPr>
+    </w:lvl>
+    <w:lvl w:ilvl="6" w:tplc="04090001" w:tentative="1">
+      <w:start w:val="1"/>
+      <w:numFmt w:val="bullet"/>
+      <w:lvlText w:val=""/>
+      <w:lvlJc w:val="left"/>
+      <w:pPr>
+        <w:ind w:left="5040" w:hanging="360"/>
+      </w:pPr>
+      <w:rPr>
+        <w:rFonts w:ascii="Symbol" w:hAnsi="Symbol" w:hint="default"/>
+      </w:rPr>
+    </w:lvl>
+    <w:lvl w:ilvl="7" w:tplc="04090003" w:tentative="1">
+      <w:start w:val="1"/>
+      <w:numFmt w:val="bullet"/>
+      <w:lvlText w:val="o"/>
+      <w:lvlJc w:val="left"/>
+      <w:pPr>
+        <w:ind w:left="5760" w:hanging="360"/>
+      </w:pPr>
+      <w:rPr>
+        <w:rFonts w:ascii="Courier New" w:hAnsi="Courier New" w:cs="Courier New" w:hint="default"/>
+      </w:rPr>
+    </w:lvl>
+    <w:lvl w:ilvl="8" w:tplc="04090005" w:tentative="1">
+      <w:start w:val="1"/>
+      <w:numFmt w:val="bullet"/>
+      <w:lvlText w:val=""/>
+      <w:lvlJc w:val="left"/>
+      <w:pPr>
+        <w:ind w:left="6480" w:hanging="360"/>
+      </w:pPr>
+      <w:rPr>
+        <w:rFonts w:ascii="Wingdings" w:hAnsi="Wingdings" w:hint="default"/>
+      </w:rPr>
     </w:lvl>
   </w:abstractNum>
   <w:num w:numId="1" w16cid:durableId="1165364487">
@@ -10545,10 +9375,49 @@
     </w:lvlOverride>
   </w:num>
   <w:num w:numId="2" w16cid:durableId="741676880">
-    <w:abstractNumId w:val="1"/>
+    <w:abstractNumId w:val="9"/>
     <w:lvlOverride w:ilvl="0">
       <w:startOverride w:val="1"/>
     </w:lvlOverride>
+  </w:num>
+  <w:num w:numId="3" w16cid:durableId="95947897">
+    <w:abstractNumId w:val="5"/>
+  </w:num>
+  <w:num w:numId="4" w16cid:durableId="672339534">
+    <w:abstractNumId w:val="4"/>
+  </w:num>
+  <w:num w:numId="5" w16cid:durableId="1758090821">
+    <w:abstractNumId w:val="13"/>
+  </w:num>
+  <w:num w:numId="6" w16cid:durableId="1303269609">
+    <w:abstractNumId w:val="7"/>
+  </w:num>
+  <w:num w:numId="7" w16cid:durableId="20858213">
+    <w:abstractNumId w:val="12"/>
+  </w:num>
+  <w:num w:numId="8" w16cid:durableId="1624847926">
+    <w:abstractNumId w:val="11"/>
+  </w:num>
+  <w:num w:numId="9" w16cid:durableId="696808430">
+    <w:abstractNumId w:val="3"/>
+  </w:num>
+  <w:num w:numId="10" w16cid:durableId="274943980">
+    <w:abstractNumId w:val="6"/>
+  </w:num>
+  <w:num w:numId="11" w16cid:durableId="701173952">
+    <w:abstractNumId w:val="8"/>
+  </w:num>
+  <w:num w:numId="12" w16cid:durableId="946155452">
+    <w:abstractNumId w:val="14"/>
+  </w:num>
+  <w:num w:numId="13" w16cid:durableId="1371882127">
+    <w:abstractNumId w:val="2"/>
+  </w:num>
+  <w:num w:numId="14" w16cid:durableId="401372293">
+    <w:abstractNumId w:val="10"/>
+  </w:num>
+  <w:num w:numId="15" w16cid:durableId="1732535489">
+    <w:abstractNumId w:val="1"/>
   </w:num>
 </w:numbering>
 </file>
@@ -10966,6 +9835,7 @@
   </w:style>
   <w:style w:type="paragraph" w:styleId="Heading2">
     <w:name w:val="heading 2"/>
+    <w:link w:val="Heading2Char"/>
     <w:uiPriority w:val="9"/>
     <w:unhideWhenUsed/>
     <w:qFormat/>
@@ -11157,6 +10027,20 @@
     <w:rPr>
       <w:sz w:val="20"/>
       <w:szCs w:val="20"/>
+    </w:rPr>
+  </w:style>
+  <w:style w:type="character" w:customStyle="1" w:styleId="Heading2Char">
+    <w:name w:val="Heading 2 Char"/>
+    <w:basedOn w:val="DefaultParagraphFont"/>
+    <w:link w:val="Heading2"/>
+    <w:uiPriority w:val="9"/>
+    <w:rsid w:val="00CF5750"/>
+    <w:rPr>
+      <w:b/>
+      <w:bCs/>
+      <w:color w:val="2F5496"/>
+      <w:sz w:val="25"/>
+      <w:szCs w:val="25"/>
     </w:rPr>
   </w:style>
 </w:styles>
